--- a/Heyelan_Dijital_Twin_Rapor.docx
+++ b/Heyelan_Dijital_Twin_Rapor.docx
@@ -715,6 +715,369 @@
           </w:p>
         </w:tc>
       </w:tr>
+      <w:tr>
+        <w:tc>
+          <w:tcPr>
+            <w:tcW w:type="dxa" w:w="2041"/>
+            <w:shd w:val="clear" w:color="auto" w:fill="EEF2F8"/>
+            <w:vAlign w:val="center"/>
+          </w:tcPr>
+          <w:p>
+            <w:pPr>
+              <w:spacing w:after="20" w:before="20"/>
+            </w:pPr>
+            <w:r>
+              <w:rPr>
+                <w:b w:val="0"/>
+                <w:i w:val="0"/>
+                <w:sz w:val="19"/>
+              </w:rPr>
+              <w:t>Pürüzlülük, rölyef, eğrilik, TWI, dereye uzaklık</w:t>
+            </w:r>
+          </w:p>
+        </w:tc>
+        <w:tc>
+          <w:tcPr>
+            <w:tcW w:type="dxa" w:w="3175"/>
+            <w:shd w:val="clear" w:color="auto" w:fill="EEF2F8"/>
+            <w:vAlign w:val="center"/>
+          </w:tcPr>
+          <w:p>
+            <w:pPr>
+              <w:spacing w:after="20" w:before="20"/>
+            </w:pPr>
+            <w:r>
+              <w:rPr>
+                <w:b w:val="0"/>
+                <w:i w:val="0"/>
+                <w:sz w:val="19"/>
+              </w:rPr>
+              <w:t>Copernicus DEM türevleri</w:t>
+            </w:r>
+          </w:p>
+        </w:tc>
+        <w:tc>
+          <w:tcPr>
+            <w:tcW w:type="dxa" w:w="4252"/>
+            <w:shd w:val="clear" w:color="auto" w:fill="EEF2F8"/>
+            <w:vAlign w:val="center"/>
+          </w:tcPr>
+          <w:p>
+            <w:pPr>
+              <w:spacing w:after="20" w:before="20"/>
+            </w:pPr>
+            <w:r>
+              <w:rPr>
+                <w:b w:val="0"/>
+                <w:i w:val="0"/>
+                <w:sz w:val="19"/>
+              </w:rPr>
+              <w:t>Arazinin kırıklılığı ve su toplama</w:t>
+            </w:r>
+          </w:p>
+        </w:tc>
+      </w:tr>
+      <w:tr>
+        <w:tc>
+          <w:tcPr>
+            <w:tcW w:type="dxa" w:w="2041"/>
+            <w:vAlign w:val="center"/>
+          </w:tcPr>
+          <w:p>
+            <w:pPr>
+              <w:spacing w:after="20" w:before="20"/>
+            </w:pPr>
+            <w:r>
+              <w:rPr>
+                <w:b w:val="0"/>
+                <w:i w:val="0"/>
+                <w:sz w:val="19"/>
+              </w:rPr>
+              <w:t>Aktif faya uzaklık</w:t>
+            </w:r>
+          </w:p>
+        </w:tc>
+        <w:tc>
+          <w:tcPr>
+            <w:tcW w:type="dxa" w:w="3175"/>
+            <w:vAlign w:val="center"/>
+          </w:tcPr>
+          <w:p>
+            <w:pPr>
+              <w:spacing w:after="20" w:before="20"/>
+            </w:pPr>
+            <w:r>
+              <w:rPr>
+                <w:b w:val="0"/>
+                <w:i w:val="0"/>
+                <w:sz w:val="19"/>
+              </w:rPr>
+              <w:t>GEM Global Active Faults (açık)</w:t>
+            </w:r>
+          </w:p>
+        </w:tc>
+        <w:tc>
+          <w:tcPr>
+            <w:tcW w:type="dxa" w:w="4252"/>
+            <w:vAlign w:val="center"/>
+          </w:tcPr>
+          <w:p>
+            <w:pPr>
+              <w:spacing w:after="20" w:before="20"/>
+            </w:pPr>
+            <w:r>
+              <w:rPr>
+                <w:b w:val="0"/>
+                <w:i w:val="0"/>
+                <w:sz w:val="19"/>
+              </w:rPr>
+              <w:t>Faya yakın kırıklı kaya — Kocaman’ın en etkili faktörlerinden</w:t>
+            </w:r>
+          </w:p>
+        </w:tc>
+      </w:tr>
+      <w:tr>
+        <w:tc>
+          <w:tcPr>
+            <w:tcW w:type="dxa" w:w="2041"/>
+            <w:shd w:val="clear" w:color="auto" w:fill="EEF2F8"/>
+            <w:vAlign w:val="center"/>
+          </w:tcPr>
+          <w:p>
+            <w:pPr>
+              <w:spacing w:after="20" w:before="20"/>
+            </w:pPr>
+            <w:r>
+              <w:rPr>
+                <w:b w:val="0"/>
+                <w:i w:val="0"/>
+                <w:sz w:val="19"/>
+              </w:rPr>
+              <w:t>Vs30, PGV, MMI, kırılma izi</w:t>
+            </w:r>
+          </w:p>
+        </w:tc>
+        <w:tc>
+          <w:tcPr>
+            <w:tcW w:type="dxa" w:w="3175"/>
+            <w:shd w:val="clear" w:color="auto" w:fill="EEF2F8"/>
+            <w:vAlign w:val="center"/>
+          </w:tcPr>
+          <w:p>
+            <w:pPr>
+              <w:spacing w:after="20" w:before="20"/>
+            </w:pPr>
+            <w:r>
+              <w:rPr>
+                <w:b w:val="0"/>
+                <w:i w:val="0"/>
+                <w:sz w:val="19"/>
+              </w:rPr>
+              <w:t>USGS ShakeMap (2 deprem)</w:t>
+            </w:r>
+          </w:p>
+        </w:tc>
+        <w:tc>
+          <w:tcPr>
+            <w:tcW w:type="dxa" w:w="4252"/>
+            <w:shd w:val="clear" w:color="auto" w:fill="EEF2F8"/>
+            <w:vAlign w:val="center"/>
+          </w:tcPr>
+          <w:p>
+            <w:pPr>
+              <w:spacing w:after="20" w:before="20"/>
+            </w:pPr>
+            <w:r>
+              <w:rPr>
+                <w:b w:val="0"/>
+                <w:i w:val="0"/>
+                <w:sz w:val="19"/>
+              </w:rPr>
+              <w:t>Zemin sınıfı ve sarsıntının diğer ölçüleri</w:t>
+            </w:r>
+          </w:p>
+        </w:tc>
+      </w:tr>
+      <w:tr>
+        <w:tc>
+          <w:tcPr>
+            <w:tcW w:type="dxa" w:w="2041"/>
+            <w:vAlign w:val="center"/>
+          </w:tcPr>
+          <w:p>
+            <w:pPr>
+              <w:spacing w:after="20" w:before="20"/>
+            </w:pPr>
+            <w:r>
+              <w:rPr>
+                <w:b w:val="0"/>
+                <w:i w:val="0"/>
+                <w:sz w:val="19"/>
+              </w:rPr>
+              <w:t>Arazi örtüsü</w:t>
+            </w:r>
+          </w:p>
+        </w:tc>
+        <w:tc>
+          <w:tcPr>
+            <w:tcW w:type="dxa" w:w="3175"/>
+            <w:vAlign w:val="center"/>
+          </w:tcPr>
+          <w:p>
+            <w:pPr>
+              <w:spacing w:after="20" w:before="20"/>
+            </w:pPr>
+            <w:r>
+              <w:rPr>
+                <w:b w:val="0"/>
+                <w:i w:val="0"/>
+                <w:sz w:val="19"/>
+              </w:rPr>
+              <w:t>ESA WorldCover 2021 (10 m)</w:t>
+            </w:r>
+          </w:p>
+        </w:tc>
+        <w:tc>
+          <w:tcPr>
+            <w:tcW w:type="dxa" w:w="4252"/>
+            <w:vAlign w:val="center"/>
+          </w:tcPr>
+          <w:p>
+            <w:pPr>
+              <w:spacing w:after="20" w:before="20"/>
+            </w:pPr>
+            <w:r>
+              <w:rPr>
+                <w:b w:val="0"/>
+                <w:i w:val="0"/>
+                <w:sz w:val="19"/>
+              </w:rPr>
+              <w:t>Orman, çayır, tarım, çıplak alan</w:t>
+            </w:r>
+          </w:p>
+        </w:tc>
+      </w:tr>
+      <w:tr>
+        <w:tc>
+          <w:tcPr>
+            <w:tcW w:type="dxa" w:w="2041"/>
+            <w:shd w:val="clear" w:color="auto" w:fill="EEF2F8"/>
+            <w:vAlign w:val="center"/>
+          </w:tcPr>
+          <w:p>
+            <w:pPr>
+              <w:spacing w:after="20" w:before="20"/>
+            </w:pPr>
+            <w:r>
+              <w:rPr>
+                <w:b w:val="0"/>
+                <w:i w:val="0"/>
+                <w:sz w:val="19"/>
+              </w:rPr>
+              <w:t>Kil / kum oranı</w:t>
+            </w:r>
+          </w:p>
+        </w:tc>
+        <w:tc>
+          <w:tcPr>
+            <w:tcW w:type="dxa" w:w="3175"/>
+            <w:shd w:val="clear" w:color="auto" w:fill="EEF2F8"/>
+            <w:vAlign w:val="center"/>
+          </w:tcPr>
+          <w:p>
+            <w:pPr>
+              <w:spacing w:after="20" w:before="20"/>
+            </w:pPr>
+            <w:r>
+              <w:rPr>
+                <w:b w:val="0"/>
+                <w:i w:val="0"/>
+                <w:sz w:val="19"/>
+              </w:rPr>
+              <w:t>ISRIC SoilGrids 2.0 (250 m)</w:t>
+            </w:r>
+          </w:p>
+        </w:tc>
+        <w:tc>
+          <w:tcPr>
+            <w:tcW w:type="dxa" w:w="4252"/>
+            <w:shd w:val="clear" w:color="auto" w:fill="EEF2F8"/>
+            <w:vAlign w:val="center"/>
+          </w:tcPr>
+          <w:p>
+            <w:pPr>
+              <w:spacing w:after="20" w:before="20"/>
+            </w:pPr>
+            <w:r>
+              <w:rPr>
+                <w:b w:val="0"/>
+                <w:i w:val="0"/>
+                <w:sz w:val="19"/>
+              </w:rPr>
+              <w:t>Yüzey zeminin dokusu</w:t>
+            </w:r>
+          </w:p>
+        </w:tc>
+      </w:tr>
+      <w:tr>
+        <w:tc>
+          <w:tcPr>
+            <w:tcW w:type="dxa" w:w="2041"/>
+            <w:vAlign w:val="center"/>
+          </w:tcPr>
+          <w:p>
+            <w:pPr>
+              <w:spacing w:after="20" w:before="20"/>
+            </w:pPr>
+            <w:r>
+              <w:rPr>
+                <w:b w:val="0"/>
+                <w:i w:val="0"/>
+                <w:sz w:val="19"/>
+              </w:rPr>
+              <w:t>İvme kayıtları</w:t>
+            </w:r>
+          </w:p>
+        </w:tc>
+        <w:tc>
+          <w:tcPr>
+            <w:tcW w:type="dxa" w:w="3175"/>
+            <w:vAlign w:val="center"/>
+          </w:tcPr>
+          <w:p>
+            <w:pPr>
+              <w:spacing w:after="20" w:before="20"/>
+            </w:pPr>
+            <w:r>
+              <w:rPr>
+                <w:b w:val="0"/>
+                <w:i w:val="0"/>
+                <w:sz w:val="19"/>
+              </w:rPr>
+              <w:t>AFAD TK ağı, ESM veritabanı (136 kayıt)</w:t>
+            </w:r>
+          </w:p>
+        </w:tc>
+        <w:tc>
+          <w:tcPr>
+            <w:tcW w:type="dxa" w:w="4252"/>
+            <w:vAlign w:val="center"/>
+          </w:tcPr>
+          <w:p>
+            <w:pPr>
+              <w:spacing w:after="20" w:before="20"/>
+            </w:pPr>
+            <w:r>
+              <w:rPr>
+                <w:b w:val="0"/>
+                <w:i w:val="0"/>
+                <w:sz w:val="19"/>
+              </w:rPr>
+              <w:t>Kayma simülasyonu (zaman-tanım Newmark)</w:t>
+            </w:r>
+          </w:p>
+        </w:tc>
+      </w:tr>
     </w:tbl>
     <w:p>
       <w:pPr>
@@ -909,7 +1272,7 @@
           <w:b w:val="0"/>
           <w:i w:val="0"/>
         </w:rPr>
-        <w:t>PINN (Physics-Informed Neural Network) = Fizik-Bilgili Sinir Ağı. Model, 37 öznitelikten (eğim, yükseklik, bakı, PGA, Kᵧ, log Dₙ, litoloji sınıfları ve dayanım parametreleri) her nokta için 0–1 arası bir heyelan olasılığı üretir.</w:t>
+        <w:t>PINN (Physics-Informed Neural Network) = Fizik-Bilgili Sinir Ağı. Model, 54 öznitelikten (eğim, yükseklik, bakı, PGA, Kᵧ, log Dₙ, litoloji sınıfları ve dayanım parametreleri) her nokta için 0–1 arası bir heyelan olasılığı üretir.</w:t>
       </w:r>
     </w:p>
     <w:p>
@@ -1213,7 +1576,7 @@
           <w:i w:val="0"/>
           <w:color w:val="1F3864"/>
         </w:rPr>
-        <w:t>≈ 0,38 g</w:t>
+        <w:t>≈ 0,62 g</w:t>
       </w:r>
       <w:r>
         <w:rPr>
@@ -1221,7 +1584,7 @@
           <w:i w:val="0"/>
           <w:color w:val="1F3864"/>
         </w:rPr>
-        <w:t>’de geçiyor (model belirsizliği 0,26–0,48 g). Yani dik yamaçlar, yaklaşık 0,4 g yer ivmesinde heyelan sınıfına geçer.</w:t>
+        <w:t>’de geçiyor (model belirsizliği 0,49–0,75 g). Ayrıca dik yamaçların heyelan lehine dönmeye başladığı eşik (LR = 1) ≈ 0,09 g; bu değer envanterden doğrudan hesaplanan ampirik eşikle (0,09 g) örtüşüyor.</w:t>
       </w:r>
     </w:p>
     <w:p>
@@ -1356,7 +1719,7 @@
                 <w:i w:val="0"/>
                 <w:sz w:val="19"/>
               </w:rPr>
-              <w:t>0,38 g</w:t>
+              <w:t>0,62 g</w:t>
             </w:r>
           </w:p>
         </w:tc>
@@ -1376,7 +1739,7 @@
                 <w:i w:val="0"/>
                 <w:sz w:val="19"/>
               </w:rPr>
-              <w:t>Modeller 0,26–0,48 g; bootstrap %95: 0,37–0,39 g</w:t>
+              <w:t>Modeller 0,49–0,75 g; bootstrap %95: 0,60–0,63 g</w:t>
             </w:r>
           </w:p>
         </w:tc>
@@ -1419,7 +1782,7 @@
                 <w:i w:val="0"/>
                 <w:sz w:val="19"/>
               </w:rPr>
-              <w:t>0,06 g</w:t>
+              <w:t>0,09 g</w:t>
             </w:r>
           </w:p>
         </w:tc>
@@ -1440,7 +1803,7 @@
                 <w:i w:val="0"/>
                 <w:sz w:val="19"/>
               </w:rPr>
-              <w:t>Modeller 0,02–0,10 g</w:t>
+              <w:t>Modeller 0,02–0,18 g</w:t>
             </w:r>
           </w:p>
         </w:tc>
@@ -1775,7 +2138,7 @@
                 <w:i w:val="0"/>
                 <w:sz w:val="19"/>
               </w:rPr>
-              <w:t>0,28 ± 0,07 g</w:t>
+              <w:t>0,45 ± 0,09 g</w:t>
             </w:r>
           </w:p>
         </w:tc>
@@ -1795,7 +2158,7 @@
                 <w:i w:val="0"/>
                 <w:sz w:val="19"/>
               </w:rPr>
-              <w:t>0,29 g</w:t>
+              <w:t>0,45 g</w:t>
             </w:r>
           </w:p>
         </w:tc>
@@ -1815,7 +2178,7 @@
                 <w:i w:val="0"/>
                 <w:sz w:val="19"/>
               </w:rPr>
-              <w:t>0,942</w:t>
+              <w:t>0,966</w:t>
             </w:r>
           </w:p>
         </w:tc>
@@ -1858,7 +2221,7 @@
                 <w:i w:val="0"/>
                 <w:sz w:val="19"/>
               </w:rPr>
-              <w:t>0,24 ± 0,05 g</w:t>
+              <w:t>0,45 ± 0,01 g</w:t>
             </w:r>
           </w:p>
         </w:tc>
@@ -1879,7 +2242,7 @@
                 <w:i w:val="0"/>
                 <w:sz w:val="19"/>
               </w:rPr>
-              <w:t>0,08 g</w:t>
+              <w:t>0,22 g</w:t>
             </w:r>
           </w:p>
         </w:tc>
@@ -1900,7 +2263,7 @@
                 <w:i w:val="0"/>
                 <w:sz w:val="19"/>
               </w:rPr>
-              <w:t>0,940</w:t>
+              <w:t>0,963</w:t>
             </w:r>
           </w:p>
         </w:tc>
@@ -1941,7 +2304,7 @@
                 <w:i w:val="0"/>
                 <w:sz w:val="19"/>
               </w:rPr>
-              <w:t>0,44 ± 0,10 g</w:t>
+              <w:t>0,74 ± 0,06 g</w:t>
             </w:r>
           </w:p>
         </w:tc>
@@ -1961,7 +2324,7 @@
                 <w:i w:val="0"/>
                 <w:sz w:val="19"/>
               </w:rPr>
-              <w:t>0,08 g</w:t>
+              <w:t>0,16 g</w:t>
             </w:r>
           </w:p>
         </w:tc>
@@ -1981,7 +2344,7 @@
                 <w:i w:val="0"/>
                 <w:sz w:val="19"/>
               </w:rPr>
-              <w:t>0,943</w:t>
+              <w:t>0,964</w:t>
             </w:r>
           </w:p>
         </w:tc>
@@ -3003,7 +3366,7 @@
         <w:tc>
           <w:tcPr>
             <w:tcW w:type="dxa" w:w="3175"/>
-            <w:shd w:val="clear" w:color="auto" w:fill="DCE8F5"/>
+            <w:shd w:val="clear" w:color="auto" w:fill="EEF2F8"/>
             <w:vAlign w:val="center"/>
           </w:tcPr>
           <w:p>
@@ -3012,7 +3375,7 @@
             </w:pPr>
             <w:r>
               <w:rPr>
-                <w:b/>
+                <w:b w:val="0"/>
                 <w:i w:val="0"/>
                 <w:sz w:val="19"/>
               </w:rPr>
@@ -3023,7 +3386,7 @@
         <w:tc>
           <w:tcPr>
             <w:tcW w:type="dxa" w:w="1871"/>
-            <w:shd w:val="clear" w:color="auto" w:fill="DCE8F5"/>
+            <w:shd w:val="clear" w:color="auto" w:fill="EEF2F8"/>
             <w:vAlign w:val="center"/>
           </w:tcPr>
           <w:p>
@@ -3033,7 +3396,7 @@
             </w:pPr>
             <w:r>
               <w:rPr>
-                <w:b/>
+                <w:b w:val="0"/>
                 <w:i w:val="0"/>
                 <w:sz w:val="19"/>
               </w:rPr>
@@ -3044,7 +3407,7 @@
         <w:tc>
           <w:tcPr>
             <w:tcW w:type="dxa" w:w="1587"/>
-            <w:shd w:val="clear" w:color="auto" w:fill="DCE8F5"/>
+            <w:shd w:val="clear" w:color="auto" w:fill="EEF2F8"/>
             <w:vAlign w:val="center"/>
           </w:tcPr>
           <w:p>
@@ -3054,7 +3417,7 @@
             </w:pPr>
             <w:r>
               <w:rPr>
-                <w:b/>
+                <w:b w:val="0"/>
                 <w:i w:val="0"/>
                 <w:sz w:val="19"/>
               </w:rPr>
@@ -3065,7 +3428,7 @@
         <w:tc>
           <w:tcPr>
             <w:tcW w:type="dxa" w:w="1247"/>
-            <w:shd w:val="clear" w:color="auto" w:fill="DCE8F5"/>
+            <w:shd w:val="clear" w:color="auto" w:fill="EEF2F8"/>
             <w:vAlign w:val="center"/>
           </w:tcPr>
           <w:p>
@@ -3075,7 +3438,7 @@
             </w:pPr>
             <w:r>
               <w:rPr>
-                <w:b/>
+                <w:b w:val="0"/>
                 <w:i w:val="0"/>
                 <w:sz w:val="19"/>
               </w:rPr>
@@ -3086,7 +3449,7 @@
         <w:tc>
           <w:tcPr>
             <w:tcW w:type="dxa" w:w="1587"/>
-            <w:shd w:val="clear" w:color="auto" w:fill="DCE8F5"/>
+            <w:shd w:val="clear" w:color="auto" w:fill="EEF2F8"/>
             <w:vAlign w:val="center"/>
           </w:tcPr>
           <w:p>
@@ -3096,7 +3459,7 @@
             </w:pPr>
             <w:r>
               <w:rPr>
-                <w:b/>
+                <w:b w:val="0"/>
                 <w:i w:val="0"/>
                 <w:sz w:val="19"/>
               </w:rPr>
@@ -3206,6 +3569,632 @@
           </w:p>
         </w:tc>
       </w:tr>
+      <w:tr>
+        <w:tc>
+          <w:tcPr>
+            <w:tcW w:type="dxa" w:w="3175"/>
+            <w:shd w:val="clear" w:color="auto" w:fill="EEF2F8"/>
+            <w:vAlign w:val="center"/>
+          </w:tcPr>
+          <w:p>
+            <w:pPr>
+              <w:spacing w:after="20" w:before="20"/>
+            </w:pPr>
+            <w:r>
+              <w:rPr>
+                <w:b w:val="0"/>
+                <w:i w:val="0"/>
+                <w:sz w:val="19"/>
+              </w:rPr>
+              <w:t>Lojistik regresyon + katmanlar</w:t>
+            </w:r>
+          </w:p>
+        </w:tc>
+        <w:tc>
+          <w:tcPr>
+            <w:tcW w:type="dxa" w:w="1871"/>
+            <w:shd w:val="clear" w:color="auto" w:fill="EEF2F8"/>
+            <w:vAlign w:val="center"/>
+          </w:tcPr>
+          <w:p>
+            <w:pPr>
+              <w:spacing w:after="20" w:before="20"/>
+              <w:jc w:val="right"/>
+            </w:pPr>
+            <w:r>
+              <w:rPr>
+                <w:b w:val="0"/>
+                <w:i w:val="0"/>
+                <w:sz w:val="19"/>
+              </w:rPr>
+              <w:t>0,965 ± 0,011</w:t>
+            </w:r>
+          </w:p>
+        </w:tc>
+        <w:tc>
+          <w:tcPr>
+            <w:tcW w:type="dxa" w:w="1587"/>
+            <w:shd w:val="clear" w:color="auto" w:fill="EEF2F8"/>
+            <w:vAlign w:val="center"/>
+          </w:tcPr>
+          <w:p>
+            <w:pPr>
+              <w:spacing w:after="20" w:before="20"/>
+              <w:jc w:val="right"/>
+            </w:pPr>
+            <w:r>
+              <w:rPr>
+                <w:b w:val="0"/>
+                <w:i w:val="0"/>
+                <w:sz w:val="19"/>
+              </w:rPr>
+              <w:t>0,903</w:t>
+            </w:r>
+          </w:p>
+        </w:tc>
+        <w:tc>
+          <w:tcPr>
+            <w:tcW w:type="dxa" w:w="1247"/>
+            <w:shd w:val="clear" w:color="auto" w:fill="EEF2F8"/>
+            <w:vAlign w:val="center"/>
+          </w:tcPr>
+          <w:p>
+            <w:pPr>
+              <w:spacing w:after="20" w:before="20"/>
+              <w:jc w:val="right"/>
+            </w:pPr>
+            <w:r>
+              <w:rPr>
+                <w:b w:val="0"/>
+                <w:i w:val="0"/>
+                <w:sz w:val="19"/>
+              </w:rPr>
+              <w:t>0,832</w:t>
+            </w:r>
+          </w:p>
+        </w:tc>
+        <w:tc>
+          <w:tcPr>
+            <w:tcW w:type="dxa" w:w="1587"/>
+            <w:shd w:val="clear" w:color="auto" w:fill="EEF2F8"/>
+            <w:vAlign w:val="center"/>
+          </w:tcPr>
+          <w:p>
+            <w:pPr>
+              <w:spacing w:after="20" w:before="20"/>
+              <w:jc w:val="right"/>
+            </w:pPr>
+            <w:r>
+              <w:rPr>
+                <w:b w:val="0"/>
+                <w:i w:val="0"/>
+                <w:sz w:val="19"/>
+              </w:rPr>
+              <w:t>%0,0</w:t>
+            </w:r>
+          </w:p>
+        </w:tc>
+      </w:tr>
+      <w:tr>
+        <w:tc>
+          <w:tcPr>
+            <w:tcW w:type="dxa" w:w="3175"/>
+            <w:vAlign w:val="center"/>
+          </w:tcPr>
+          <w:p>
+            <w:pPr>
+              <w:spacing w:after="20" w:before="20"/>
+            </w:pPr>
+            <w:r>
+              <w:rPr>
+                <w:b w:val="0"/>
+                <w:i w:val="0"/>
+                <w:sz w:val="19"/>
+              </w:rPr>
+              <w:t>Random Forest + katmanlar</w:t>
+            </w:r>
+          </w:p>
+        </w:tc>
+        <w:tc>
+          <w:tcPr>
+            <w:tcW w:type="dxa" w:w="1871"/>
+            <w:vAlign w:val="center"/>
+          </w:tcPr>
+          <w:p>
+            <w:pPr>
+              <w:spacing w:after="20" w:before="20"/>
+              <w:jc w:val="right"/>
+            </w:pPr>
+            <w:r>
+              <w:rPr>
+                <w:b w:val="0"/>
+                <w:i w:val="0"/>
+                <w:sz w:val="19"/>
+              </w:rPr>
+              <w:t>0,966 ± 0,009</w:t>
+            </w:r>
+          </w:p>
+        </w:tc>
+        <w:tc>
+          <w:tcPr>
+            <w:tcW w:type="dxa" w:w="1587"/>
+            <w:vAlign w:val="center"/>
+          </w:tcPr>
+          <w:p>
+            <w:pPr>
+              <w:spacing w:after="20" w:before="20"/>
+              <w:jc w:val="right"/>
+            </w:pPr>
+            <w:r>
+              <w:rPr>
+                <w:b w:val="0"/>
+                <w:i w:val="0"/>
+                <w:sz w:val="19"/>
+              </w:rPr>
+              <w:t>0,905</w:t>
+            </w:r>
+          </w:p>
+        </w:tc>
+        <w:tc>
+          <w:tcPr>
+            <w:tcW w:type="dxa" w:w="1247"/>
+            <w:vAlign w:val="center"/>
+          </w:tcPr>
+          <w:p>
+            <w:pPr>
+              <w:spacing w:after="20" w:before="20"/>
+              <w:jc w:val="right"/>
+            </w:pPr>
+            <w:r>
+              <w:rPr>
+                <w:b w:val="0"/>
+                <w:i w:val="0"/>
+                <w:sz w:val="19"/>
+              </w:rPr>
+              <w:t>0,836</w:t>
+            </w:r>
+          </w:p>
+        </w:tc>
+        <w:tc>
+          <w:tcPr>
+            <w:tcW w:type="dxa" w:w="1587"/>
+            <w:vAlign w:val="center"/>
+          </w:tcPr>
+          <w:p>
+            <w:pPr>
+              <w:spacing w:after="20" w:before="20"/>
+              <w:jc w:val="right"/>
+            </w:pPr>
+            <w:r>
+              <w:rPr>
+                <w:b w:val="0"/>
+                <w:i w:val="0"/>
+                <w:sz w:val="19"/>
+              </w:rPr>
+              <w:t>%18,2</w:t>
+            </w:r>
+          </w:p>
+        </w:tc>
+      </w:tr>
+      <w:tr>
+        <w:tc>
+          <w:tcPr>
+            <w:tcW w:type="dxa" w:w="3175"/>
+            <w:shd w:val="clear" w:color="auto" w:fill="EEF2F8"/>
+            <w:vAlign w:val="center"/>
+          </w:tcPr>
+          <w:p>
+            <w:pPr>
+              <w:spacing w:after="20" w:before="20"/>
+            </w:pPr>
+            <w:r>
+              <w:rPr>
+                <w:b w:val="0"/>
+                <w:i w:val="0"/>
+                <w:sz w:val="19"/>
+              </w:rPr>
+              <w:t>Gradient Boosting + katmanlar</w:t>
+            </w:r>
+          </w:p>
+        </w:tc>
+        <w:tc>
+          <w:tcPr>
+            <w:tcW w:type="dxa" w:w="1871"/>
+            <w:shd w:val="clear" w:color="auto" w:fill="EEF2F8"/>
+            <w:vAlign w:val="center"/>
+          </w:tcPr>
+          <w:p>
+            <w:pPr>
+              <w:spacing w:after="20" w:before="20"/>
+              <w:jc w:val="right"/>
+            </w:pPr>
+            <w:r>
+              <w:rPr>
+                <w:b w:val="0"/>
+                <w:i w:val="0"/>
+                <w:sz w:val="19"/>
+              </w:rPr>
+              <w:t>0,964 ± 0,010</w:t>
+            </w:r>
+          </w:p>
+        </w:tc>
+        <w:tc>
+          <w:tcPr>
+            <w:tcW w:type="dxa" w:w="1587"/>
+            <w:shd w:val="clear" w:color="auto" w:fill="EEF2F8"/>
+            <w:vAlign w:val="center"/>
+          </w:tcPr>
+          <w:p>
+            <w:pPr>
+              <w:spacing w:after="20" w:before="20"/>
+              <w:jc w:val="right"/>
+            </w:pPr>
+            <w:r>
+              <w:rPr>
+                <w:b w:val="0"/>
+                <w:i w:val="0"/>
+                <w:sz w:val="19"/>
+              </w:rPr>
+              <w:t>0,903</w:t>
+            </w:r>
+          </w:p>
+        </w:tc>
+        <w:tc>
+          <w:tcPr>
+            <w:tcW w:type="dxa" w:w="1247"/>
+            <w:shd w:val="clear" w:color="auto" w:fill="EEF2F8"/>
+            <w:vAlign w:val="center"/>
+          </w:tcPr>
+          <w:p>
+            <w:pPr>
+              <w:spacing w:after="20" w:before="20"/>
+              <w:jc w:val="right"/>
+            </w:pPr>
+            <w:r>
+              <w:rPr>
+                <w:b w:val="0"/>
+                <w:i w:val="0"/>
+                <w:sz w:val="19"/>
+              </w:rPr>
+              <w:t>0,828</w:t>
+            </w:r>
+          </w:p>
+        </w:tc>
+        <w:tc>
+          <w:tcPr>
+            <w:tcW w:type="dxa" w:w="1587"/>
+            <w:shd w:val="clear" w:color="auto" w:fill="EEF2F8"/>
+            <w:vAlign w:val="center"/>
+          </w:tcPr>
+          <w:p>
+            <w:pPr>
+              <w:spacing w:after="20" w:before="20"/>
+              <w:jc w:val="right"/>
+            </w:pPr>
+            <w:r>
+              <w:rPr>
+                <w:b w:val="0"/>
+                <w:i w:val="0"/>
+                <w:sz w:val="19"/>
+              </w:rPr>
+              <w:t>%31,6</w:t>
+            </w:r>
+          </w:p>
+        </w:tc>
+      </w:tr>
+      <w:tr>
+        <w:tc>
+          <w:tcPr>
+            <w:tcW w:type="dxa" w:w="3175"/>
+            <w:vAlign w:val="center"/>
+          </w:tcPr>
+          <w:p>
+            <w:pPr>
+              <w:spacing w:after="20" w:before="20"/>
+            </w:pPr>
+            <w:r>
+              <w:rPr>
+                <w:b w:val="0"/>
+                <w:i w:val="0"/>
+                <w:sz w:val="19"/>
+              </w:rPr>
+              <w:t>GBM + monoton kısıt + katmanlar</w:t>
+            </w:r>
+          </w:p>
+        </w:tc>
+        <w:tc>
+          <w:tcPr>
+            <w:tcW w:type="dxa" w:w="1871"/>
+            <w:vAlign w:val="center"/>
+          </w:tcPr>
+          <w:p>
+            <w:pPr>
+              <w:spacing w:after="20" w:before="20"/>
+              <w:jc w:val="right"/>
+            </w:pPr>
+            <w:r>
+              <w:rPr>
+                <w:b w:val="0"/>
+                <w:i w:val="0"/>
+                <w:sz w:val="19"/>
+              </w:rPr>
+              <w:t>0,966 ± 0,010</w:t>
+            </w:r>
+          </w:p>
+        </w:tc>
+        <w:tc>
+          <w:tcPr>
+            <w:tcW w:type="dxa" w:w="1587"/>
+            <w:vAlign w:val="center"/>
+          </w:tcPr>
+          <w:p>
+            <w:pPr>
+              <w:spacing w:after="20" w:before="20"/>
+              <w:jc w:val="right"/>
+            </w:pPr>
+            <w:r>
+              <w:rPr>
+                <w:b w:val="0"/>
+                <w:i w:val="0"/>
+                <w:sz w:val="19"/>
+              </w:rPr>
+              <w:t>0,906</w:t>
+            </w:r>
+          </w:p>
+        </w:tc>
+        <w:tc>
+          <w:tcPr>
+            <w:tcW w:type="dxa" w:w="1247"/>
+            <w:vAlign w:val="center"/>
+          </w:tcPr>
+          <w:p>
+            <w:pPr>
+              <w:spacing w:after="20" w:before="20"/>
+              <w:jc w:val="right"/>
+            </w:pPr>
+            <w:r>
+              <w:rPr>
+                <w:b w:val="0"/>
+                <w:i w:val="0"/>
+                <w:sz w:val="19"/>
+              </w:rPr>
+              <w:t>0,833</w:t>
+            </w:r>
+          </w:p>
+        </w:tc>
+        <w:tc>
+          <w:tcPr>
+            <w:tcW w:type="dxa" w:w="1587"/>
+            <w:vAlign w:val="center"/>
+          </w:tcPr>
+          <w:p>
+            <w:pPr>
+              <w:spacing w:after="20" w:before="20"/>
+              <w:jc w:val="right"/>
+            </w:pPr>
+            <w:r>
+              <w:rPr>
+                <w:b w:val="0"/>
+                <w:i w:val="0"/>
+                <w:sz w:val="19"/>
+              </w:rPr>
+              <w:t>%0,0</w:t>
+            </w:r>
+          </w:p>
+        </w:tc>
+      </w:tr>
+      <w:tr>
+        <w:tc>
+          <w:tcPr>
+            <w:tcW w:type="dxa" w:w="3175"/>
+            <w:shd w:val="clear" w:color="auto" w:fill="EEF2F8"/>
+            <w:vAlign w:val="center"/>
+          </w:tcPr>
+          <w:p>
+            <w:pPr>
+              <w:spacing w:after="20" w:before="20"/>
+            </w:pPr>
+            <w:r>
+              <w:rPr>
+                <w:b w:val="0"/>
+                <w:i w:val="0"/>
+                <w:sz w:val="19"/>
+              </w:rPr>
+              <w:t>MLP (fiziksiz) + katmanlar</w:t>
+            </w:r>
+          </w:p>
+        </w:tc>
+        <w:tc>
+          <w:tcPr>
+            <w:tcW w:type="dxa" w:w="1871"/>
+            <w:shd w:val="clear" w:color="auto" w:fill="EEF2F8"/>
+            <w:vAlign w:val="center"/>
+          </w:tcPr>
+          <w:p>
+            <w:pPr>
+              <w:spacing w:after="20" w:before="20"/>
+              <w:jc w:val="right"/>
+            </w:pPr>
+            <w:r>
+              <w:rPr>
+                <w:b w:val="0"/>
+                <w:i w:val="0"/>
+                <w:sz w:val="19"/>
+              </w:rPr>
+              <w:t>0,964 ± 0,013</w:t>
+            </w:r>
+          </w:p>
+        </w:tc>
+        <w:tc>
+          <w:tcPr>
+            <w:tcW w:type="dxa" w:w="1587"/>
+            <w:shd w:val="clear" w:color="auto" w:fill="EEF2F8"/>
+            <w:vAlign w:val="center"/>
+          </w:tcPr>
+          <w:p>
+            <w:pPr>
+              <w:spacing w:after="20" w:before="20"/>
+              <w:jc w:val="right"/>
+            </w:pPr>
+            <w:r>
+              <w:rPr>
+                <w:b w:val="0"/>
+                <w:i w:val="0"/>
+                <w:sz w:val="19"/>
+              </w:rPr>
+              <w:t>0,909</w:t>
+            </w:r>
+          </w:p>
+        </w:tc>
+        <w:tc>
+          <w:tcPr>
+            <w:tcW w:type="dxa" w:w="1247"/>
+            <w:shd w:val="clear" w:color="auto" w:fill="EEF2F8"/>
+            <w:vAlign w:val="center"/>
+          </w:tcPr>
+          <w:p>
+            <w:pPr>
+              <w:spacing w:after="20" w:before="20"/>
+              <w:jc w:val="right"/>
+            </w:pPr>
+            <w:r>
+              <w:rPr>
+                <w:b w:val="0"/>
+                <w:i w:val="0"/>
+                <w:sz w:val="19"/>
+              </w:rPr>
+              <w:t>0,829</w:t>
+            </w:r>
+          </w:p>
+        </w:tc>
+        <w:tc>
+          <w:tcPr>
+            <w:tcW w:type="dxa" w:w="1587"/>
+            <w:shd w:val="clear" w:color="auto" w:fill="EEF2F8"/>
+            <w:vAlign w:val="center"/>
+          </w:tcPr>
+          <w:p>
+            <w:pPr>
+              <w:spacing w:after="20" w:before="20"/>
+              <w:jc w:val="right"/>
+            </w:pPr>
+            <w:r>
+              <w:rPr>
+                <w:b w:val="0"/>
+                <w:i w:val="0"/>
+                <w:sz w:val="19"/>
+              </w:rPr>
+              <w:t>%0,2</w:t>
+            </w:r>
+          </w:p>
+        </w:tc>
+      </w:tr>
+      <w:tr>
+        <w:tc>
+          <w:tcPr>
+            <w:tcW w:type="dxa" w:w="3175"/>
+            <w:shd w:val="clear" w:color="auto" w:fill="DCE8F5"/>
+            <w:vAlign w:val="center"/>
+          </w:tcPr>
+          <w:p>
+            <w:pPr>
+              <w:spacing w:after="20" w:before="20"/>
+            </w:pPr>
+            <w:r>
+              <w:rPr>
+                <w:b/>
+                <w:i w:val="0"/>
+                <w:sz w:val="19"/>
+              </w:rPr>
+              <w:t>PINN v2 (önerilen) + katmanlar</w:t>
+            </w:r>
+          </w:p>
+        </w:tc>
+        <w:tc>
+          <w:tcPr>
+            <w:tcW w:type="dxa" w:w="1871"/>
+            <w:shd w:val="clear" w:color="auto" w:fill="DCE8F5"/>
+            <w:vAlign w:val="center"/>
+          </w:tcPr>
+          <w:p>
+            <w:pPr>
+              <w:spacing w:after="20" w:before="20"/>
+              <w:jc w:val="right"/>
+            </w:pPr>
+            <w:r>
+              <w:rPr>
+                <w:b/>
+                <w:i w:val="0"/>
+                <w:sz w:val="19"/>
+              </w:rPr>
+              <w:t>0,965 ± 0,013</w:t>
+            </w:r>
+          </w:p>
+        </w:tc>
+        <w:tc>
+          <w:tcPr>
+            <w:tcW w:type="dxa" w:w="1587"/>
+            <w:shd w:val="clear" w:color="auto" w:fill="DCE8F5"/>
+            <w:vAlign w:val="center"/>
+          </w:tcPr>
+          <w:p>
+            <w:pPr>
+              <w:spacing w:after="20" w:before="20"/>
+              <w:jc w:val="right"/>
+            </w:pPr>
+            <w:r>
+              <w:rPr>
+                <w:b/>
+                <w:i w:val="0"/>
+                <w:sz w:val="19"/>
+              </w:rPr>
+              <w:t>0,908</w:t>
+            </w:r>
+          </w:p>
+        </w:tc>
+        <w:tc>
+          <w:tcPr>
+            <w:tcW w:type="dxa" w:w="1247"/>
+            <w:shd w:val="clear" w:color="auto" w:fill="DCE8F5"/>
+            <w:vAlign w:val="center"/>
+          </w:tcPr>
+          <w:p>
+            <w:pPr>
+              <w:spacing w:after="20" w:before="20"/>
+              <w:jc w:val="right"/>
+            </w:pPr>
+            <w:r>
+              <w:rPr>
+                <w:b/>
+                <w:i w:val="0"/>
+                <w:sz w:val="19"/>
+              </w:rPr>
+              <w:t>0,829</w:t>
+            </w:r>
+          </w:p>
+        </w:tc>
+        <w:tc>
+          <w:tcPr>
+            <w:tcW w:type="dxa" w:w="1587"/>
+            <w:shd w:val="clear" w:color="auto" w:fill="DCE8F5"/>
+            <w:vAlign w:val="center"/>
+          </w:tcPr>
+          <w:p>
+            <w:pPr>
+              <w:spacing w:after="20" w:before="20"/>
+              <w:jc w:val="right"/>
+            </w:pPr>
+            <w:r>
+              <w:rPr>
+                <w:b/>
+                <w:i w:val="0"/>
+                <w:sz w:val="19"/>
+              </w:rPr>
+              <w:t>%0,0</w:t>
+            </w:r>
+          </w:p>
+        </w:tc>
+      </w:tr>
     </w:tbl>
     <w:p>
       <w:pPr>
@@ -3253,7 +4242,27 @@
           <w:b w:val="0"/>
           <w:i w:val="0"/>
         </w:rPr>
-        <w:t xml:space="preserve"> Fizik kısıtı olmayan modeller (Random Forest, Gradient Boosting, MLP, PINN v1) örneklerin %56–73’ünde, deprem şiddetlendikçe heyelan riskini azaltıyor. PINN v2’de bu oran %0,8.</w:t>
+        <w:t xml:space="preserve"> Fizik kısıtı olmayan modeller (Random Forest, Gradient Boosting, MLP, PINN v1) örneklerin %56–73’ünde, deprem şiddetlendikçe heyelan riskini azaltıyor. PINN v2’de bu oran %0,0.</w:t>
+      </w:r>
+    </w:p>
+    <w:p>
+      <w:pPr>
+        <w:pStyle w:val="ListBullet"/>
+        <w:spacing w:after="60"/>
+      </w:pPr>
+      <w:r>
+        <w:rPr>
+          <w:b/>
+          <w:i w:val="0"/>
+        </w:rPr>
+        <w:t>Açık kaynak katmanlar</w:t>
+      </w:r>
+      <w:r>
+        <w:rPr>
+          <w:b w:val="0"/>
+          <w:i w:val="0"/>
+        </w:rPr>
+        <w:t xml:space="preserve"> (“+ katmanlar” satırları) tüm modellerde ayırma gücünü belirgin artırdı: PINN v2 için AUC 0,947 → 0,965, dik arazide 0,887 → 0,908.</w:t>
       </w:r>
     </w:p>
     <w:p>
@@ -3456,7 +4465,7 @@
                 <w:i w:val="0"/>
                 <w:sz w:val="19"/>
               </w:rPr>
-              <w:t>0,947 ± 0,015</w:t>
+              <w:t>0,965 ± 0,013</w:t>
             </w:r>
           </w:p>
         </w:tc>
@@ -3519,7 +4528,7 @@
                 <w:i w:val="0"/>
                 <w:sz w:val="19"/>
               </w:rPr>
-              <w:t>0,943</w:t>
+              <w:t>0,965</w:t>
             </w:r>
           </w:p>
         </w:tc>
@@ -3581,7 +4590,7 @@
                 <w:i w:val="0"/>
                 <w:sz w:val="19"/>
               </w:rPr>
-              <w:t>0,887</w:t>
+              <w:t>0,911</w:t>
             </w:r>
           </w:p>
         </w:tc>
@@ -3644,7 +4653,7 @@
                 <w:i w:val="0"/>
                 <w:sz w:val="19"/>
               </w:rPr>
-              <w:t>0,88</w:t>
+              <w:t>0,91</w:t>
             </w:r>
           </w:p>
         </w:tc>
@@ -3706,7 +4715,7 @@
                 <w:i w:val="0"/>
                 <w:sz w:val="19"/>
               </w:rPr>
-              <w:t>0,79</w:t>
+              <w:t>0,82</w:t>
             </w:r>
           </w:p>
         </w:tc>
@@ -3726,7 +4735,7 @@
                 <w:i w:val="0"/>
                 <w:sz w:val="19"/>
               </w:rPr>
-              <w:t>Gerçek heyelanların %79’ini yakalıyor</w:t>
+              <w:t>Gerçek heyelanların %82’ini yakalıyor</w:t>
             </w:r>
           </w:p>
         </w:tc>
@@ -3769,7 +4778,7 @@
                 <w:i w:val="0"/>
                 <w:sz w:val="19"/>
               </w:rPr>
-              <w:t>0,79</w:t>
+              <w:t>0,86</w:t>
             </w:r>
           </w:p>
         </w:tc>
@@ -3790,7 +4799,7 @@
                 <w:i w:val="0"/>
                 <w:sz w:val="19"/>
               </w:rPr>
-              <w:t>“Heyelan” dediğinin %79’i gerçekten heyelan</w:t>
+              <w:t>“Heyelan” dediğinin %86’i gerçekten heyelan</w:t>
             </w:r>
           </w:p>
         </w:tc>
@@ -3831,7 +4840,7 @@
                 <w:i w:val="0"/>
                 <w:sz w:val="19"/>
               </w:rPr>
-              <w:t>0,79</w:t>
+              <w:t>0,84</w:t>
             </w:r>
           </w:p>
         </w:tc>
@@ -3894,7 +4903,7 @@
                 <w:i w:val="0"/>
                 <w:sz w:val="19"/>
               </w:rPr>
-              <w:t>%0,6</w:t>
+              <w:t>%0,1</w:t>
             </w:r>
           </w:p>
         </w:tc>
@@ -3933,7 +4942,7 @@
           <w:i w:val="0"/>
           <w:sz w:val="20"/>
         </w:rPr>
-        <w:t>Karar eşiği (0,43) test setinde değil, ayrı doğrulama bölgelerinde F1’i maksimize edecek şekilde seçildi — bu, sonucun “şişirilmediğini” garanti eder.</w:t>
+        <w:t>Karar eşiği (0,41) test setinde değil, ayrı doğrulama bölgelerinde F1’i maksimize edecek şekilde seçildi — bu, sonucun “şişirilmediğini” garanti eder.</w:t>
       </w:r>
     </w:p>
     <w:p>
@@ -3957,7 +4966,7 @@
           <w:b/>
           <w:i w:val="0"/>
         </w:rPr>
-        <w:t>eğim &gt; PGA &gt; yükseklik &gt; litoloji &gt; Kᵧ</w:t>
+        <w:t>yükseklik &gt; PGA &gt; eğim &gt; log_tri &gt; litoloji</w:t>
       </w:r>
       <w:r>
         <w:rPr>
@@ -3975,7 +4984,7 @@
       <w:r>
         <w:drawing>
           <wp:inline xmlns:a="http://schemas.openxmlformats.org/drawingml/2006/main" xmlns:pic="http://schemas.openxmlformats.org/drawingml/2006/picture">
-            <wp:extent cx="5760000" cy="2536065"/>
+            <wp:extent cx="5760000" cy="2525332"/>
             <wp:docPr id="4" name="Picture 4"/>
             <wp:cNvGraphicFramePr>
               <a:graphicFrameLocks noChangeAspect="1"/>
@@ -3996,7 +5005,7 @@
                   <pic:spPr>
                     <a:xfrm>
                       <a:off x="0" y="0"/>
-                      <a:ext cx="5760000" cy="2536065"/>
+                      <a:ext cx="5760000" cy="2525332"/>
                     </a:xfrm>
                     <a:prstGeom prst="rect"/>
                   </pic:spPr>
@@ -4107,7 +5116,7 @@
           <w:b/>
           <w:i w:val="0"/>
         </w:rPr>
-        <w:t>Spearman sıra korelasyonu ρ = 0,88</w:t>
+        <w:t>Spearman sıra korelasyonu ρ = 0,87</w:t>
       </w:r>
       <w:r>
         <w:rPr>
@@ -4747,6 +5756,131 @@
     </w:p>
     <w:p>
       <w:pPr>
+        <w:pStyle w:val="Heading2"/>
+      </w:pPr>
+      <w:r>
+        <w:t>5.6 Gerçek İvme Kayıtlarıyla Kayma Simülasyonu</w:t>
+      </w:r>
+    </w:p>
+    <w:p>
+      <w:r>
+        <w:rPr>
+          <w:b w:val="0"/>
+          <w:i w:val="0"/>
+        </w:rPr>
+        <w:t>6 Şubat depremlerinin AFAD ivme kayıtları ESM veritabanından indirildi (Pazarcık 69, Elbistan 67 istasyon; en büyük PGA 2,25 g). Her heyelan poligonu için en yakın istasyonun kaydı poligonun ShakeMap PGA’sına ölçeklendi ve Newmark kayan blok yöntemi kaydın kendisi üzerinde adım adım çözüldü (Jibson 1993). Böylece her poligonun deprem boyunca kaç cm kaydığı simüle edildi.</w:t>
+      </w:r>
+    </w:p>
+    <w:p>
+      <w:pPr>
+        <w:pStyle w:val="ListBullet"/>
+        <w:spacing w:after="60"/>
+      </w:pPr>
+      <w:r>
+        <w:rPr>
+          <w:b w:val="0"/>
+          <w:i w:val="0"/>
+        </w:rPr>
+        <w:t xml:space="preserve">Poligonların </w:t>
+      </w:r>
+      <w:r>
+        <w:rPr>
+          <w:b/>
+          <w:i w:val="0"/>
+        </w:rPr>
+        <w:t>%21’i</w:t>
+      </w:r>
+      <w:r>
+        <w:rPr>
+          <w:b w:val="0"/>
+          <w:i w:val="0"/>
+        </w:rPr>
+        <w:t xml:space="preserve"> 10 cm eşiğini aşıyor; %94’inde belirleyici olan Pazarcık depremi (Kocaman ve ark. heyelanların çoğunun ilk depremle tetiklendiğini belirtir).</w:t>
+      </w:r>
+    </w:p>
+    <w:p>
+      <w:pPr>
+        <w:pStyle w:val="ListBullet"/>
+        <w:spacing w:after="60"/>
+      </w:pPr>
+      <w:r>
+        <w:rPr>
+          <w:b w:val="0"/>
+          <w:i w:val="0"/>
+        </w:rPr>
+        <w:t>Kaydın kendisiyle hesap, regresyon formülüne göre heyelanları biraz daha iyi ayırıyor (AUC 0,697 vs 0,692; yanlış alarm %4.5 vs %5.9). Saf fizik tek başına yine zayıf; ana neden litoloji proxy’sinden gelen dayanım değerleri.</w:t>
+      </w:r>
+    </w:p>
+    <w:p>
+      <w:pPr>
+        <w:pStyle w:val="ListBullet"/>
+        <w:spacing w:after="60"/>
+      </w:pPr>
+      <w:r>
+        <w:rPr>
+          <w:b w:val="0"/>
+          <w:i w:val="0"/>
+        </w:rPr>
+        <w:t>Uygulamada Harita sayfasındaki “Depremi oynat” düğmesiyle poligonların deprem süresince renk değiştirdiği animasyon izlenebilir.</w:t>
+      </w:r>
+    </w:p>
+    <w:p>
+      <w:pPr>
+        <w:keepNext/>
+        <w:jc w:val="center"/>
+      </w:pPr>
+      <w:r>
+        <w:drawing>
+          <wp:inline xmlns:a="http://schemas.openxmlformats.org/drawingml/2006/main" xmlns:pic="http://schemas.openxmlformats.org/drawingml/2006/picture">
+            <wp:extent cx="5220000" cy="2900000"/>
+            <wp:docPr id="8" name="Picture 8"/>
+            <wp:cNvGraphicFramePr>
+              <a:graphicFrameLocks noChangeAspect="1"/>
+            </wp:cNvGraphicFramePr>
+            <a:graphic>
+              <a:graphicData uri="http://schemas.openxmlformats.org/drawingml/2006/picture">
+                <pic:pic>
+                  <pic:nvPicPr>
+                    <pic:cNvPr id="0" name="newmark_th_pilots.png"/>
+                    <pic:cNvPicPr/>
+                  </pic:nvPicPr>
+                  <pic:blipFill>
+                    <a:blip r:embed="rId16"/>
+                    <a:stretch>
+                      <a:fillRect/>
+                    </a:stretch>
+                  </pic:blipFill>
+                  <pic:spPr>
+                    <a:xfrm>
+                      <a:off x="0" y="0"/>
+                      <a:ext cx="5220000" cy="2900000"/>
+                    </a:xfrm>
+                    <a:prstGeom prst="rect"/>
+                  </pic:spPr>
+                </pic:pic>
+              </a:graphicData>
+            </a:graphic>
+          </wp:inline>
+        </w:drawing>
+      </w:r>
+    </w:p>
+    <w:p>
+      <w:pPr>
+        <w:spacing w:after="200"/>
+        <w:jc w:val="center"/>
+      </w:pPr>
+      <w:r>
+        <w:rPr>
+          <w:b w:val="0"/>
+          <w:i/>
+          <w:color w:val="595959"/>
+          <w:sz w:val="19"/>
+        </w:rPr>
+        <w:t>Şekil 8. Pilot yamaçlarda gerçek ivme kaydıyla hesaplanan kalıcı yer değiştirme.</w:t>
+      </w:r>
+    </w:p>
+    <w:p>
+      <w:pPr>
         <w:pStyle w:val="Heading1"/>
       </w:pPr>
       <w:r>
@@ -4819,7 +5953,7 @@
           <w:b w:val="0"/>
           <w:i w:val="0"/>
         </w:rPr>
-        <w:t xml:space="preserve"> Duyarlılık, litoloji ve yağış katmanları; haritaya tıklayınca o noktanın tahmini.</w:t>
+        <w:t xml:space="preserve"> Duyarlılık haritası; heyelan poligonları, aktif faylar, 2023 kırılma izleri, AFAD istasyonları; PGV, Vs30, faya uzaklık, arazi örtüsü gibi ek katmanlar; tıklanan noktanın tahmini ve deprem boyunca kayma animasyonu.</w:t>
       </w:r>
     </w:p>
     <w:p>
@@ -5063,7 +6197,7 @@
                 <w:i w:val="0"/>
                 <w:sz w:val="19"/>
               </w:rPr>
-              <w:t>0,947 ± 0,015 (aynı model eski yöntemle 0,963)</w:t>
+              <w:t>0,965 ± 0,013 (katmanlar dahil; katmansız PINN v2 eski yöntemle 0,963)</w:t>
             </w:r>
           </w:p>
         </w:tc>
@@ -5184,7 +6318,7 @@
                 <w:i w:val="0"/>
                 <w:sz w:val="19"/>
               </w:rPr>
-              <w:t>İhlal %0,8</w:t>
+              <w:t>İhlal %0,0</w:t>
             </w:r>
           </w:p>
         </w:tc>
@@ -5243,7 +6377,7 @@
                 <w:i w:val="0"/>
                 <w:sz w:val="19"/>
               </w:rPr>
-              <w:t>0,38 g (0,26–0,48 g), Dₙ her PGA’da yeniden hesaplanıyor</w:t>
+              <w:t>0,62 g (0,49–0,75 g), Dₙ her PGA’da yeniden hesaplanıyor</w:t>
             </w:r>
           </w:p>
         </w:tc>
@@ -5426,7 +6560,128 @@
                 <w:i w:val="0"/>
                 <w:sz w:val="19"/>
               </w:rPr>
-              <w:t>Sayısal: Spearman ρ = 0,88</w:t>
+              <w:t>Sayısal: Spearman ρ = 0,87</w:t>
+            </w:r>
+          </w:p>
+        </w:tc>
+      </w:tr>
+      <w:tr>
+        <w:tc>
+          <w:tcPr>
+            <w:tcW w:type="dxa" w:w="1928"/>
+            <w:vAlign w:val="center"/>
+          </w:tcPr>
+          <w:p>
+            <w:pPr>
+              <w:spacing w:after="20" w:before="20"/>
+            </w:pPr>
+            <w:r>
+              <w:rPr>
+                <w:b w:val="0"/>
+                <w:i w:val="0"/>
+                <w:sz w:val="19"/>
+              </w:rPr>
+              <w:t>Ek veri</w:t>
+            </w:r>
+          </w:p>
+        </w:tc>
+        <w:tc>
+          <w:tcPr>
+            <w:tcW w:type="dxa" w:w="3515"/>
+            <w:vAlign w:val="center"/>
+          </w:tcPr>
+          <w:p>
+            <w:pPr>
+              <w:spacing w:after="20" w:before="20"/>
+            </w:pPr>
+            <w:r>
+              <w:rPr>
+                <w:b w:val="0"/>
+                <w:i w:val="0"/>
+                <w:sz w:val="19"/>
+              </w:rPr>
+              <w:t>Eğim, bakı, yükseklik, PGA, litoloji</w:t>
+            </w:r>
+          </w:p>
+        </w:tc>
+        <w:tc>
+          <w:tcPr>
+            <w:tcW w:type="dxa" w:w="4025"/>
+            <w:vAlign w:val="center"/>
+          </w:tcPr>
+          <w:p>
+            <w:pPr>
+              <w:spacing w:after="20" w:before="20"/>
+            </w:pPr>
+            <w:r>
+              <w:rPr>
+                <w:b w:val="0"/>
+                <w:i w:val="0"/>
+                <w:sz w:val="19"/>
+              </w:rPr>
+              <w:t>+ pürüzlülük, rölyef, eğrilik, TWI, faya ve dereye uzaklık, Vs30, arazi örtüsü, kil/kum</w:t>
+            </w:r>
+          </w:p>
+        </w:tc>
+      </w:tr>
+      <w:tr>
+        <w:tc>
+          <w:tcPr>
+            <w:tcW w:type="dxa" w:w="1928"/>
+            <w:shd w:val="clear" w:color="auto" w:fill="EEF2F8"/>
+            <w:vAlign w:val="center"/>
+          </w:tcPr>
+          <w:p>
+            <w:pPr>
+              <w:spacing w:after="20" w:before="20"/>
+            </w:pPr>
+            <w:r>
+              <w:rPr>
+                <w:b w:val="0"/>
+                <w:i w:val="0"/>
+                <w:sz w:val="19"/>
+              </w:rPr>
+              <w:t>İvme kayıtları</w:t>
+            </w:r>
+          </w:p>
+        </w:tc>
+        <w:tc>
+          <w:tcPr>
+            <w:tcW w:type="dxa" w:w="3515"/>
+            <w:shd w:val="clear" w:color="auto" w:fill="EEF2F8"/>
+            <w:vAlign w:val="center"/>
+          </w:tcPr>
+          <w:p>
+            <w:pPr>
+              <w:spacing w:after="20" w:before="20"/>
+            </w:pPr>
+            <w:r>
+              <w:rPr>
+                <w:b w:val="0"/>
+                <w:i w:val="0"/>
+                <w:sz w:val="19"/>
+              </w:rPr>
+              <w:t>Yok (sentetik/regresyon)</w:t>
+            </w:r>
+          </w:p>
+        </w:tc>
+        <w:tc>
+          <w:tcPr>
+            <w:tcW w:type="dxa" w:w="4025"/>
+            <w:shd w:val="clear" w:color="auto" w:fill="EEF2F8"/>
+            <w:vAlign w:val="center"/>
+          </w:tcPr>
+          <w:p>
+            <w:pPr>
+              <w:spacing w:after="20" w:before="20"/>
+            </w:pPr>
+            <w:r>
+              <w:rPr>
+                <w:b w:val="0"/>
+                <w:i w:val="0"/>
+                <w:sz w:val="19"/>
+              </w:rPr>
+              <w:t>136 gerçek AFAD kaydı; poligon bazında kayma simülasyonu</w:t>
             </w:r>
           </w:p>
         </w:tc>
@@ -5485,7 +6740,7 @@
                 <w:i w:val="0"/>
                 <w:sz w:val="19"/>
               </w:rPr>
-              <w:t>Tek komutla tüm analiz; 19 otomatik test</w:t>
+              <w:t>Tek komutla tüm analiz; 21 otomatik test</w:t>
             </w:r>
           </w:p>
         </w:tc>
@@ -5530,7 +6785,7 @@
           <w:b w:val="0"/>
           <w:i w:val="0"/>
         </w:rPr>
-        <w:t xml:space="preserve"> Resmi MTA jeoloji haritası yerine Macrostrat API kullanıldı (~5 km çözünürlük). Dayanım değerleri sınıf ortalamalarıdır. Resmi harita edinilince değiştirilecek; bu, en büyük iyileştirme fırsatıdır.</w:t>
+        <w:t xml:space="preserve"> Resmi MTA jeoloji haritası yerine Macrostrat API kullanıldı (~5 km çözünürlük; duyarlılık haritasındaki dikdörtgen bloklar bunun izidir). Dayanım değerleri sınıf ortalamalarıdır. Resmi harita edinilince değiştirilecek; bu, en büyük iyileştirme fırsatıdır.</w:t>
       </w:r>
     </w:p>
     <w:p>
@@ -5652,7 +6907,7 @@
                 <w:i w:val="0"/>
                 <w:sz w:val="20"/>
               </w:rPr>
-              <w:t>Gerçek verilerle beslenen, fizik + yapay zekâ hibrit bir dijital ikiz; eğitimde görmediği bölgelerde ROC-AUC 0,947 başarımla ve fiziksel olarak tutarlı biçimde, dik yamaçların ≈ 0,38 g PGA’da (belirsizlik 0,26–0,48 g) heyelan sınıfına geçtiğini ortaya koyar.</w:t>
+              <w:t>Gerçek verilerle beslenen, fizik + yapay zekâ hibrit bir dijital ikiz; eğitimde görmediği bölgelerde ROC-AUC 0,965 başarımla ve fiziksel olarak tutarlı biçimde, dik yamaçların ≈ 0,62 g PGA’da (belirsizlik 0,49–0,75 g) heyelan sınıfına geçtiğini; heyelan lehine başlangıcın ise ≈ 0,09 g olduğunu ortaya koyar.</w:t>
             </w:r>
           </w:p>
         </w:tc>
@@ -5663,8 +6918,198 @@
         <w:spacing w:after="40"/>
       </w:pPr>
     </w:p>
+    <w:p>
+      <w:pPr>
+        <w:pStyle w:val="Heading1"/>
+      </w:pPr>
+      <w:r>
+        <w:t>Kaynaklar</w:t>
+      </w:r>
+    </w:p>
+    <w:p>
+      <w:pPr>
+        <w:spacing w:after="60"/>
+        <w:ind w:left="340" w:hanging="340"/>
+      </w:pPr>
+      <w:r>
+        <w:rPr>
+          <w:b w:val="0"/>
+          <w:i w:val="0"/>
+          <w:sz w:val="19"/>
+        </w:rPr>
+        <w:t>Kocaman S., Çetinkaya S., Tunar Özcan N., Karakaş G., Karakaş V.E., Gökçeoğlu C. (2025). Landslides triggered by the 6 February 2023 Kahramanmaraş earthquakes (Türkiye). Turkish Journal of Earth Sciences 34(1): 47–67. https://doi.org/10.55730/1300-0985.1945</w:t>
+      </w:r>
+    </w:p>
+    <w:p>
+      <w:pPr>
+        <w:spacing w:after="60"/>
+        <w:ind w:left="340" w:hanging="340"/>
+      </w:pPr>
+      <w:r>
+        <w:rPr>
+          <w:b w:val="0"/>
+          <w:i w:val="0"/>
+          <w:sz w:val="19"/>
+        </w:rPr>
+        <w:t>Li L., Tang B., Cai F., Wei L., Zhu X., Fan D. (2026). Digital Twin Modeling for Landslide Risk Scenarios in Mountainous Regions. Sensors 26: 421. https://doi.org/10.3390/s26020421</w:t>
+      </w:r>
+    </w:p>
+    <w:p>
+      <w:pPr>
+        <w:spacing w:after="60"/>
+        <w:ind w:left="340" w:hanging="340"/>
+      </w:pPr>
+      <w:r>
+        <w:rPr>
+          <w:b w:val="0"/>
+          <w:i w:val="0"/>
+          <w:sz w:val="19"/>
+        </w:rPr>
+        <w:t>Newmark N.M. (1965). Effects of earthquakes on dams and embankments. Géotechnique 15(2): 139–160.</w:t>
+      </w:r>
+    </w:p>
+    <w:p>
+      <w:pPr>
+        <w:spacing w:after="60"/>
+        <w:ind w:left="340" w:hanging="340"/>
+      </w:pPr>
+      <w:r>
+        <w:rPr>
+          <w:b w:val="0"/>
+          <w:i w:val="0"/>
+          <w:sz w:val="19"/>
+        </w:rPr>
+        <w:t>Jibson R.W. (1993). Predicting earthquake-induced landslide displacements using Newmark’s sliding block analysis. Transportation Research Record 1411: 9–17.</w:t>
+      </w:r>
+    </w:p>
+    <w:p>
+      <w:pPr>
+        <w:spacing w:after="60"/>
+        <w:ind w:left="340" w:hanging="340"/>
+      </w:pPr>
+      <w:r>
+        <w:rPr>
+          <w:b w:val="0"/>
+          <w:i w:val="0"/>
+          <w:sz w:val="19"/>
+        </w:rPr>
+        <w:t>Jibson R.W. (2007). Regression models for estimating coseismic landslide displacement. Engineering Geology 91: 209–218.</w:t>
+      </w:r>
+    </w:p>
+    <w:p>
+      <w:pPr>
+        <w:spacing w:after="60"/>
+        <w:ind w:left="340" w:hanging="340"/>
+      </w:pPr>
+      <w:r>
+        <w:rPr>
+          <w:b w:val="0"/>
+          <w:i w:val="0"/>
+          <w:sz w:val="19"/>
+        </w:rPr>
+        <w:t>Griffiths D.V., Lane P.A. (1999). Slope stability analysis by finite elements. Géotechnique 49(3): 387–403.</w:t>
+      </w:r>
+    </w:p>
+    <w:p>
+      <w:pPr>
+        <w:spacing w:after="60"/>
+        <w:ind w:left="340" w:hanging="340"/>
+      </w:pPr>
+      <w:r>
+        <w:rPr>
+          <w:b w:val="0"/>
+          <w:i w:val="0"/>
+          <w:sz w:val="19"/>
+        </w:rPr>
+        <w:t>Raissi M., Perdikaris P., Karniadakis G.E. (2019). Physics-informed neural networks. Journal of Computational Physics 378: 686–707.</w:t>
+      </w:r>
+    </w:p>
+    <w:p>
+      <w:pPr>
+        <w:spacing w:after="60"/>
+        <w:ind w:left="340" w:hanging="340"/>
+      </w:pPr>
+      <w:r>
+        <w:rPr>
+          <w:b w:val="0"/>
+          <w:i w:val="0"/>
+          <w:sz w:val="19"/>
+        </w:rPr>
+        <w:t>Roberts D.R. ve ark. (2017). Cross-validation strategies for data with temporal, spatial, hierarchical, or phylogenetic structure. Ecography 40: 913–929.</w:t>
+      </w:r>
+    </w:p>
+    <w:p>
+      <w:pPr>
+        <w:spacing w:after="60"/>
+        <w:ind w:left="340" w:hanging="340"/>
+      </w:pPr>
+      <w:r>
+        <w:rPr>
+          <w:b w:val="0"/>
+          <w:i w:val="0"/>
+          <w:sz w:val="19"/>
+        </w:rPr>
+        <w:t>Luzi L. ve ark. Engineering Strong Motion Database (ESM), v3.0. INGV. https://doi.org/10.13127/esm.3 — AFAD Türkiye Ulusal Kuvvetli Yer Hareketi Ağı, https://doi.org/10.7914/SN/TK</w:t>
+      </w:r>
+    </w:p>
+    <w:p>
+      <w:pPr>
+        <w:spacing w:after="60"/>
+        <w:ind w:left="340" w:hanging="340"/>
+      </w:pPr>
+      <w:r>
+        <w:rPr>
+          <w:b w:val="0"/>
+          <w:i w:val="0"/>
+          <w:sz w:val="19"/>
+        </w:rPr>
+        <w:t>Styron R., Pagani M. (2020). The GEM Global Active Faults Database. Earthquake Spectra 36(S1): 160–180.</w:t>
+      </w:r>
+    </w:p>
+    <w:p>
+      <w:pPr>
+        <w:spacing w:after="60"/>
+        <w:ind w:left="340" w:hanging="340"/>
+      </w:pPr>
+      <w:r>
+        <w:rPr>
+          <w:b w:val="0"/>
+          <w:i w:val="0"/>
+          <w:sz w:val="19"/>
+        </w:rPr>
+        <w:t>Zanaga D. ve ark. (2022). ESA WorldCover 10 m 2021 v200. https://doi.org/10.5281/zenodo.7254221</w:t>
+      </w:r>
+    </w:p>
+    <w:p>
+      <w:pPr>
+        <w:spacing w:after="60"/>
+        <w:ind w:left="340" w:hanging="340"/>
+      </w:pPr>
+      <w:r>
+        <w:rPr>
+          <w:b w:val="0"/>
+          <w:i w:val="0"/>
+          <w:sz w:val="19"/>
+        </w:rPr>
+        <w:t>Poggio L. ve ark. (2021). SoilGrids 2.0. SOIL 7: 217–240.</w:t>
+      </w:r>
+    </w:p>
+    <w:p>
+      <w:pPr>
+        <w:spacing w:after="60"/>
+        <w:ind w:left="340" w:hanging="340"/>
+      </w:pPr>
+      <w:r>
+        <w:rPr>
+          <w:b w:val="0"/>
+          <w:i w:val="0"/>
+          <w:sz w:val="19"/>
+        </w:rPr>
+        <w:t>Peters S.E., Husson J.M., Czaplewski J. (2018). Macrostrat. Geochemistry, Geophysics, Geosystems 19: 1393–1409.</w:t>
+      </w:r>
+    </w:p>
     <w:sectPr>
-      <w:footerReference w:type="default" r:id="rId16"/>
+      <w:footerReference w:type="default" r:id="rId17"/>
       <w:pgSz w:w="11906" w:h="16838"/>
       <w:pgMar w:top="1202" w:right="1202" w:bottom="1202" w:left="1202" w:header="720" w:footer="720" w:gutter="0"/>
       <w:cols w:space="720"/>

--- a/Heyelan_Dijital_Twin_Rapor.docx
+++ b/Heyelan_Dijital_Twin_Rapor.docx
@@ -5881,6 +5881,2571 @@
     </w:p>
     <w:p>
       <w:pPr>
+        <w:pStyle w:val="Heading2"/>
+      </w:pPr>
+      <w:r>
+        <w:t>5.7 Envanterin ve Etiketlerin Doğrulanması</w:t>
+      </w:r>
+    </w:p>
+    <w:p>
+      <w:r>
+        <w:rPr>
+          <w:b w:val="0"/>
+          <w:i w:val="0"/>
+        </w:rPr>
+        <w:t>Modelin öğrendiği heyelan envanterinin (Kocaman ve ark. 2025) güvenilirliği üç yoldan sınandı.</w:t>
+      </w:r>
+    </w:p>
+    <w:p>
+      <w:r>
+        <w:rPr>
+          <w:b/>
+          <w:i w:val="0"/>
+        </w:rPr>
+        <w:t>Bağımsız yeniden hesaplama.</w:t>
+      </w:r>
+      <w:r>
+        <w:rPr>
+          <w:b w:val="0"/>
+          <w:i w:val="0"/>
+        </w:rPr>
+        <w:t xml:space="preserve"> Makaledeki sayılar kendi verimizle yeniden üretildi: 2.596 poligon, en küçük 21,8 m², en büyük 8,9625 km², toplam alan 42,9 km² (makalede 68.309 piksel × 25 m ≈ 42,7 km²), ortalama eğim 23,4° (makalede 23,0°) ve arazi örtüsü sıralaması (çayır &gt; ağaç &gt; çıplak) birebir tutuyor. Ortalama yükseklik farkı (makalede 1.148 m) piksel ağırlıklandırmasından kaynaklanıyor: tek bir 8,96 km²’lik heyelan toplam alanın %21’i; heyelan başına ortalama 864 m, alan ağırlıklı 1.106 m.</w:t>
+      </w:r>
+    </w:p>
+    <w:p>
+      <w:r>
+        <w:rPr>
+          <w:b/>
+          <w:i w:val="0"/>
+        </w:rPr>
+        <w:t>Frekans Oranı (FR).</w:t>
+      </w:r>
+      <w:r>
+        <w:rPr>
+          <w:b w:val="0"/>
+          <w:i w:val="0"/>
+        </w:rPr>
+        <w:t xml:space="preserve"> Kocaman ve ark. yöntemiyle hesaplandı. Litoloji FR’si yalnızca Macrostrat PROXY’siyle üretilebildiği için makaledeki MTA tabanlı değerlerle (ör. peridotit 6,70) doğrudan karşılaştırılamaz; asıl tablo MTA haritası gelince üretilecek.</w:t>
+      </w:r>
+    </w:p>
+    <w:tbl>
+      <w:tblPr>
+        <w:tblStyle w:val="TableGrid"/>
+        <w:tblW w:type="auto" w:w="0"/>
+        <w:jc w:val="center"/>
+        <w:tblLayout w:type="fixed"/>
+        <w:tblLook w:firstColumn="1" w:firstRow="1" w:lastColumn="0" w:lastRow="0" w:noHBand="0" w:noVBand="1" w:val="04A0"/>
+        <w:tblBorders>
+          <w:top w:val="single" w:sz="4" w:color="C9CED6"/>
+          <w:left w:val="single" w:sz="4" w:color="C9CED6"/>
+          <w:bottom w:val="single" w:sz="4" w:color="C9CED6"/>
+          <w:right w:val="single" w:sz="4" w:color="C9CED6"/>
+          <w:insideH w:val="single" w:sz="4" w:color="C9CED6"/>
+          <w:insideV w:val="single" w:sz="4" w:color="C9CED6"/>
+        </w:tblBorders>
+      </w:tblPr>
+      <w:tblGrid>
+        <w:gridCol w:w="3167"/>
+        <w:gridCol w:w="3167"/>
+        <w:gridCol w:w="3167"/>
+      </w:tblGrid>
+      <w:tr>
+        <w:tc>
+          <w:tcPr>
+            <w:tcW w:type="dxa" w:w="3969"/>
+            <w:shd w:val="clear" w:color="auto" w:fill="1F3864"/>
+            <w:vAlign w:val="center"/>
+          </w:tcPr>
+          <w:p>
+            <w:pPr>
+              <w:spacing w:after="20" w:before="20"/>
+            </w:pPr>
+            <w:r/>
+            <w:r>
+              <w:rPr>
+                <w:b/>
+                <w:color w:val="FFFFFF"/>
+                <w:sz w:val="17"/>
+              </w:rPr>
+              <w:t>Faktör</w:t>
+            </w:r>
+          </w:p>
+        </w:tc>
+        <w:tc>
+          <w:tcPr>
+            <w:tcW w:type="dxa" w:w="2835"/>
+            <w:shd w:val="clear" w:color="auto" w:fill="1F3864"/>
+            <w:vAlign w:val="center"/>
+          </w:tcPr>
+          <w:p>
+            <w:pPr>
+              <w:spacing w:after="20" w:before="20"/>
+            </w:pPr>
+            <w:r/>
+            <w:r>
+              <w:rPr>
+                <w:b/>
+                <w:color w:val="FFFFFF"/>
+                <w:sz w:val="17"/>
+              </w:rPr>
+              <w:t>Sınıf</w:t>
+            </w:r>
+          </w:p>
+        </w:tc>
+        <w:tc>
+          <w:tcPr>
+            <w:tcW w:type="dxa" w:w="1417"/>
+            <w:shd w:val="clear" w:color="auto" w:fill="1F3864"/>
+            <w:vAlign w:val="center"/>
+          </w:tcPr>
+          <w:p>
+            <w:pPr>
+              <w:spacing w:after="20" w:before="20"/>
+              <w:jc w:val="right"/>
+            </w:pPr>
+            <w:r/>
+            <w:r>
+              <w:rPr>
+                <w:b/>
+                <w:color w:val="FFFFFF"/>
+                <w:sz w:val="17"/>
+              </w:rPr>
+              <w:t>FR</w:t>
+            </w:r>
+          </w:p>
+        </w:tc>
+      </w:tr>
+      <w:tr>
+        <w:tc>
+          <w:tcPr>
+            <w:tcW w:type="dxa" w:w="3969"/>
+            <w:vAlign w:val="center"/>
+          </w:tcPr>
+          <w:p>
+            <w:pPr>
+              <w:spacing w:after="20" w:before="20"/>
+            </w:pPr>
+            <w:r>
+              <w:rPr>
+                <w:b w:val="0"/>
+                <w:i w:val="0"/>
+                <w:sz w:val="17"/>
+              </w:rPr>
+              <w:t>eğim (°)</w:t>
+            </w:r>
+          </w:p>
+        </w:tc>
+        <w:tc>
+          <w:tcPr>
+            <w:tcW w:type="dxa" w:w="2835"/>
+            <w:vAlign w:val="center"/>
+          </w:tcPr>
+          <w:p>
+            <w:pPr>
+              <w:spacing w:after="20" w:before="20"/>
+            </w:pPr>
+            <w:r>
+              <w:rPr>
+                <w:b w:val="0"/>
+                <w:i w:val="0"/>
+                <w:sz w:val="17"/>
+              </w:rPr>
+              <w:t>0–5</w:t>
+            </w:r>
+          </w:p>
+        </w:tc>
+        <w:tc>
+          <w:tcPr>
+            <w:tcW w:type="dxa" w:w="1417"/>
+            <w:vAlign w:val="center"/>
+          </w:tcPr>
+          <w:p>
+            <w:pPr>
+              <w:spacing w:after="20" w:before="20"/>
+              <w:jc w:val="right"/>
+            </w:pPr>
+            <w:r>
+              <w:rPr>
+                <w:b w:val="0"/>
+                <w:i w:val="0"/>
+                <w:sz w:val="17"/>
+              </w:rPr>
+              <w:t>0,06</w:t>
+            </w:r>
+          </w:p>
+        </w:tc>
+      </w:tr>
+      <w:tr>
+        <w:tc>
+          <w:tcPr>
+            <w:tcW w:type="dxa" w:w="3969"/>
+            <w:shd w:val="clear" w:color="auto" w:fill="EEF2F8"/>
+            <w:vAlign w:val="center"/>
+          </w:tcPr>
+          <w:p>
+            <w:pPr>
+              <w:spacing w:after="20" w:before="20"/>
+            </w:pPr>
+            <w:r>
+              <w:rPr>
+                <w:b w:val="0"/>
+                <w:i w:val="0"/>
+                <w:sz w:val="17"/>
+              </w:rPr>
+              <w:t>eğim (°)</w:t>
+            </w:r>
+          </w:p>
+        </w:tc>
+        <w:tc>
+          <w:tcPr>
+            <w:tcW w:type="dxa" w:w="2835"/>
+            <w:shd w:val="clear" w:color="auto" w:fill="EEF2F8"/>
+            <w:vAlign w:val="center"/>
+          </w:tcPr>
+          <w:p>
+            <w:pPr>
+              <w:spacing w:after="20" w:before="20"/>
+            </w:pPr>
+            <w:r>
+              <w:rPr>
+                <w:b w:val="0"/>
+                <w:i w:val="0"/>
+                <w:sz w:val="17"/>
+              </w:rPr>
+              <w:t>5–10</w:t>
+            </w:r>
+          </w:p>
+        </w:tc>
+        <w:tc>
+          <w:tcPr>
+            <w:tcW w:type="dxa" w:w="1417"/>
+            <w:shd w:val="clear" w:color="auto" w:fill="EEF2F8"/>
+            <w:vAlign w:val="center"/>
+          </w:tcPr>
+          <w:p>
+            <w:pPr>
+              <w:spacing w:after="20" w:before="20"/>
+              <w:jc w:val="right"/>
+            </w:pPr>
+            <w:r>
+              <w:rPr>
+                <w:b w:val="0"/>
+                <w:i w:val="0"/>
+                <w:sz w:val="17"/>
+              </w:rPr>
+              <w:t>0,51</w:t>
+            </w:r>
+          </w:p>
+        </w:tc>
+      </w:tr>
+      <w:tr>
+        <w:tc>
+          <w:tcPr>
+            <w:tcW w:type="dxa" w:w="3969"/>
+            <w:vAlign w:val="center"/>
+          </w:tcPr>
+          <w:p>
+            <w:pPr>
+              <w:spacing w:after="20" w:before="20"/>
+            </w:pPr>
+            <w:r>
+              <w:rPr>
+                <w:b w:val="0"/>
+                <w:i w:val="0"/>
+                <w:sz w:val="17"/>
+              </w:rPr>
+              <w:t>eğim (°)</w:t>
+            </w:r>
+          </w:p>
+        </w:tc>
+        <w:tc>
+          <w:tcPr>
+            <w:tcW w:type="dxa" w:w="2835"/>
+            <w:vAlign w:val="center"/>
+          </w:tcPr>
+          <w:p>
+            <w:pPr>
+              <w:spacing w:after="20" w:before="20"/>
+            </w:pPr>
+            <w:r>
+              <w:rPr>
+                <w:b w:val="0"/>
+                <w:i w:val="0"/>
+                <w:sz w:val="17"/>
+              </w:rPr>
+              <w:t>10–15</w:t>
+            </w:r>
+          </w:p>
+        </w:tc>
+        <w:tc>
+          <w:tcPr>
+            <w:tcW w:type="dxa" w:w="1417"/>
+            <w:vAlign w:val="center"/>
+          </w:tcPr>
+          <w:p>
+            <w:pPr>
+              <w:spacing w:after="20" w:before="20"/>
+              <w:jc w:val="right"/>
+            </w:pPr>
+            <w:r>
+              <w:rPr>
+                <w:b w:val="0"/>
+                <w:i w:val="0"/>
+                <w:sz w:val="17"/>
+              </w:rPr>
+              <w:t>1,37</w:t>
+            </w:r>
+          </w:p>
+        </w:tc>
+      </w:tr>
+      <w:tr>
+        <w:tc>
+          <w:tcPr>
+            <w:tcW w:type="dxa" w:w="3969"/>
+            <w:shd w:val="clear" w:color="auto" w:fill="EEF2F8"/>
+            <w:vAlign w:val="center"/>
+          </w:tcPr>
+          <w:p>
+            <w:pPr>
+              <w:spacing w:after="20" w:before="20"/>
+            </w:pPr>
+            <w:r>
+              <w:rPr>
+                <w:b w:val="0"/>
+                <w:i w:val="0"/>
+                <w:sz w:val="17"/>
+              </w:rPr>
+              <w:t>eğim (°)</w:t>
+            </w:r>
+          </w:p>
+        </w:tc>
+        <w:tc>
+          <w:tcPr>
+            <w:tcW w:type="dxa" w:w="2835"/>
+            <w:shd w:val="clear" w:color="auto" w:fill="EEF2F8"/>
+            <w:vAlign w:val="center"/>
+          </w:tcPr>
+          <w:p>
+            <w:pPr>
+              <w:spacing w:after="20" w:before="20"/>
+            </w:pPr>
+            <w:r>
+              <w:rPr>
+                <w:b w:val="0"/>
+                <w:i w:val="0"/>
+                <w:sz w:val="17"/>
+              </w:rPr>
+              <w:t>15–20</w:t>
+            </w:r>
+          </w:p>
+        </w:tc>
+        <w:tc>
+          <w:tcPr>
+            <w:tcW w:type="dxa" w:w="1417"/>
+            <w:shd w:val="clear" w:color="auto" w:fill="EEF2F8"/>
+            <w:vAlign w:val="center"/>
+          </w:tcPr>
+          <w:p>
+            <w:pPr>
+              <w:spacing w:after="20" w:before="20"/>
+              <w:jc w:val="right"/>
+            </w:pPr>
+            <w:r>
+              <w:rPr>
+                <w:b w:val="0"/>
+                <w:i w:val="0"/>
+                <w:sz w:val="17"/>
+              </w:rPr>
+              <w:t>2,16</w:t>
+            </w:r>
+          </w:p>
+        </w:tc>
+      </w:tr>
+      <w:tr>
+        <w:tc>
+          <w:tcPr>
+            <w:tcW w:type="dxa" w:w="3969"/>
+            <w:vAlign w:val="center"/>
+          </w:tcPr>
+          <w:p>
+            <w:pPr>
+              <w:spacing w:after="20" w:before="20"/>
+            </w:pPr>
+            <w:r>
+              <w:rPr>
+                <w:b w:val="0"/>
+                <w:i w:val="0"/>
+                <w:sz w:val="17"/>
+              </w:rPr>
+              <w:t>eğim (°)</w:t>
+            </w:r>
+          </w:p>
+        </w:tc>
+        <w:tc>
+          <w:tcPr>
+            <w:tcW w:type="dxa" w:w="2835"/>
+            <w:vAlign w:val="center"/>
+          </w:tcPr>
+          <w:p>
+            <w:pPr>
+              <w:spacing w:after="20" w:before="20"/>
+            </w:pPr>
+            <w:r>
+              <w:rPr>
+                <w:b w:val="0"/>
+                <w:i w:val="0"/>
+                <w:sz w:val="17"/>
+              </w:rPr>
+              <w:t>20–25</w:t>
+            </w:r>
+          </w:p>
+        </w:tc>
+        <w:tc>
+          <w:tcPr>
+            <w:tcW w:type="dxa" w:w="1417"/>
+            <w:vAlign w:val="center"/>
+          </w:tcPr>
+          <w:p>
+            <w:pPr>
+              <w:spacing w:after="20" w:before="20"/>
+              <w:jc w:val="right"/>
+            </w:pPr>
+            <w:r>
+              <w:rPr>
+                <w:b w:val="0"/>
+                <w:i w:val="0"/>
+                <w:sz w:val="17"/>
+              </w:rPr>
+              <w:t>2,97</w:t>
+            </w:r>
+          </w:p>
+        </w:tc>
+      </w:tr>
+      <w:tr>
+        <w:tc>
+          <w:tcPr>
+            <w:tcW w:type="dxa" w:w="3969"/>
+            <w:shd w:val="clear" w:color="auto" w:fill="EEF2F8"/>
+            <w:vAlign w:val="center"/>
+          </w:tcPr>
+          <w:p>
+            <w:pPr>
+              <w:spacing w:after="20" w:before="20"/>
+            </w:pPr>
+            <w:r>
+              <w:rPr>
+                <w:b w:val="0"/>
+                <w:i w:val="0"/>
+                <w:sz w:val="17"/>
+              </w:rPr>
+              <w:t>eğim (°)</w:t>
+            </w:r>
+          </w:p>
+        </w:tc>
+        <w:tc>
+          <w:tcPr>
+            <w:tcW w:type="dxa" w:w="2835"/>
+            <w:shd w:val="clear" w:color="auto" w:fill="EEF2F8"/>
+            <w:vAlign w:val="center"/>
+          </w:tcPr>
+          <w:p>
+            <w:pPr>
+              <w:spacing w:after="20" w:before="20"/>
+            </w:pPr>
+            <w:r>
+              <w:rPr>
+                <w:b w:val="0"/>
+                <w:i w:val="0"/>
+                <w:sz w:val="17"/>
+              </w:rPr>
+              <w:t>25–30</w:t>
+            </w:r>
+          </w:p>
+        </w:tc>
+        <w:tc>
+          <w:tcPr>
+            <w:tcW w:type="dxa" w:w="1417"/>
+            <w:shd w:val="clear" w:color="auto" w:fill="EEF2F8"/>
+            <w:vAlign w:val="center"/>
+          </w:tcPr>
+          <w:p>
+            <w:pPr>
+              <w:spacing w:after="20" w:before="20"/>
+              <w:jc w:val="right"/>
+            </w:pPr>
+            <w:r>
+              <w:rPr>
+                <w:b w:val="0"/>
+                <w:i w:val="0"/>
+                <w:sz w:val="17"/>
+              </w:rPr>
+              <w:t>4,42</w:t>
+            </w:r>
+          </w:p>
+        </w:tc>
+      </w:tr>
+      <w:tr>
+        <w:tc>
+          <w:tcPr>
+            <w:tcW w:type="dxa" w:w="3969"/>
+            <w:vAlign w:val="center"/>
+          </w:tcPr>
+          <w:p>
+            <w:pPr>
+              <w:spacing w:after="20" w:before="20"/>
+            </w:pPr>
+            <w:r>
+              <w:rPr>
+                <w:b w:val="0"/>
+                <w:i w:val="0"/>
+                <w:sz w:val="17"/>
+              </w:rPr>
+              <w:t>eğim (°)</w:t>
+            </w:r>
+          </w:p>
+        </w:tc>
+        <w:tc>
+          <w:tcPr>
+            <w:tcW w:type="dxa" w:w="2835"/>
+            <w:vAlign w:val="center"/>
+          </w:tcPr>
+          <w:p>
+            <w:pPr>
+              <w:spacing w:after="20" w:before="20"/>
+            </w:pPr>
+            <w:r>
+              <w:rPr>
+                <w:b w:val="0"/>
+                <w:i w:val="0"/>
+                <w:sz w:val="17"/>
+              </w:rPr>
+              <w:t>30–35</w:t>
+            </w:r>
+          </w:p>
+        </w:tc>
+        <w:tc>
+          <w:tcPr>
+            <w:tcW w:type="dxa" w:w="1417"/>
+            <w:vAlign w:val="center"/>
+          </w:tcPr>
+          <w:p>
+            <w:pPr>
+              <w:spacing w:after="20" w:before="20"/>
+              <w:jc w:val="right"/>
+            </w:pPr>
+            <w:r>
+              <w:rPr>
+                <w:b w:val="0"/>
+                <w:i w:val="0"/>
+                <w:sz w:val="17"/>
+              </w:rPr>
+              <w:t>9,07</w:t>
+            </w:r>
+          </w:p>
+        </w:tc>
+      </w:tr>
+      <w:tr>
+        <w:tc>
+          <w:tcPr>
+            <w:tcW w:type="dxa" w:w="3969"/>
+            <w:shd w:val="clear" w:color="auto" w:fill="EEF2F8"/>
+            <w:vAlign w:val="center"/>
+          </w:tcPr>
+          <w:p>
+            <w:pPr>
+              <w:spacing w:after="20" w:before="20"/>
+            </w:pPr>
+            <w:r>
+              <w:rPr>
+                <w:b w:val="0"/>
+                <w:i w:val="0"/>
+                <w:sz w:val="17"/>
+              </w:rPr>
+              <w:t>eğim (°)</w:t>
+            </w:r>
+          </w:p>
+        </w:tc>
+        <w:tc>
+          <w:tcPr>
+            <w:tcW w:type="dxa" w:w="2835"/>
+            <w:shd w:val="clear" w:color="auto" w:fill="EEF2F8"/>
+            <w:vAlign w:val="center"/>
+          </w:tcPr>
+          <w:p>
+            <w:pPr>
+              <w:spacing w:after="20" w:before="20"/>
+            </w:pPr>
+            <w:r>
+              <w:rPr>
+                <w:b w:val="0"/>
+                <w:i w:val="0"/>
+                <w:sz w:val="17"/>
+              </w:rPr>
+              <w:t>35–40</w:t>
+            </w:r>
+          </w:p>
+        </w:tc>
+        <w:tc>
+          <w:tcPr>
+            <w:tcW w:type="dxa" w:w="1417"/>
+            <w:shd w:val="clear" w:color="auto" w:fill="EEF2F8"/>
+            <w:vAlign w:val="center"/>
+          </w:tcPr>
+          <w:p>
+            <w:pPr>
+              <w:spacing w:after="20" w:before="20"/>
+              <w:jc w:val="right"/>
+            </w:pPr>
+            <w:r>
+              <w:rPr>
+                <w:b w:val="0"/>
+                <w:i w:val="0"/>
+                <w:sz w:val="17"/>
+              </w:rPr>
+              <w:t>20,20</w:t>
+            </w:r>
+          </w:p>
+        </w:tc>
+      </w:tr>
+      <w:tr>
+        <w:tc>
+          <w:tcPr>
+            <w:tcW w:type="dxa" w:w="3969"/>
+            <w:vAlign w:val="center"/>
+          </w:tcPr>
+          <w:p>
+            <w:pPr>
+              <w:spacing w:after="20" w:before="20"/>
+            </w:pPr>
+            <w:r>
+              <w:rPr>
+                <w:b w:val="0"/>
+                <w:i w:val="0"/>
+                <w:sz w:val="17"/>
+              </w:rPr>
+              <w:t>eğim (°)</w:t>
+            </w:r>
+          </w:p>
+        </w:tc>
+        <w:tc>
+          <w:tcPr>
+            <w:tcW w:type="dxa" w:w="2835"/>
+            <w:vAlign w:val="center"/>
+          </w:tcPr>
+          <w:p>
+            <w:pPr>
+              <w:spacing w:after="20" w:before="20"/>
+            </w:pPr>
+            <w:r>
+              <w:rPr>
+                <w:b w:val="0"/>
+                <w:i w:val="0"/>
+                <w:sz w:val="17"/>
+              </w:rPr>
+              <w:t>40–90</w:t>
+            </w:r>
+          </w:p>
+        </w:tc>
+        <w:tc>
+          <w:tcPr>
+            <w:tcW w:type="dxa" w:w="1417"/>
+            <w:vAlign w:val="center"/>
+          </w:tcPr>
+          <w:p>
+            <w:pPr>
+              <w:spacing w:after="20" w:before="20"/>
+              <w:jc w:val="right"/>
+            </w:pPr>
+            <w:r>
+              <w:rPr>
+                <w:b w:val="0"/>
+                <w:i w:val="0"/>
+                <w:sz w:val="17"/>
+              </w:rPr>
+              <w:t>35,90</w:t>
+            </w:r>
+          </w:p>
+        </w:tc>
+      </w:tr>
+      <w:tr>
+        <w:tc>
+          <w:tcPr>
+            <w:tcW w:type="dxa" w:w="3969"/>
+            <w:shd w:val="clear" w:color="auto" w:fill="EEF2F8"/>
+            <w:vAlign w:val="center"/>
+          </w:tcPr>
+          <w:p>
+            <w:pPr>
+              <w:spacing w:after="20" w:before="20"/>
+            </w:pPr>
+            <w:r>
+              <w:rPr>
+                <w:b w:val="0"/>
+                <w:i w:val="0"/>
+                <w:sz w:val="17"/>
+              </w:rPr>
+              <w:t>faya uzaklık (km, GEM)</w:t>
+            </w:r>
+          </w:p>
+        </w:tc>
+        <w:tc>
+          <w:tcPr>
+            <w:tcW w:type="dxa" w:w="2835"/>
+            <w:shd w:val="clear" w:color="auto" w:fill="EEF2F8"/>
+            <w:vAlign w:val="center"/>
+          </w:tcPr>
+          <w:p>
+            <w:pPr>
+              <w:spacing w:after="20" w:before="20"/>
+            </w:pPr>
+            <w:r>
+              <w:rPr>
+                <w:b w:val="0"/>
+                <w:i w:val="0"/>
+                <w:sz w:val="17"/>
+              </w:rPr>
+              <w:t>0–2</w:t>
+            </w:r>
+          </w:p>
+        </w:tc>
+        <w:tc>
+          <w:tcPr>
+            <w:tcW w:type="dxa" w:w="1417"/>
+            <w:shd w:val="clear" w:color="auto" w:fill="EEF2F8"/>
+            <w:vAlign w:val="center"/>
+          </w:tcPr>
+          <w:p>
+            <w:pPr>
+              <w:spacing w:after="20" w:before="20"/>
+              <w:jc w:val="right"/>
+            </w:pPr>
+            <w:r>
+              <w:rPr>
+                <w:b w:val="0"/>
+                <w:i w:val="0"/>
+                <w:sz w:val="17"/>
+              </w:rPr>
+              <w:t>3,49</w:t>
+            </w:r>
+          </w:p>
+        </w:tc>
+      </w:tr>
+      <w:tr>
+        <w:tc>
+          <w:tcPr>
+            <w:tcW w:type="dxa" w:w="3969"/>
+            <w:vAlign w:val="center"/>
+          </w:tcPr>
+          <w:p>
+            <w:pPr>
+              <w:spacing w:after="20" w:before="20"/>
+            </w:pPr>
+            <w:r>
+              <w:rPr>
+                <w:b w:val="0"/>
+                <w:i w:val="0"/>
+                <w:sz w:val="17"/>
+              </w:rPr>
+              <w:t>faya uzaklık (km, GEM)</w:t>
+            </w:r>
+          </w:p>
+        </w:tc>
+        <w:tc>
+          <w:tcPr>
+            <w:tcW w:type="dxa" w:w="2835"/>
+            <w:vAlign w:val="center"/>
+          </w:tcPr>
+          <w:p>
+            <w:pPr>
+              <w:spacing w:after="20" w:before="20"/>
+            </w:pPr>
+            <w:r>
+              <w:rPr>
+                <w:b w:val="0"/>
+                <w:i w:val="0"/>
+                <w:sz w:val="17"/>
+              </w:rPr>
+              <w:t>2–5</w:t>
+            </w:r>
+          </w:p>
+        </w:tc>
+        <w:tc>
+          <w:tcPr>
+            <w:tcW w:type="dxa" w:w="1417"/>
+            <w:vAlign w:val="center"/>
+          </w:tcPr>
+          <w:p>
+            <w:pPr>
+              <w:spacing w:after="20" w:before="20"/>
+              <w:jc w:val="right"/>
+            </w:pPr>
+            <w:r>
+              <w:rPr>
+                <w:b w:val="0"/>
+                <w:i w:val="0"/>
+                <w:sz w:val="17"/>
+              </w:rPr>
+              <w:t>2,31</w:t>
+            </w:r>
+          </w:p>
+        </w:tc>
+      </w:tr>
+      <w:tr>
+        <w:tc>
+          <w:tcPr>
+            <w:tcW w:type="dxa" w:w="3969"/>
+            <w:shd w:val="clear" w:color="auto" w:fill="EEF2F8"/>
+            <w:vAlign w:val="center"/>
+          </w:tcPr>
+          <w:p>
+            <w:pPr>
+              <w:spacing w:after="20" w:before="20"/>
+            </w:pPr>
+            <w:r>
+              <w:rPr>
+                <w:b w:val="0"/>
+                <w:i w:val="0"/>
+                <w:sz w:val="17"/>
+              </w:rPr>
+              <w:t>faya uzaklık (km, GEM)</w:t>
+            </w:r>
+          </w:p>
+        </w:tc>
+        <w:tc>
+          <w:tcPr>
+            <w:tcW w:type="dxa" w:w="2835"/>
+            <w:shd w:val="clear" w:color="auto" w:fill="EEF2F8"/>
+            <w:vAlign w:val="center"/>
+          </w:tcPr>
+          <w:p>
+            <w:pPr>
+              <w:spacing w:after="20" w:before="20"/>
+            </w:pPr>
+            <w:r>
+              <w:rPr>
+                <w:b w:val="0"/>
+                <w:i w:val="0"/>
+                <w:sz w:val="17"/>
+              </w:rPr>
+              <w:t>5–10</w:t>
+            </w:r>
+          </w:p>
+        </w:tc>
+        <w:tc>
+          <w:tcPr>
+            <w:tcW w:type="dxa" w:w="1417"/>
+            <w:shd w:val="clear" w:color="auto" w:fill="EEF2F8"/>
+            <w:vAlign w:val="center"/>
+          </w:tcPr>
+          <w:p>
+            <w:pPr>
+              <w:spacing w:after="20" w:before="20"/>
+              <w:jc w:val="right"/>
+            </w:pPr>
+            <w:r>
+              <w:rPr>
+                <w:b w:val="0"/>
+                <w:i w:val="0"/>
+                <w:sz w:val="17"/>
+              </w:rPr>
+              <w:t>1,11</w:t>
+            </w:r>
+          </w:p>
+        </w:tc>
+      </w:tr>
+      <w:tr>
+        <w:tc>
+          <w:tcPr>
+            <w:tcW w:type="dxa" w:w="3969"/>
+            <w:vAlign w:val="center"/>
+          </w:tcPr>
+          <w:p>
+            <w:pPr>
+              <w:spacing w:after="20" w:before="20"/>
+            </w:pPr>
+            <w:r>
+              <w:rPr>
+                <w:b w:val="0"/>
+                <w:i w:val="0"/>
+                <w:sz w:val="17"/>
+              </w:rPr>
+              <w:t>faya uzaklık (km, GEM)</w:t>
+            </w:r>
+          </w:p>
+        </w:tc>
+        <w:tc>
+          <w:tcPr>
+            <w:tcW w:type="dxa" w:w="2835"/>
+            <w:vAlign w:val="center"/>
+          </w:tcPr>
+          <w:p>
+            <w:pPr>
+              <w:spacing w:after="20" w:before="20"/>
+            </w:pPr>
+            <w:r>
+              <w:rPr>
+                <w:b w:val="0"/>
+                <w:i w:val="0"/>
+                <w:sz w:val="17"/>
+              </w:rPr>
+              <w:t>10–20</w:t>
+            </w:r>
+          </w:p>
+        </w:tc>
+        <w:tc>
+          <w:tcPr>
+            <w:tcW w:type="dxa" w:w="1417"/>
+            <w:vAlign w:val="center"/>
+          </w:tcPr>
+          <w:p>
+            <w:pPr>
+              <w:spacing w:after="20" w:before="20"/>
+              <w:jc w:val="right"/>
+            </w:pPr>
+            <w:r>
+              <w:rPr>
+                <w:b w:val="0"/>
+                <w:i w:val="0"/>
+                <w:sz w:val="17"/>
+              </w:rPr>
+              <w:t>1,58</w:t>
+            </w:r>
+          </w:p>
+        </w:tc>
+      </w:tr>
+      <w:tr>
+        <w:tc>
+          <w:tcPr>
+            <w:tcW w:type="dxa" w:w="3969"/>
+            <w:shd w:val="clear" w:color="auto" w:fill="EEF2F8"/>
+            <w:vAlign w:val="center"/>
+          </w:tcPr>
+          <w:p>
+            <w:pPr>
+              <w:spacing w:after="20" w:before="20"/>
+            </w:pPr>
+            <w:r>
+              <w:rPr>
+                <w:b w:val="0"/>
+                <w:i w:val="0"/>
+                <w:sz w:val="17"/>
+              </w:rPr>
+              <w:t>faya uzaklık (km, GEM)</w:t>
+            </w:r>
+          </w:p>
+        </w:tc>
+        <w:tc>
+          <w:tcPr>
+            <w:tcW w:type="dxa" w:w="2835"/>
+            <w:shd w:val="clear" w:color="auto" w:fill="EEF2F8"/>
+            <w:vAlign w:val="center"/>
+          </w:tcPr>
+          <w:p>
+            <w:pPr>
+              <w:spacing w:after="20" w:before="20"/>
+            </w:pPr>
+            <w:r>
+              <w:rPr>
+                <w:b w:val="0"/>
+                <w:i w:val="0"/>
+                <w:sz w:val="17"/>
+              </w:rPr>
+              <w:t>20–40</w:t>
+            </w:r>
+          </w:p>
+        </w:tc>
+        <w:tc>
+          <w:tcPr>
+            <w:tcW w:type="dxa" w:w="1417"/>
+            <w:shd w:val="clear" w:color="auto" w:fill="EEF2F8"/>
+            <w:vAlign w:val="center"/>
+          </w:tcPr>
+          <w:p>
+            <w:pPr>
+              <w:spacing w:after="20" w:before="20"/>
+              <w:jc w:val="right"/>
+            </w:pPr>
+            <w:r>
+              <w:rPr>
+                <w:b w:val="0"/>
+                <w:i w:val="0"/>
+                <w:sz w:val="17"/>
+              </w:rPr>
+              <w:t>0,63</w:t>
+            </w:r>
+          </w:p>
+        </w:tc>
+      </w:tr>
+      <w:tr>
+        <w:tc>
+          <w:tcPr>
+            <w:tcW w:type="dxa" w:w="3969"/>
+            <w:vAlign w:val="center"/>
+          </w:tcPr>
+          <w:p>
+            <w:pPr>
+              <w:spacing w:after="20" w:before="20"/>
+            </w:pPr>
+            <w:r>
+              <w:rPr>
+                <w:b w:val="0"/>
+                <w:i w:val="0"/>
+                <w:sz w:val="17"/>
+              </w:rPr>
+              <w:t>faya uzaklık (km, GEM)</w:t>
+            </w:r>
+          </w:p>
+        </w:tc>
+        <w:tc>
+          <w:tcPr>
+            <w:tcW w:type="dxa" w:w="2835"/>
+            <w:vAlign w:val="center"/>
+          </w:tcPr>
+          <w:p>
+            <w:pPr>
+              <w:spacing w:after="20" w:before="20"/>
+            </w:pPr>
+            <w:r>
+              <w:rPr>
+                <w:b w:val="0"/>
+                <w:i w:val="0"/>
+                <w:sz w:val="17"/>
+              </w:rPr>
+              <w:t>40–300</w:t>
+            </w:r>
+          </w:p>
+        </w:tc>
+        <w:tc>
+          <w:tcPr>
+            <w:tcW w:type="dxa" w:w="1417"/>
+            <w:vAlign w:val="center"/>
+          </w:tcPr>
+          <w:p>
+            <w:pPr>
+              <w:spacing w:after="20" w:before="20"/>
+              <w:jc w:val="right"/>
+            </w:pPr>
+            <w:r>
+              <w:rPr>
+                <w:b w:val="0"/>
+                <w:i w:val="0"/>
+                <w:sz w:val="17"/>
+              </w:rPr>
+              <w:t>0,02</w:t>
+            </w:r>
+          </w:p>
+        </w:tc>
+      </w:tr>
+      <w:tr>
+        <w:tc>
+          <w:tcPr>
+            <w:tcW w:type="dxa" w:w="3969"/>
+            <w:shd w:val="clear" w:color="auto" w:fill="EEF2F8"/>
+            <w:vAlign w:val="center"/>
+          </w:tcPr>
+          <w:p>
+            <w:pPr>
+              <w:spacing w:after="20" w:before="20"/>
+            </w:pPr>
+            <w:r>
+              <w:rPr>
+                <w:b w:val="0"/>
+                <w:i w:val="0"/>
+                <w:sz w:val="17"/>
+              </w:rPr>
+              <w:t>2023 kırılmasına uzaklık (km)</w:t>
+            </w:r>
+          </w:p>
+        </w:tc>
+        <w:tc>
+          <w:tcPr>
+            <w:tcW w:type="dxa" w:w="2835"/>
+            <w:shd w:val="clear" w:color="auto" w:fill="EEF2F8"/>
+            <w:vAlign w:val="center"/>
+          </w:tcPr>
+          <w:p>
+            <w:pPr>
+              <w:spacing w:after="20" w:before="20"/>
+            </w:pPr>
+            <w:r>
+              <w:rPr>
+                <w:b w:val="0"/>
+                <w:i w:val="0"/>
+                <w:sz w:val="17"/>
+              </w:rPr>
+              <w:t>0–2</w:t>
+            </w:r>
+          </w:p>
+        </w:tc>
+        <w:tc>
+          <w:tcPr>
+            <w:tcW w:type="dxa" w:w="1417"/>
+            <w:shd w:val="clear" w:color="auto" w:fill="EEF2F8"/>
+            <w:vAlign w:val="center"/>
+          </w:tcPr>
+          <w:p>
+            <w:pPr>
+              <w:spacing w:after="20" w:before="20"/>
+              <w:jc w:val="right"/>
+            </w:pPr>
+            <w:r>
+              <w:rPr>
+                <w:b w:val="0"/>
+                <w:i w:val="0"/>
+                <w:sz w:val="17"/>
+              </w:rPr>
+              <w:t>6,32</w:t>
+            </w:r>
+          </w:p>
+        </w:tc>
+      </w:tr>
+      <w:tr>
+        <w:tc>
+          <w:tcPr>
+            <w:tcW w:type="dxa" w:w="3969"/>
+            <w:vAlign w:val="center"/>
+          </w:tcPr>
+          <w:p>
+            <w:pPr>
+              <w:spacing w:after="20" w:before="20"/>
+            </w:pPr>
+            <w:r>
+              <w:rPr>
+                <w:b w:val="0"/>
+                <w:i w:val="0"/>
+                <w:sz w:val="17"/>
+              </w:rPr>
+              <w:t>2023 kırılmasına uzaklık (km)</w:t>
+            </w:r>
+          </w:p>
+        </w:tc>
+        <w:tc>
+          <w:tcPr>
+            <w:tcW w:type="dxa" w:w="2835"/>
+            <w:vAlign w:val="center"/>
+          </w:tcPr>
+          <w:p>
+            <w:pPr>
+              <w:spacing w:after="20" w:before="20"/>
+            </w:pPr>
+            <w:r>
+              <w:rPr>
+                <w:b w:val="0"/>
+                <w:i w:val="0"/>
+                <w:sz w:val="17"/>
+              </w:rPr>
+              <w:t>2–5</w:t>
+            </w:r>
+          </w:p>
+        </w:tc>
+        <w:tc>
+          <w:tcPr>
+            <w:tcW w:type="dxa" w:w="1417"/>
+            <w:vAlign w:val="center"/>
+          </w:tcPr>
+          <w:p>
+            <w:pPr>
+              <w:spacing w:after="20" w:before="20"/>
+              <w:jc w:val="right"/>
+            </w:pPr>
+            <w:r>
+              <w:rPr>
+                <w:b w:val="0"/>
+                <w:i w:val="0"/>
+                <w:sz w:val="17"/>
+              </w:rPr>
+              <w:t>5,12</w:t>
+            </w:r>
+          </w:p>
+        </w:tc>
+      </w:tr>
+      <w:tr>
+        <w:tc>
+          <w:tcPr>
+            <w:tcW w:type="dxa" w:w="3969"/>
+            <w:shd w:val="clear" w:color="auto" w:fill="EEF2F8"/>
+            <w:vAlign w:val="center"/>
+          </w:tcPr>
+          <w:p>
+            <w:pPr>
+              <w:spacing w:after="20" w:before="20"/>
+            </w:pPr>
+            <w:r>
+              <w:rPr>
+                <w:b w:val="0"/>
+                <w:i w:val="0"/>
+                <w:sz w:val="17"/>
+              </w:rPr>
+              <w:t>2023 kırılmasına uzaklık (km)</w:t>
+            </w:r>
+          </w:p>
+        </w:tc>
+        <w:tc>
+          <w:tcPr>
+            <w:tcW w:type="dxa" w:w="2835"/>
+            <w:shd w:val="clear" w:color="auto" w:fill="EEF2F8"/>
+            <w:vAlign w:val="center"/>
+          </w:tcPr>
+          <w:p>
+            <w:pPr>
+              <w:spacing w:after="20" w:before="20"/>
+            </w:pPr>
+            <w:r>
+              <w:rPr>
+                <w:b w:val="0"/>
+                <w:i w:val="0"/>
+                <w:sz w:val="17"/>
+              </w:rPr>
+              <w:t>5–10</w:t>
+            </w:r>
+          </w:p>
+        </w:tc>
+        <w:tc>
+          <w:tcPr>
+            <w:tcW w:type="dxa" w:w="1417"/>
+            <w:shd w:val="clear" w:color="auto" w:fill="EEF2F8"/>
+            <w:vAlign w:val="center"/>
+          </w:tcPr>
+          <w:p>
+            <w:pPr>
+              <w:spacing w:after="20" w:before="20"/>
+              <w:jc w:val="right"/>
+            </w:pPr>
+            <w:r>
+              <w:rPr>
+                <w:b w:val="0"/>
+                <w:i w:val="0"/>
+                <w:sz w:val="17"/>
+              </w:rPr>
+              <w:t>3,46</w:t>
+            </w:r>
+          </w:p>
+        </w:tc>
+      </w:tr>
+      <w:tr>
+        <w:tc>
+          <w:tcPr>
+            <w:tcW w:type="dxa" w:w="3969"/>
+            <w:vAlign w:val="center"/>
+          </w:tcPr>
+          <w:p>
+            <w:pPr>
+              <w:spacing w:after="20" w:before="20"/>
+            </w:pPr>
+            <w:r>
+              <w:rPr>
+                <w:b w:val="0"/>
+                <w:i w:val="0"/>
+                <w:sz w:val="17"/>
+              </w:rPr>
+              <w:t>2023 kırılmasına uzaklık (km)</w:t>
+            </w:r>
+          </w:p>
+        </w:tc>
+        <w:tc>
+          <w:tcPr>
+            <w:tcW w:type="dxa" w:w="2835"/>
+            <w:vAlign w:val="center"/>
+          </w:tcPr>
+          <w:p>
+            <w:pPr>
+              <w:spacing w:after="20" w:before="20"/>
+            </w:pPr>
+            <w:r>
+              <w:rPr>
+                <w:b w:val="0"/>
+                <w:i w:val="0"/>
+                <w:sz w:val="17"/>
+              </w:rPr>
+              <w:t>10–20</w:t>
+            </w:r>
+          </w:p>
+        </w:tc>
+        <w:tc>
+          <w:tcPr>
+            <w:tcW w:type="dxa" w:w="1417"/>
+            <w:vAlign w:val="center"/>
+          </w:tcPr>
+          <w:p>
+            <w:pPr>
+              <w:spacing w:after="20" w:before="20"/>
+              <w:jc w:val="right"/>
+            </w:pPr>
+            <w:r>
+              <w:rPr>
+                <w:b w:val="0"/>
+                <w:i w:val="0"/>
+                <w:sz w:val="17"/>
+              </w:rPr>
+              <w:t>2,22</w:t>
+            </w:r>
+          </w:p>
+        </w:tc>
+      </w:tr>
+      <w:tr>
+        <w:tc>
+          <w:tcPr>
+            <w:tcW w:type="dxa" w:w="3969"/>
+            <w:shd w:val="clear" w:color="auto" w:fill="EEF2F8"/>
+            <w:vAlign w:val="center"/>
+          </w:tcPr>
+          <w:p>
+            <w:pPr>
+              <w:spacing w:after="20" w:before="20"/>
+            </w:pPr>
+            <w:r>
+              <w:rPr>
+                <w:b w:val="0"/>
+                <w:i w:val="0"/>
+                <w:sz w:val="17"/>
+              </w:rPr>
+              <w:t>2023 kırılmasına uzaklık (km)</w:t>
+            </w:r>
+          </w:p>
+        </w:tc>
+        <w:tc>
+          <w:tcPr>
+            <w:tcW w:type="dxa" w:w="2835"/>
+            <w:shd w:val="clear" w:color="auto" w:fill="EEF2F8"/>
+            <w:vAlign w:val="center"/>
+          </w:tcPr>
+          <w:p>
+            <w:pPr>
+              <w:spacing w:after="20" w:before="20"/>
+            </w:pPr>
+            <w:r>
+              <w:rPr>
+                <w:b w:val="0"/>
+                <w:i w:val="0"/>
+                <w:sz w:val="17"/>
+              </w:rPr>
+              <w:t>20–40</w:t>
+            </w:r>
+          </w:p>
+        </w:tc>
+        <w:tc>
+          <w:tcPr>
+            <w:tcW w:type="dxa" w:w="1417"/>
+            <w:shd w:val="clear" w:color="auto" w:fill="EEF2F8"/>
+            <w:vAlign w:val="center"/>
+          </w:tcPr>
+          <w:p>
+            <w:pPr>
+              <w:spacing w:after="20" w:before="20"/>
+              <w:jc w:val="right"/>
+            </w:pPr>
+            <w:r>
+              <w:rPr>
+                <w:b w:val="0"/>
+                <w:i w:val="0"/>
+                <w:sz w:val="17"/>
+              </w:rPr>
+              <w:t>1,27</w:t>
+            </w:r>
+          </w:p>
+        </w:tc>
+      </w:tr>
+      <w:tr>
+        <w:tc>
+          <w:tcPr>
+            <w:tcW w:type="dxa" w:w="3969"/>
+            <w:vAlign w:val="center"/>
+          </w:tcPr>
+          <w:p>
+            <w:pPr>
+              <w:spacing w:after="20" w:before="20"/>
+            </w:pPr>
+            <w:r>
+              <w:rPr>
+                <w:b w:val="0"/>
+                <w:i w:val="0"/>
+                <w:sz w:val="17"/>
+              </w:rPr>
+              <w:t>2023 kırılmasına uzaklık (km)</w:t>
+            </w:r>
+          </w:p>
+        </w:tc>
+        <w:tc>
+          <w:tcPr>
+            <w:tcW w:type="dxa" w:w="2835"/>
+            <w:vAlign w:val="center"/>
+          </w:tcPr>
+          <w:p>
+            <w:pPr>
+              <w:spacing w:after="20" w:before="20"/>
+            </w:pPr>
+            <w:r>
+              <w:rPr>
+                <w:b w:val="0"/>
+                <w:i w:val="0"/>
+                <w:sz w:val="17"/>
+              </w:rPr>
+              <w:t>40–300</w:t>
+            </w:r>
+          </w:p>
+        </w:tc>
+        <w:tc>
+          <w:tcPr>
+            <w:tcW w:type="dxa" w:w="1417"/>
+            <w:vAlign w:val="center"/>
+          </w:tcPr>
+          <w:p>
+            <w:pPr>
+              <w:spacing w:after="20" w:before="20"/>
+              <w:jc w:val="right"/>
+            </w:pPr>
+            <w:r>
+              <w:rPr>
+                <w:b w:val="0"/>
+                <w:i w:val="0"/>
+                <w:sz w:val="17"/>
+              </w:rPr>
+              <w:t>0,17</w:t>
+            </w:r>
+          </w:p>
+        </w:tc>
+      </w:tr>
+      <w:tr>
+        <w:tc>
+          <w:tcPr>
+            <w:tcW w:type="dxa" w:w="3969"/>
+            <w:shd w:val="clear" w:color="auto" w:fill="EEF2F8"/>
+            <w:vAlign w:val="center"/>
+          </w:tcPr>
+          <w:p>
+            <w:pPr>
+              <w:spacing w:after="20" w:before="20"/>
+            </w:pPr>
+            <w:r>
+              <w:rPr>
+                <w:b w:val="0"/>
+                <w:i w:val="0"/>
+                <w:sz w:val="17"/>
+              </w:rPr>
+              <w:t>arazi örtüsü (ESA WorldCover)</w:t>
+            </w:r>
+          </w:p>
+        </w:tc>
+        <w:tc>
+          <w:tcPr>
+            <w:tcW w:type="dxa" w:w="2835"/>
+            <w:shd w:val="clear" w:color="auto" w:fill="EEF2F8"/>
+            <w:vAlign w:val="center"/>
+          </w:tcPr>
+          <w:p>
+            <w:pPr>
+              <w:spacing w:after="20" w:before="20"/>
+            </w:pPr>
+            <w:r>
+              <w:rPr>
+                <w:b w:val="0"/>
+                <w:i w:val="0"/>
+                <w:sz w:val="17"/>
+              </w:rPr>
+              <w:t>Ağaç</w:t>
+            </w:r>
+          </w:p>
+        </w:tc>
+        <w:tc>
+          <w:tcPr>
+            <w:tcW w:type="dxa" w:w="1417"/>
+            <w:shd w:val="clear" w:color="auto" w:fill="EEF2F8"/>
+            <w:vAlign w:val="center"/>
+          </w:tcPr>
+          <w:p>
+            <w:pPr>
+              <w:spacing w:after="20" w:before="20"/>
+              <w:jc w:val="right"/>
+            </w:pPr>
+            <w:r>
+              <w:rPr>
+                <w:b w:val="0"/>
+                <w:i w:val="0"/>
+                <w:sz w:val="17"/>
+              </w:rPr>
+              <w:t>2,38</w:t>
+            </w:r>
+          </w:p>
+        </w:tc>
+      </w:tr>
+      <w:tr>
+        <w:tc>
+          <w:tcPr>
+            <w:tcW w:type="dxa" w:w="3969"/>
+            <w:vAlign w:val="center"/>
+          </w:tcPr>
+          <w:p>
+            <w:pPr>
+              <w:spacing w:after="20" w:before="20"/>
+            </w:pPr>
+            <w:r>
+              <w:rPr>
+                <w:b w:val="0"/>
+                <w:i w:val="0"/>
+                <w:sz w:val="17"/>
+              </w:rPr>
+              <w:t>arazi örtüsü (ESA WorldCover)</w:t>
+            </w:r>
+          </w:p>
+        </w:tc>
+        <w:tc>
+          <w:tcPr>
+            <w:tcW w:type="dxa" w:w="2835"/>
+            <w:vAlign w:val="center"/>
+          </w:tcPr>
+          <w:p>
+            <w:pPr>
+              <w:spacing w:after="20" w:before="20"/>
+            </w:pPr>
+            <w:r>
+              <w:rPr>
+                <w:b w:val="0"/>
+                <w:i w:val="0"/>
+                <w:sz w:val="17"/>
+              </w:rPr>
+              <w:t>Çalılık</w:t>
+            </w:r>
+          </w:p>
+        </w:tc>
+        <w:tc>
+          <w:tcPr>
+            <w:tcW w:type="dxa" w:w="1417"/>
+            <w:vAlign w:val="center"/>
+          </w:tcPr>
+          <w:p>
+            <w:pPr>
+              <w:spacing w:after="20" w:before="20"/>
+              <w:jc w:val="right"/>
+            </w:pPr>
+            <w:r>
+              <w:rPr>
+                <w:b w:val="0"/>
+                <w:i w:val="0"/>
+                <w:sz w:val="17"/>
+              </w:rPr>
+              <w:t>3,83</w:t>
+            </w:r>
+          </w:p>
+        </w:tc>
+      </w:tr>
+      <w:tr>
+        <w:tc>
+          <w:tcPr>
+            <w:tcW w:type="dxa" w:w="3969"/>
+            <w:shd w:val="clear" w:color="auto" w:fill="EEF2F8"/>
+            <w:vAlign w:val="center"/>
+          </w:tcPr>
+          <w:p>
+            <w:pPr>
+              <w:spacing w:after="20" w:before="20"/>
+            </w:pPr>
+            <w:r>
+              <w:rPr>
+                <w:b w:val="0"/>
+                <w:i w:val="0"/>
+                <w:sz w:val="17"/>
+              </w:rPr>
+              <w:t>arazi örtüsü (ESA WorldCover)</w:t>
+            </w:r>
+          </w:p>
+        </w:tc>
+        <w:tc>
+          <w:tcPr>
+            <w:tcW w:type="dxa" w:w="2835"/>
+            <w:shd w:val="clear" w:color="auto" w:fill="EEF2F8"/>
+            <w:vAlign w:val="center"/>
+          </w:tcPr>
+          <w:p>
+            <w:pPr>
+              <w:spacing w:after="20" w:before="20"/>
+            </w:pPr>
+            <w:r>
+              <w:rPr>
+                <w:b w:val="0"/>
+                <w:i w:val="0"/>
+                <w:sz w:val="17"/>
+              </w:rPr>
+              <w:t>Çayır</w:t>
+            </w:r>
+          </w:p>
+        </w:tc>
+        <w:tc>
+          <w:tcPr>
+            <w:tcW w:type="dxa" w:w="1417"/>
+            <w:shd w:val="clear" w:color="auto" w:fill="EEF2F8"/>
+            <w:vAlign w:val="center"/>
+          </w:tcPr>
+          <w:p>
+            <w:pPr>
+              <w:spacing w:after="20" w:before="20"/>
+              <w:jc w:val="right"/>
+            </w:pPr>
+            <w:r>
+              <w:rPr>
+                <w:b w:val="0"/>
+                <w:i w:val="0"/>
+                <w:sz w:val="17"/>
+              </w:rPr>
+              <w:t>1,38</w:t>
+            </w:r>
+          </w:p>
+        </w:tc>
+      </w:tr>
+      <w:tr>
+        <w:tc>
+          <w:tcPr>
+            <w:tcW w:type="dxa" w:w="3969"/>
+            <w:vAlign w:val="center"/>
+          </w:tcPr>
+          <w:p>
+            <w:pPr>
+              <w:spacing w:after="20" w:before="20"/>
+            </w:pPr>
+            <w:r>
+              <w:rPr>
+                <w:b w:val="0"/>
+                <w:i w:val="0"/>
+                <w:sz w:val="17"/>
+              </w:rPr>
+              <w:t>arazi örtüsü (ESA WorldCover)</w:t>
+            </w:r>
+          </w:p>
+        </w:tc>
+        <w:tc>
+          <w:tcPr>
+            <w:tcW w:type="dxa" w:w="2835"/>
+            <w:vAlign w:val="center"/>
+          </w:tcPr>
+          <w:p>
+            <w:pPr>
+              <w:spacing w:after="20" w:before="20"/>
+            </w:pPr>
+            <w:r>
+              <w:rPr>
+                <w:b w:val="0"/>
+                <w:i w:val="0"/>
+                <w:sz w:val="17"/>
+              </w:rPr>
+              <w:t>Tarım</w:t>
+            </w:r>
+          </w:p>
+        </w:tc>
+        <w:tc>
+          <w:tcPr>
+            <w:tcW w:type="dxa" w:w="1417"/>
+            <w:vAlign w:val="center"/>
+          </w:tcPr>
+          <w:p>
+            <w:pPr>
+              <w:spacing w:after="20" w:before="20"/>
+              <w:jc w:val="right"/>
+            </w:pPr>
+            <w:r>
+              <w:rPr>
+                <w:b w:val="0"/>
+                <w:i w:val="0"/>
+                <w:sz w:val="17"/>
+              </w:rPr>
+              <w:t>0,03</w:t>
+            </w:r>
+          </w:p>
+        </w:tc>
+      </w:tr>
+      <w:tr>
+        <w:tc>
+          <w:tcPr>
+            <w:tcW w:type="dxa" w:w="3969"/>
+            <w:shd w:val="clear" w:color="auto" w:fill="EEF2F8"/>
+            <w:vAlign w:val="center"/>
+          </w:tcPr>
+          <w:p>
+            <w:pPr>
+              <w:spacing w:after="20" w:before="20"/>
+            </w:pPr>
+            <w:r>
+              <w:rPr>
+                <w:b w:val="0"/>
+                <w:i w:val="0"/>
+                <w:sz w:val="17"/>
+              </w:rPr>
+              <w:t>arazi örtüsü (ESA WorldCover)</w:t>
+            </w:r>
+          </w:p>
+        </w:tc>
+        <w:tc>
+          <w:tcPr>
+            <w:tcW w:type="dxa" w:w="2835"/>
+            <w:shd w:val="clear" w:color="auto" w:fill="EEF2F8"/>
+            <w:vAlign w:val="center"/>
+          </w:tcPr>
+          <w:p>
+            <w:pPr>
+              <w:spacing w:after="20" w:before="20"/>
+            </w:pPr>
+            <w:r>
+              <w:rPr>
+                <w:b w:val="0"/>
+                <w:i w:val="0"/>
+                <w:sz w:val="17"/>
+              </w:rPr>
+              <w:t>Yapılaşma</w:t>
+            </w:r>
+          </w:p>
+        </w:tc>
+        <w:tc>
+          <w:tcPr>
+            <w:tcW w:type="dxa" w:w="1417"/>
+            <w:shd w:val="clear" w:color="auto" w:fill="EEF2F8"/>
+            <w:vAlign w:val="center"/>
+          </w:tcPr>
+          <w:p>
+            <w:pPr>
+              <w:spacing w:after="20" w:before="20"/>
+              <w:jc w:val="right"/>
+            </w:pPr>
+            <w:r>
+              <w:rPr>
+                <w:b w:val="0"/>
+                <w:i w:val="0"/>
+                <w:sz w:val="17"/>
+              </w:rPr>
+              <w:t>0,13</w:t>
+            </w:r>
+          </w:p>
+        </w:tc>
+      </w:tr>
+      <w:tr>
+        <w:tc>
+          <w:tcPr>
+            <w:tcW w:type="dxa" w:w="3969"/>
+            <w:vAlign w:val="center"/>
+          </w:tcPr>
+          <w:p>
+            <w:pPr>
+              <w:spacing w:after="20" w:before="20"/>
+            </w:pPr>
+            <w:r>
+              <w:rPr>
+                <w:b w:val="0"/>
+                <w:i w:val="0"/>
+                <w:sz w:val="17"/>
+              </w:rPr>
+              <w:t>arazi örtüsü (ESA WorldCover)</w:t>
+            </w:r>
+          </w:p>
+        </w:tc>
+        <w:tc>
+          <w:tcPr>
+            <w:tcW w:type="dxa" w:w="2835"/>
+            <w:vAlign w:val="center"/>
+          </w:tcPr>
+          <w:p>
+            <w:pPr>
+              <w:spacing w:after="20" w:before="20"/>
+            </w:pPr>
+            <w:r>
+              <w:rPr>
+                <w:b w:val="0"/>
+                <w:i w:val="0"/>
+                <w:sz w:val="17"/>
+              </w:rPr>
+              <w:t>Çıplak/seyrek</w:t>
+            </w:r>
+          </w:p>
+        </w:tc>
+        <w:tc>
+          <w:tcPr>
+            <w:tcW w:type="dxa" w:w="1417"/>
+            <w:vAlign w:val="center"/>
+          </w:tcPr>
+          <w:p>
+            <w:pPr>
+              <w:spacing w:after="20" w:before="20"/>
+              <w:jc w:val="right"/>
+            </w:pPr>
+            <w:r>
+              <w:rPr>
+                <w:b w:val="0"/>
+                <w:i w:val="0"/>
+                <w:sz w:val="17"/>
+              </w:rPr>
+              <w:t>2,23</w:t>
+            </w:r>
+          </w:p>
+        </w:tc>
+      </w:tr>
+      <w:tr>
+        <w:tc>
+          <w:tcPr>
+            <w:tcW w:type="dxa" w:w="3969"/>
+            <w:shd w:val="clear" w:color="auto" w:fill="EEF2F8"/>
+            <w:vAlign w:val="center"/>
+          </w:tcPr>
+          <w:p>
+            <w:pPr>
+              <w:spacing w:after="20" w:before="20"/>
+            </w:pPr>
+            <w:r>
+              <w:rPr>
+                <w:b w:val="0"/>
+                <w:i w:val="0"/>
+                <w:sz w:val="17"/>
+              </w:rPr>
+              <w:t>arazi örtüsü (ESA WorldCover)</w:t>
+            </w:r>
+          </w:p>
+        </w:tc>
+        <w:tc>
+          <w:tcPr>
+            <w:tcW w:type="dxa" w:w="2835"/>
+            <w:shd w:val="clear" w:color="auto" w:fill="EEF2F8"/>
+            <w:vAlign w:val="center"/>
+          </w:tcPr>
+          <w:p>
+            <w:pPr>
+              <w:spacing w:after="20" w:before="20"/>
+            </w:pPr>
+            <w:r>
+              <w:rPr>
+                <w:b w:val="0"/>
+                <w:i w:val="0"/>
+                <w:sz w:val="17"/>
+              </w:rPr>
+              <w:t>Su</w:t>
+            </w:r>
+          </w:p>
+        </w:tc>
+        <w:tc>
+          <w:tcPr>
+            <w:tcW w:type="dxa" w:w="1417"/>
+            <w:shd w:val="clear" w:color="auto" w:fill="EEF2F8"/>
+            <w:vAlign w:val="center"/>
+          </w:tcPr>
+          <w:p>
+            <w:pPr>
+              <w:spacing w:after="20" w:before="20"/>
+              <w:jc w:val="right"/>
+            </w:pPr>
+            <w:r>
+              <w:rPr>
+                <w:b w:val="0"/>
+                <w:i w:val="0"/>
+                <w:sz w:val="17"/>
+              </w:rPr>
+              <w:t>0,19</w:t>
+            </w:r>
+          </w:p>
+        </w:tc>
+      </w:tr>
+      <w:tr>
+        <w:tc>
+          <w:tcPr>
+            <w:tcW w:type="dxa" w:w="3969"/>
+            <w:vAlign w:val="center"/>
+          </w:tcPr>
+          <w:p>
+            <w:pPr>
+              <w:spacing w:after="20" w:before="20"/>
+            </w:pPr>
+            <w:r>
+              <w:rPr>
+                <w:b w:val="0"/>
+                <w:i w:val="0"/>
+                <w:sz w:val="17"/>
+              </w:rPr>
+              <w:t>arazi örtüsü (ESA WorldCover)</w:t>
+            </w:r>
+          </w:p>
+        </w:tc>
+        <w:tc>
+          <w:tcPr>
+            <w:tcW w:type="dxa" w:w="2835"/>
+            <w:vAlign w:val="center"/>
+          </w:tcPr>
+          <w:p>
+            <w:pPr>
+              <w:spacing w:after="20" w:before="20"/>
+            </w:pPr>
+            <w:r>
+              <w:rPr>
+                <w:b w:val="0"/>
+                <w:i w:val="0"/>
+                <w:sz w:val="17"/>
+              </w:rPr>
+              <w:t>Sulak alan</w:t>
+            </w:r>
+          </w:p>
+        </w:tc>
+        <w:tc>
+          <w:tcPr>
+            <w:tcW w:type="dxa" w:w="1417"/>
+            <w:vAlign w:val="center"/>
+          </w:tcPr>
+          <w:p>
+            <w:pPr>
+              <w:spacing w:after="20" w:before="20"/>
+              <w:jc w:val="right"/>
+            </w:pPr>
+            <w:r>
+              <w:rPr>
+                <w:b w:val="0"/>
+                <w:i w:val="0"/>
+                <w:sz w:val="17"/>
+              </w:rPr>
+              <w:t>0,00</w:t>
+            </w:r>
+          </w:p>
+        </w:tc>
+      </w:tr>
+    </w:tbl>
+    <w:p>
+      <w:pPr>
+        <w:spacing w:after="40"/>
+      </w:pPr>
+    </w:p>
+    <w:p>
+      <w:pPr>
+        <w:keepNext/>
+        <w:jc w:val="center"/>
+      </w:pPr>
+      <w:r>
+        <w:drawing>
+          <wp:inline xmlns:a="http://schemas.openxmlformats.org/drawingml/2006/main" xmlns:pic="http://schemas.openxmlformats.org/drawingml/2006/picture">
+            <wp:extent cx="5760000" cy="3264000"/>
+            <wp:docPr id="9" name="Picture 9"/>
+            <wp:cNvGraphicFramePr>
+              <a:graphicFrameLocks noChangeAspect="1"/>
+            </wp:cNvGraphicFramePr>
+            <a:graphic>
+              <a:graphicData uri="http://schemas.openxmlformats.org/drawingml/2006/picture">
+                <pic:pic>
+                  <pic:nvPicPr>
+                    <pic:cNvPr id="0" name="frequency_ratio.png"/>
+                    <pic:cNvPicPr/>
+                  </pic:nvPicPr>
+                  <pic:blipFill>
+                    <a:blip r:embed="rId17"/>
+                    <a:stretch>
+                      <a:fillRect/>
+                    </a:stretch>
+                  </pic:blipFill>
+                  <pic:spPr>
+                    <a:xfrm>
+                      <a:off x="0" y="0"/>
+                      <a:ext cx="5760000" cy="3264000"/>
+                    </a:xfrm>
+                    <a:prstGeom prst="rect"/>
+                  </pic:spPr>
+                </pic:pic>
+              </a:graphicData>
+            </a:graphic>
+          </wp:inline>
+        </w:drawing>
+      </w:r>
+    </w:p>
+    <w:p>
+      <w:pPr>
+        <w:spacing w:after="200"/>
+        <w:jc w:val="center"/>
+      </w:pPr>
+      <w:r>
+        <w:rPr>
+          <w:b w:val="0"/>
+          <w:i/>
+          <w:color w:val="595959"/>
+          <w:sz w:val="19"/>
+        </w:rPr>
+        <w:t>Şekil 9. Frekans Oranı (kırmızı: FR &gt; 1, heyelana yatkın).</w:t>
+      </w:r>
+    </w:p>
+    <w:p>
+      <w:r>
+        <w:rPr>
+          <w:b/>
+          <w:i w:val="0"/>
+        </w:rPr>
+        <w:t>“Heyelan yok” etiketinin kirliliği.</w:t>
+      </w:r>
+      <w:r>
+        <w:rPr>
+          <w:b w:val="0"/>
+          <w:i w:val="0"/>
+        </w:rPr>
+        <w:t xml:space="preserve"> Envanter kar ve gölge nedeniyle eksik olabilir; bu durumda “heyelan yok” noktalarının bir kısmı aslında haritalanmamış heyelandır. Negatif noktaların heyelanlara medyan uzaklığı 24,36 km; yalnızca %2.1’i 1 km’den yakın. Dört eğitim varyantı aynı test bölgelerinde karşılaştırıldı:</w:t>
+      </w:r>
+    </w:p>
+    <w:tbl>
+      <w:tblPr>
+        <w:tblStyle w:val="TableGrid"/>
+        <w:tblW w:type="auto" w:w="0"/>
+        <w:jc w:val="center"/>
+        <w:tblLayout w:type="fixed"/>
+        <w:tblLook w:firstColumn="1" w:firstRow="1" w:lastColumn="0" w:lastRow="0" w:noHBand="0" w:noVBand="1" w:val="04A0"/>
+        <w:tblBorders>
+          <w:top w:val="single" w:sz="4" w:color="C9CED6"/>
+          <w:left w:val="single" w:sz="4" w:color="C9CED6"/>
+          <w:bottom w:val="single" w:sz="4" w:color="C9CED6"/>
+          <w:right w:val="single" w:sz="4" w:color="C9CED6"/>
+          <w:insideH w:val="single" w:sz="4" w:color="C9CED6"/>
+          <w:insideV w:val="single" w:sz="4" w:color="C9CED6"/>
+        </w:tblBorders>
+      </w:tblPr>
+      <w:tblGrid>
+        <w:gridCol w:w="1900"/>
+        <w:gridCol w:w="1900"/>
+        <w:gridCol w:w="1900"/>
+        <w:gridCol w:w="1900"/>
+        <w:gridCol w:w="1900"/>
+      </w:tblGrid>
+      <w:tr>
+        <w:tc>
+          <w:tcPr>
+            <w:tcW w:type="dxa" w:w="3175"/>
+            <w:shd w:val="clear" w:color="auto" w:fill="1F3864"/>
+            <w:vAlign w:val="center"/>
+          </w:tcPr>
+          <w:p>
+            <w:pPr>
+              <w:spacing w:after="20" w:before="20"/>
+            </w:pPr>
+            <w:r/>
+            <w:r>
+              <w:rPr>
+                <w:b/>
+                <w:color w:val="FFFFFF"/>
+                <w:sz w:val="17"/>
+              </w:rPr>
+              <w:t>Eğitim varyantı</w:t>
+            </w:r>
+          </w:p>
+        </w:tc>
+        <w:tc>
+          <w:tcPr>
+            <w:tcW w:type="dxa" w:w="1644"/>
+            <w:shd w:val="clear" w:color="auto" w:fill="1F3864"/>
+            <w:vAlign w:val="center"/>
+          </w:tcPr>
+          <w:p>
+            <w:pPr>
+              <w:spacing w:after="20" w:before="20"/>
+              <w:jc w:val="right"/>
+            </w:pPr>
+            <w:r/>
+            <w:r>
+              <w:rPr>
+                <w:b/>
+                <w:color w:val="FFFFFF"/>
+                <w:sz w:val="17"/>
+              </w:rPr>
+              <w:t>ROC-AUC</w:t>
+            </w:r>
+          </w:p>
+        </w:tc>
+        <w:tc>
+          <w:tcPr>
+            <w:tcW w:type="dxa" w:w="1191"/>
+            <w:shd w:val="clear" w:color="auto" w:fill="1F3864"/>
+            <w:vAlign w:val="center"/>
+          </w:tcPr>
+          <w:p>
+            <w:pPr>
+              <w:spacing w:after="20" w:before="20"/>
+              <w:jc w:val="right"/>
+            </w:pPr>
+            <w:r/>
+            <w:r>
+              <w:rPr>
+                <w:b/>
+                <w:color w:val="FFFFFF"/>
+                <w:sz w:val="17"/>
+              </w:rPr>
+              <w:t>Dik arazi</w:t>
+            </w:r>
+          </w:p>
+        </w:tc>
+        <w:tc>
+          <w:tcPr>
+            <w:tcW w:type="dxa" w:w="1814"/>
+            <w:shd w:val="clear" w:color="auto" w:fill="1F3864"/>
+            <w:vAlign w:val="center"/>
+          </w:tcPr>
+          <w:p>
+            <w:pPr>
+              <w:spacing w:after="20" w:before="20"/>
+              <w:jc w:val="right"/>
+            </w:pPr>
+            <w:r/>
+            <w:r>
+              <w:rPr>
+                <w:b/>
+                <w:color w:val="FFFFFF"/>
+                <w:sz w:val="17"/>
+              </w:rPr>
+              <w:t>Kritik PGA (P=0,5)</w:t>
+            </w:r>
+          </w:p>
+        </w:tc>
+        <w:tc>
+          <w:tcPr>
+            <w:tcW w:type="dxa" w:w="1644"/>
+            <w:shd w:val="clear" w:color="auto" w:fill="1F3864"/>
+            <w:vAlign w:val="center"/>
+          </w:tcPr>
+          <w:p>
+            <w:pPr>
+              <w:spacing w:after="20" w:before="20"/>
+              <w:jc w:val="right"/>
+            </w:pPr>
+            <w:r/>
+            <w:r>
+              <w:rPr>
+                <w:b/>
+                <w:color w:val="FFFFFF"/>
+                <w:sz w:val="17"/>
+              </w:rPr>
+              <w:t>Başlangıç (LR=1)</w:t>
+            </w:r>
+          </w:p>
+        </w:tc>
+      </w:tr>
+      <w:tr>
+        <w:tc>
+          <w:tcPr>
+            <w:tcW w:type="dxa" w:w="3175"/>
+            <w:vAlign w:val="center"/>
+          </w:tcPr>
+          <w:p>
+            <w:pPr>
+              <w:spacing w:after="20" w:before="20"/>
+            </w:pPr>
+            <w:r>
+              <w:rPr>
+                <w:b w:val="0"/>
+                <w:i w:val="0"/>
+                <w:sz w:val="17"/>
+              </w:rPr>
+              <w:t>Temel (≥ 200 m)</w:t>
+            </w:r>
+          </w:p>
+        </w:tc>
+        <w:tc>
+          <w:tcPr>
+            <w:tcW w:type="dxa" w:w="1644"/>
+            <w:vAlign w:val="center"/>
+          </w:tcPr>
+          <w:p>
+            <w:pPr>
+              <w:spacing w:after="20" w:before="20"/>
+              <w:jc w:val="right"/>
+            </w:pPr>
+            <w:r>
+              <w:rPr>
+                <w:b w:val="0"/>
+                <w:i w:val="0"/>
+                <w:sz w:val="17"/>
+              </w:rPr>
+              <w:t>0,965 ± 0,014</w:t>
+            </w:r>
+          </w:p>
+        </w:tc>
+        <w:tc>
+          <w:tcPr>
+            <w:tcW w:type="dxa" w:w="1191"/>
+            <w:vAlign w:val="center"/>
+          </w:tcPr>
+          <w:p>
+            <w:pPr>
+              <w:spacing w:after="20" w:before="20"/>
+              <w:jc w:val="right"/>
+            </w:pPr>
+            <w:r>
+              <w:rPr>
+                <w:b w:val="0"/>
+                <w:i w:val="0"/>
+                <w:sz w:val="17"/>
+              </w:rPr>
+              <w:t>0,906</w:t>
+            </w:r>
+          </w:p>
+        </w:tc>
+        <w:tc>
+          <w:tcPr>
+            <w:tcW w:type="dxa" w:w="1814"/>
+            <w:vAlign w:val="center"/>
+          </w:tcPr>
+          <w:p>
+            <w:pPr>
+              <w:spacing w:after="20" w:before="20"/>
+              <w:jc w:val="right"/>
+            </w:pPr>
+            <w:r>
+              <w:rPr>
+                <w:b w:val="0"/>
+                <w:i w:val="0"/>
+                <w:sz w:val="17"/>
+              </w:rPr>
+              <w:t>0,57 ± 0,07 g</w:t>
+            </w:r>
+          </w:p>
+        </w:tc>
+        <w:tc>
+          <w:tcPr>
+            <w:tcW w:type="dxa" w:w="1644"/>
+            <w:vAlign w:val="center"/>
+          </w:tcPr>
+          <w:p>
+            <w:pPr>
+              <w:spacing w:after="20" w:before="20"/>
+              <w:jc w:val="right"/>
+            </w:pPr>
+            <w:r>
+              <w:rPr>
+                <w:b w:val="0"/>
+                <w:i w:val="0"/>
+                <w:sz w:val="17"/>
+              </w:rPr>
+              <w:t>0,06 ± 0,03 g</w:t>
+            </w:r>
+          </w:p>
+        </w:tc>
+      </w:tr>
+      <w:tr>
+        <w:tc>
+          <w:tcPr>
+            <w:tcW w:type="dxa" w:w="3175"/>
+            <w:shd w:val="clear" w:color="auto" w:fill="EEF2F8"/>
+            <w:vAlign w:val="center"/>
+          </w:tcPr>
+          <w:p>
+            <w:pPr>
+              <w:spacing w:after="20" w:before="20"/>
+            </w:pPr>
+            <w:r>
+              <w:rPr>
+                <w:b w:val="0"/>
+                <w:i w:val="0"/>
+                <w:sz w:val="17"/>
+              </w:rPr>
+              <w:t>Negatifler ≥ 1 km</w:t>
+            </w:r>
+          </w:p>
+        </w:tc>
+        <w:tc>
+          <w:tcPr>
+            <w:tcW w:type="dxa" w:w="1644"/>
+            <w:shd w:val="clear" w:color="auto" w:fill="EEF2F8"/>
+            <w:vAlign w:val="center"/>
+          </w:tcPr>
+          <w:p>
+            <w:pPr>
+              <w:spacing w:after="20" w:before="20"/>
+              <w:jc w:val="right"/>
+            </w:pPr>
+            <w:r>
+              <w:rPr>
+                <w:b w:val="0"/>
+                <w:i w:val="0"/>
+                <w:sz w:val="17"/>
+              </w:rPr>
+              <w:t>0,965 ± 0,013</w:t>
+            </w:r>
+          </w:p>
+        </w:tc>
+        <w:tc>
+          <w:tcPr>
+            <w:tcW w:type="dxa" w:w="1191"/>
+            <w:shd w:val="clear" w:color="auto" w:fill="EEF2F8"/>
+            <w:vAlign w:val="center"/>
+          </w:tcPr>
+          <w:p>
+            <w:pPr>
+              <w:spacing w:after="20" w:before="20"/>
+              <w:jc w:val="right"/>
+            </w:pPr>
+            <w:r>
+              <w:rPr>
+                <w:b w:val="0"/>
+                <w:i w:val="0"/>
+                <w:sz w:val="17"/>
+              </w:rPr>
+              <w:t>0,908</w:t>
+            </w:r>
+          </w:p>
+        </w:tc>
+        <w:tc>
+          <w:tcPr>
+            <w:tcW w:type="dxa" w:w="1814"/>
+            <w:shd w:val="clear" w:color="auto" w:fill="EEF2F8"/>
+            <w:vAlign w:val="center"/>
+          </w:tcPr>
+          <w:p>
+            <w:pPr>
+              <w:spacing w:after="20" w:before="20"/>
+              <w:jc w:val="right"/>
+            </w:pPr>
+            <w:r>
+              <w:rPr>
+                <w:b w:val="0"/>
+                <w:i w:val="0"/>
+                <w:sz w:val="17"/>
+              </w:rPr>
+              <w:t>0,52 ± 0,06 g</w:t>
+            </w:r>
+          </w:p>
+        </w:tc>
+        <w:tc>
+          <w:tcPr>
+            <w:tcW w:type="dxa" w:w="1644"/>
+            <w:shd w:val="clear" w:color="auto" w:fill="EEF2F8"/>
+            <w:vAlign w:val="center"/>
+          </w:tcPr>
+          <w:p>
+            <w:pPr>
+              <w:spacing w:after="20" w:before="20"/>
+              <w:jc w:val="right"/>
+            </w:pPr>
+            <w:r>
+              <w:rPr>
+                <w:b w:val="0"/>
+                <w:i w:val="0"/>
+                <w:sz w:val="17"/>
+              </w:rPr>
+              <w:t>0,06 ± 0,02 g</w:t>
+            </w:r>
+          </w:p>
+        </w:tc>
+      </w:tr>
+      <w:tr>
+        <w:tc>
+          <w:tcPr>
+            <w:tcW w:type="dxa" w:w="3175"/>
+            <w:vAlign w:val="center"/>
+          </w:tcPr>
+          <w:p>
+            <w:pPr>
+              <w:spacing w:after="20" w:before="20"/>
+            </w:pPr>
+            <w:r>
+              <w:rPr>
+                <w:b w:val="0"/>
+                <w:i w:val="0"/>
+                <w:sz w:val="17"/>
+              </w:rPr>
+              <w:t>Negatifler ≥ 2 km</w:t>
+            </w:r>
+          </w:p>
+        </w:tc>
+        <w:tc>
+          <w:tcPr>
+            <w:tcW w:type="dxa" w:w="1644"/>
+            <w:vAlign w:val="center"/>
+          </w:tcPr>
+          <w:p>
+            <w:pPr>
+              <w:spacing w:after="20" w:before="20"/>
+              <w:jc w:val="right"/>
+            </w:pPr>
+            <w:r>
+              <w:rPr>
+                <w:b w:val="0"/>
+                <w:i w:val="0"/>
+                <w:sz w:val="17"/>
+              </w:rPr>
+              <w:t>0,965 ± 0,014</w:t>
+            </w:r>
+          </w:p>
+        </w:tc>
+        <w:tc>
+          <w:tcPr>
+            <w:tcW w:type="dxa" w:w="1191"/>
+            <w:vAlign w:val="center"/>
+          </w:tcPr>
+          <w:p>
+            <w:pPr>
+              <w:spacing w:after="20" w:before="20"/>
+              <w:jc w:val="right"/>
+            </w:pPr>
+            <w:r>
+              <w:rPr>
+                <w:b w:val="0"/>
+                <w:i w:val="0"/>
+                <w:sz w:val="17"/>
+              </w:rPr>
+              <w:t>0,907</w:t>
+            </w:r>
+          </w:p>
+        </w:tc>
+        <w:tc>
+          <w:tcPr>
+            <w:tcW w:type="dxa" w:w="1814"/>
+            <w:vAlign w:val="center"/>
+          </w:tcPr>
+          <w:p>
+            <w:pPr>
+              <w:spacing w:after="20" w:before="20"/>
+              <w:jc w:val="right"/>
+            </w:pPr>
+            <w:r>
+              <w:rPr>
+                <w:b w:val="0"/>
+                <w:i w:val="0"/>
+                <w:sz w:val="17"/>
+              </w:rPr>
+              <w:t>0,46 ± 0,05 g</w:t>
+            </w:r>
+          </w:p>
+        </w:tc>
+        <w:tc>
+          <w:tcPr>
+            <w:tcW w:type="dxa" w:w="1644"/>
+            <w:vAlign w:val="center"/>
+          </w:tcPr>
+          <w:p>
+            <w:pPr>
+              <w:spacing w:after="20" w:before="20"/>
+              <w:jc w:val="right"/>
+            </w:pPr>
+            <w:r>
+              <w:rPr>
+                <w:b w:val="0"/>
+                <w:i w:val="0"/>
+                <w:sz w:val="17"/>
+              </w:rPr>
+              <w:t>0,09 ± 0,02 g</w:t>
+            </w:r>
+          </w:p>
+        </w:tc>
+      </w:tr>
+      <w:tr>
+        <w:tc>
+          <w:tcPr>
+            <w:tcW w:type="dxa" w:w="3175"/>
+            <w:shd w:val="clear" w:color="auto" w:fill="EEF2F8"/>
+            <w:vAlign w:val="center"/>
+          </w:tcPr>
+          <w:p>
+            <w:pPr>
+              <w:spacing w:after="20" w:before="20"/>
+            </w:pPr>
+            <w:r>
+              <w:rPr>
+                <w:b w:val="0"/>
+                <w:i w:val="0"/>
+                <w:sz w:val="17"/>
+              </w:rPr>
+              <w:t>PU-casus (%5 şüpheli negatif çıkarıldı)</w:t>
+            </w:r>
+          </w:p>
+        </w:tc>
+        <w:tc>
+          <w:tcPr>
+            <w:tcW w:type="dxa" w:w="1644"/>
+            <w:shd w:val="clear" w:color="auto" w:fill="EEF2F8"/>
+            <w:vAlign w:val="center"/>
+          </w:tcPr>
+          <w:p>
+            <w:pPr>
+              <w:spacing w:after="20" w:before="20"/>
+              <w:jc w:val="right"/>
+            </w:pPr>
+            <w:r>
+              <w:rPr>
+                <w:b w:val="0"/>
+                <w:i w:val="0"/>
+                <w:sz w:val="17"/>
+              </w:rPr>
+              <w:t>0,967 ± 0,011</w:t>
+            </w:r>
+          </w:p>
+        </w:tc>
+        <w:tc>
+          <w:tcPr>
+            <w:tcW w:type="dxa" w:w="1191"/>
+            <w:shd w:val="clear" w:color="auto" w:fill="EEF2F8"/>
+            <w:vAlign w:val="center"/>
+          </w:tcPr>
+          <w:p>
+            <w:pPr>
+              <w:spacing w:after="20" w:before="20"/>
+              <w:jc w:val="right"/>
+            </w:pPr>
+            <w:r>
+              <w:rPr>
+                <w:b w:val="0"/>
+                <w:i w:val="0"/>
+                <w:sz w:val="17"/>
+              </w:rPr>
+              <w:t>0,915</w:t>
+            </w:r>
+          </w:p>
+        </w:tc>
+        <w:tc>
+          <w:tcPr>
+            <w:tcW w:type="dxa" w:w="1814"/>
+            <w:shd w:val="clear" w:color="auto" w:fill="EEF2F8"/>
+            <w:vAlign w:val="center"/>
+          </w:tcPr>
+          <w:p>
+            <w:pPr>
+              <w:spacing w:after="20" w:before="20"/>
+              <w:jc w:val="right"/>
+            </w:pPr>
+            <w:r>
+              <w:rPr>
+                <w:b w:val="0"/>
+                <w:i w:val="0"/>
+                <w:sz w:val="17"/>
+              </w:rPr>
+              <w:t>0,35 ± 0,03 g</w:t>
+            </w:r>
+          </w:p>
+        </w:tc>
+        <w:tc>
+          <w:tcPr>
+            <w:tcW w:type="dxa" w:w="1644"/>
+            <w:shd w:val="clear" w:color="auto" w:fill="EEF2F8"/>
+            <w:vAlign w:val="center"/>
+          </w:tcPr>
+          <w:p>
+            <w:pPr>
+              <w:spacing w:after="20" w:before="20"/>
+              <w:jc w:val="right"/>
+            </w:pPr>
+            <w:r>
+              <w:rPr>
+                <w:b w:val="0"/>
+                <w:i w:val="0"/>
+                <w:sz w:val="17"/>
+              </w:rPr>
+              <w:t>0,04 ± 0,03 g</w:t>
+            </w:r>
+          </w:p>
+        </w:tc>
+      </w:tr>
+    </w:tbl>
+    <w:p>
+      <w:pPr>
+        <w:spacing w:after="40"/>
+      </w:pPr>
+    </w:p>
+    <w:p>
+      <w:r>
+        <w:rPr>
+          <w:b/>
+          <w:i w:val="0"/>
+        </w:rPr>
+        <w:t>Uydu doğrulaması.</w:t>
+      </w:r>
+      <w:r>
+        <w:rPr>
+          <w:b w:val="0"/>
+          <w:i w:val="0"/>
+        </w:rPr>
+        <w:t xml:space="preserve"> Her poligonda 2022 yazı → 2023 yazı Sentinel-2 bitki örtüsü (NDVI) ve parlaklık değişimi, çevresindeki halkaya göre ölçülecek şekilde hazırlandı (Google Earth Engine betiği gee/ndvi_change.js). Sinyal vermeyen poligonlar eğitimden çıkarılarak duyarlılık yeniden raporlanacak.</w:t>
+      </w:r>
+    </w:p>
+    <w:p>
+      <w:pPr>
         <w:pStyle w:val="Heading1"/>
       </w:pPr>
       <w:r>
@@ -7109,7 +9674,7 @@
       </w:r>
     </w:p>
     <w:sectPr>
-      <w:footerReference w:type="default" r:id="rId17"/>
+      <w:footerReference w:type="default" r:id="rId18"/>
       <w:pgSz w:w="11906" w:h="16838"/>
       <w:pgMar w:top="1202" w:right="1202" w:bottom="1202" w:left="1202" w:header="720" w:footer="720" w:gutter="0"/>
       <w:cols w:space="720"/>

--- a/Heyelan_Dijital_Twin_Rapor.docx
+++ b/Heyelan_Dijital_Twin_Rapor.docx
@@ -1576,7 +1576,7 @@
           <w:i w:val="0"/>
           <w:color w:val="1F3864"/>
         </w:rPr>
-        <w:t>≈ 0,62 g</w:t>
+        <w:t>≈ 0,59 g</w:t>
       </w:r>
       <w:r>
         <w:rPr>
@@ -1584,7 +1584,7 @@
           <w:i w:val="0"/>
           <w:color w:val="1F3864"/>
         </w:rPr>
-        <w:t>’de geçiyor (model belirsizliği 0,49–0,75 g). Ayrıca dik yamaçların heyelan lehine dönmeye başladığı eşik (LR = 1) ≈ 0,09 g; bu değer envanterden doğrudan hesaplanan ampirik eşikle (0,09 g) örtüşüyor.</w:t>
+        <w:t>’de geçiyor (model belirsizliği 0,50–0,80 g). Ayrıca dik yamaçların heyelan lehine dönmeye başladığı eşik (LR = 1) ≈ 0,08 g; bu değer envanterden doğrudan hesaplanan ampirik eşikle (0,09 g) örtüşüyor.</w:t>
       </w:r>
     </w:p>
     <w:p>
@@ -1719,7 +1719,7 @@
                 <w:i w:val="0"/>
                 <w:sz w:val="19"/>
               </w:rPr>
-              <w:t>0,62 g</w:t>
+              <w:t>0,59 g</w:t>
             </w:r>
           </w:p>
         </w:tc>
@@ -1739,7 +1739,7 @@
                 <w:i w:val="0"/>
                 <w:sz w:val="19"/>
               </w:rPr>
-              <w:t>Modeller 0,49–0,75 g; bootstrap %95: 0,60–0,63 g</w:t>
+              <w:t>Modeller 0,50–0,80 g; bootstrap %95: 0,58–0,60 g</w:t>
             </w:r>
           </w:p>
         </w:tc>
@@ -1782,7 +1782,7 @@
                 <w:i w:val="0"/>
                 <w:sz w:val="19"/>
               </w:rPr>
-              <w:t>0,09 g</w:t>
+              <w:t>0,08 g</w:t>
             </w:r>
           </w:p>
         </w:tc>
@@ -1803,7 +1803,7 @@
                 <w:i w:val="0"/>
                 <w:sz w:val="19"/>
               </w:rPr>
-              <w:t>Modeller 0,02–0,18 g</w:t>
+              <w:t>Modeller 0,02–0,16 g</w:t>
             </w:r>
           </w:p>
         </w:tc>
@@ -2138,7 +2138,7 @@
                 <w:i w:val="0"/>
                 <w:sz w:val="19"/>
               </w:rPr>
-              <w:t>0,45 ± 0,09 g</w:t>
+              <w:t>0,41 ± 0,05 g</w:t>
             </w:r>
           </w:p>
         </w:tc>
@@ -2158,7 +2158,7 @@
                 <w:i w:val="0"/>
                 <w:sz w:val="19"/>
               </w:rPr>
-              <w:t>0,45 g</w:t>
+              <w:t>0,41 g</w:t>
             </w:r>
           </w:p>
         </w:tc>
@@ -2178,7 +2178,7 @@
                 <w:i w:val="0"/>
                 <w:sz w:val="19"/>
               </w:rPr>
-              <w:t>0,966</w:t>
+              <w:t>0,965</w:t>
             </w:r>
           </w:p>
         </w:tc>
@@ -2221,7 +2221,7 @@
                 <w:i w:val="0"/>
                 <w:sz w:val="19"/>
               </w:rPr>
-              <w:t>0,45 ± 0,01 g</w:t>
+              <w:t>0,44 ± 0,02 g</w:t>
             </w:r>
           </w:p>
         </w:tc>
@@ -2242,7 +2242,7 @@
                 <w:i w:val="0"/>
                 <w:sz w:val="19"/>
               </w:rPr>
-              <w:t>0,22 g</w:t>
+              <w:t>0,21 g</w:t>
             </w:r>
           </w:p>
         </w:tc>
@@ -2304,7 +2304,7 @@
                 <w:i w:val="0"/>
                 <w:sz w:val="19"/>
               </w:rPr>
-              <w:t>0,74 ± 0,06 g</w:t>
+              <w:t>0,73 ± 0,08 g</w:t>
             </w:r>
           </w:p>
         </w:tc>
@@ -2324,7 +2324,7 @@
                 <w:i w:val="0"/>
                 <w:sz w:val="19"/>
               </w:rPr>
-              <w:t>0,16 g</w:t>
+              <w:t>0,13 g</w:t>
             </w:r>
           </w:p>
         </w:tc>
@@ -4148,7 +4148,7 @@
                 <w:i w:val="0"/>
                 <w:sz w:val="19"/>
               </w:rPr>
-              <w:t>0,908</w:t>
+              <w:t>0,909</w:t>
             </w:r>
           </w:p>
         </w:tc>
@@ -4169,7 +4169,7 @@
                 <w:i w:val="0"/>
                 <w:sz w:val="19"/>
               </w:rPr>
-              <w:t>0,829</w:t>
+              <w:t>0,830</w:t>
             </w:r>
           </w:p>
         </w:tc>
@@ -4191,6 +4191,112 @@
                 <w:sz w:val="19"/>
               </w:rPr>
               <w:t>%0,0</w:t>
+            </w:r>
+          </w:p>
+        </w:tc>
+      </w:tr>
+      <w:tr>
+        <w:tc>
+          <w:tcPr>
+            <w:tcW w:type="dxa" w:w="3175"/>
+            <w:shd w:val="clear" w:color="auto" w:fill="EEF2F8"/>
+            <w:vAlign w:val="center"/>
+          </w:tcPr>
+          <w:p>
+            <w:pPr>
+              <w:spacing w:after="20" w:before="20"/>
+            </w:pPr>
+            <w:r>
+              <w:rPr>
+                <w:b w:val="0"/>
+                <w:i w:val="0"/>
+                <w:sz w:val="19"/>
+              </w:rPr>
+              <w:t>PINN v2 + katmanlar — litolojisiz (ablasyon)</w:t>
+            </w:r>
+          </w:p>
+        </w:tc>
+        <w:tc>
+          <w:tcPr>
+            <w:tcW w:type="dxa" w:w="1871"/>
+            <w:shd w:val="clear" w:color="auto" w:fill="EEF2F8"/>
+            <w:vAlign w:val="center"/>
+          </w:tcPr>
+          <w:p>
+            <w:pPr>
+              <w:spacing w:after="20" w:before="20"/>
+              <w:jc w:val="right"/>
+            </w:pPr>
+            <w:r>
+              <w:rPr>
+                <w:b w:val="0"/>
+                <w:i w:val="0"/>
+                <w:sz w:val="19"/>
+              </w:rPr>
+              <w:t>0,967 ± 0,011</w:t>
+            </w:r>
+          </w:p>
+        </w:tc>
+        <w:tc>
+          <w:tcPr>
+            <w:tcW w:type="dxa" w:w="1587"/>
+            <w:shd w:val="clear" w:color="auto" w:fill="EEF2F8"/>
+            <w:vAlign w:val="center"/>
+          </w:tcPr>
+          <w:p>
+            <w:pPr>
+              <w:spacing w:after="20" w:before="20"/>
+              <w:jc w:val="right"/>
+            </w:pPr>
+            <w:r>
+              <w:rPr>
+                <w:b w:val="0"/>
+                <w:i w:val="0"/>
+                <w:sz w:val="19"/>
+              </w:rPr>
+              <w:t>0,913</w:t>
+            </w:r>
+          </w:p>
+        </w:tc>
+        <w:tc>
+          <w:tcPr>
+            <w:tcW w:type="dxa" w:w="1247"/>
+            <w:shd w:val="clear" w:color="auto" w:fill="EEF2F8"/>
+            <w:vAlign w:val="center"/>
+          </w:tcPr>
+          <w:p>
+            <w:pPr>
+              <w:spacing w:after="20" w:before="20"/>
+              <w:jc w:val="right"/>
+            </w:pPr>
+            <w:r>
+              <w:rPr>
+                <w:b w:val="0"/>
+                <w:i w:val="0"/>
+                <w:sz w:val="19"/>
+              </w:rPr>
+              <w:t>0,842</w:t>
+            </w:r>
+          </w:p>
+        </w:tc>
+        <w:tc>
+          <w:tcPr>
+            <w:tcW w:type="dxa" w:w="1587"/>
+            <w:shd w:val="clear" w:color="auto" w:fill="EEF2F8"/>
+            <w:vAlign w:val="center"/>
+          </w:tcPr>
+          <w:p>
+            <w:pPr>
+              <w:spacing w:after="20" w:before="20"/>
+              <w:jc w:val="right"/>
+            </w:pPr>
+            <w:r>
+              <w:rPr>
+                <w:b w:val="0"/>
+                <w:i w:val="0"/>
+                <w:sz w:val="19"/>
+              </w:rPr>
+              <w:t>%0,2</w:t>
             </w:r>
           </w:p>
         </w:tc>
@@ -4262,7 +4368,7 @@
           <w:b w:val="0"/>
           <w:i w:val="0"/>
         </w:rPr>
-        <w:t xml:space="preserve"> (“+ katmanlar” satırları) tüm modellerde ayırma gücünü belirgin artırdı: PINN v2 için AUC 0,947 → 0,965, dik arazide 0,887 → 0,908.</w:t>
+        <w:t xml:space="preserve"> (“+ katmanlar” satırları) tüm modellerde ayırma gücünü belirgin artırdı: PINN v2 için AUC 0,947 → 0,965, dik arazide 0,887 → 0,909.</w:t>
       </w:r>
     </w:p>
     <w:p>
@@ -4528,7 +4634,7 @@
                 <w:i w:val="0"/>
                 <w:sz w:val="19"/>
               </w:rPr>
-              <w:t>0,965</w:t>
+              <w:t>0,966</w:t>
             </w:r>
           </w:p>
         </w:tc>
@@ -4590,7 +4696,7 @@
                 <w:i w:val="0"/>
                 <w:sz w:val="19"/>
               </w:rPr>
-              <w:t>0,911</w:t>
+              <w:t>0,914</w:t>
             </w:r>
           </w:p>
         </w:tc>
@@ -4715,7 +4821,7 @@
                 <w:i w:val="0"/>
                 <w:sz w:val="19"/>
               </w:rPr>
-              <w:t>0,82</w:t>
+              <w:t>0,77</w:t>
             </w:r>
           </w:p>
         </w:tc>
@@ -4735,7 +4841,7 @@
                 <w:i w:val="0"/>
                 <w:sz w:val="19"/>
               </w:rPr>
-              <w:t>Gerçek heyelanların %82’ini yakalıyor</w:t>
+              <w:t>Gerçek heyelanların %77’ini yakalıyor</w:t>
             </w:r>
           </w:p>
         </w:tc>
@@ -4778,7 +4884,7 @@
                 <w:i w:val="0"/>
                 <w:sz w:val="19"/>
               </w:rPr>
-              <w:t>0,86</w:t>
+              <w:t>0,89</w:t>
             </w:r>
           </w:p>
         </w:tc>
@@ -4799,7 +4905,7 @@
                 <w:i w:val="0"/>
                 <w:sz w:val="19"/>
               </w:rPr>
-              <w:t>“Heyelan” dediğinin %86’i gerçekten heyelan</w:t>
+              <w:t>“Heyelan” dediğinin %89’i gerçekten heyelan</w:t>
             </w:r>
           </w:p>
         </w:tc>
@@ -4840,7 +4946,7 @@
                 <w:i w:val="0"/>
                 <w:sz w:val="19"/>
               </w:rPr>
-              <w:t>0,84</w:t>
+              <w:t>0,83</w:t>
             </w:r>
           </w:p>
         </w:tc>
@@ -4942,7 +5048,7 @@
           <w:i w:val="0"/>
           <w:sz w:val="20"/>
         </w:rPr>
-        <w:t>Karar eşiği (0,41) test setinde değil, ayrı doğrulama bölgelerinde F1’i maksimize edecek şekilde seçildi — bu, sonucun “şişirilmediğini” garanti eder.</w:t>
+        <w:t>Karar eşiği (0,48) test setinde değil, ayrı doğrulama bölgelerinde F1’i maksimize edecek şekilde seçildi — bu, sonucun “şişirilmediğini” garanti eder.</w:t>
       </w:r>
     </w:p>
     <w:p>
@@ -4966,7 +5072,7 @@
           <w:b/>
           <w:i w:val="0"/>
         </w:rPr>
-        <w:t>yükseklik &gt; PGA &gt; eğim &gt; log_tri &gt; litoloji</w:t>
+        <w:t>yükseklik &gt; PGA &gt; log_tri &gt; eğim &gt; log_relief</w:t>
       </w:r>
       <w:r>
         <w:rPr>
@@ -5116,7 +5222,7 @@
           <w:b/>
           <w:i w:val="0"/>
         </w:rPr>
-        <w:t>Spearman sıra korelasyonu ρ = 0,87</w:t>
+        <w:t>Spearman sıra korelasyonu ρ = 0,86</w:t>
       </w:r>
       <w:r>
         <w:rPr>
@@ -8445,6 +8551,849 @@
       </w:r>
     </w:p>
     <w:p>
+      <w:r>
+        <w:rPr>
+          <w:b w:val="0"/>
+          <w:i w:val="0"/>
+        </w:rPr>
+        <w:t>Sonuç: kullanılabilir poligonların %53’inde uydudan bağımsız heyelan izi doğrulandı; dik arka plan noktalarında olası kaçmış heyelan oranı %9.1 (eşiğin kendi taban değeri ≈ %10).</w:t>
+      </w:r>
+    </w:p>
+    <w:p>
+      <w:pPr>
+        <w:pStyle w:val="Heading2"/>
+      </w:pPr>
+      <w:r>
+        <w:t>5.8 Yağış Senaryosu: Deprem + Zemin Doygunluğu</w:t>
+      </w:r>
+    </w:p>
+    <w:p>
+      <w:r>
+        <w:rPr>
+          <w:b w:val="0"/>
+          <w:i w:val="0"/>
+        </w:rPr>
+        <w:t>Yağış, zemindeki boşluk suyu basıncını artırarak yamacın dayanımını düşürür. Su tablasının kayma yüzeyinin üzerinde m oranında (0 kuru, 1 yüzeye kadar doygun) olduğu kabul edildi: u = m·γw·z·cos²θ. Bu basınç güvenlik faktörünü ve kritik ivmeyi düşürür, Newmark kaymasını artırır. Fizik kısıtına bu ‘doygunluk yolu’ da eklendi: model, zemin ıslandıkça heyelan olasılığını düşüremez.</w:t>
+      </w:r>
+    </w:p>
+    <w:p>
+      <w:r>
+        <w:rPr>
+          <w:b w:val="0"/>
+          <w:i w:val="0"/>
+        </w:rPr>
+        <w:t>6 Şubat 2023 sabahı zemin ıslaktı: ERA5-Land kök bölgesi doygunluğu medyan 0,62, depremden önceki 30 günde medyan 70 mm yağış.</w:t>
+      </w:r>
+    </w:p>
+    <w:tbl>
+      <w:tblPr>
+        <w:tblStyle w:val="TableGrid"/>
+        <w:tblW w:type="auto" w:w="0"/>
+        <w:jc w:val="center"/>
+        <w:tblLayout w:type="fixed"/>
+        <w:tblLook w:firstColumn="1" w:firstRow="1" w:lastColumn="0" w:lastRow="0" w:noHBand="0" w:noVBand="1" w:val="04A0"/>
+        <w:tblBorders>
+          <w:top w:val="single" w:sz="4" w:color="C9CED6"/>
+          <w:left w:val="single" w:sz="4" w:color="C9CED6"/>
+          <w:bottom w:val="single" w:sz="4" w:color="C9CED6"/>
+          <w:right w:val="single" w:sz="4" w:color="C9CED6"/>
+          <w:insideH w:val="single" w:sz="4" w:color="C9CED6"/>
+          <w:insideV w:val="single" w:sz="4" w:color="C9CED6"/>
+        </w:tblBorders>
+      </w:tblPr>
+      <w:tblGrid>
+        <w:gridCol w:w="1900"/>
+        <w:gridCol w:w="1900"/>
+        <w:gridCol w:w="1900"/>
+        <w:gridCol w:w="1900"/>
+        <w:gridCol w:w="1900"/>
+      </w:tblGrid>
+      <w:tr>
+        <w:tc>
+          <w:tcPr>
+            <w:tcW w:type="dxa" w:w="1701"/>
+            <w:shd w:val="clear" w:color="auto" w:fill="1F3864"/>
+            <w:vAlign w:val="center"/>
+          </w:tcPr>
+          <w:p>
+            <w:pPr>
+              <w:spacing w:after="20" w:before="20"/>
+            </w:pPr>
+            <w:r/>
+            <w:r>
+              <w:rPr>
+                <w:b/>
+                <w:color w:val="FFFFFF"/>
+                <w:sz w:val="19"/>
+              </w:rPr>
+              <w:t>Doygunluk m</w:t>
+            </w:r>
+          </w:p>
+        </w:tc>
+        <w:tc>
+          <w:tcPr>
+            <w:tcW w:type="dxa" w:w="2041"/>
+            <w:shd w:val="clear" w:color="auto" w:fill="1F3864"/>
+            <w:vAlign w:val="center"/>
+          </w:tcPr>
+          <w:p>
+            <w:pPr>
+              <w:spacing w:after="20" w:before="20"/>
+              <w:jc w:val="right"/>
+            </w:pPr>
+            <w:r/>
+            <w:r>
+              <w:rPr>
+                <w:b/>
+                <w:color w:val="FFFFFF"/>
+                <w:sz w:val="19"/>
+              </w:rPr>
+              <w:t>Kritik PGA (P = 0,5)</w:t>
+            </w:r>
+          </w:p>
+        </w:tc>
+        <w:tc>
+          <w:tcPr>
+            <w:tcW w:type="dxa" w:w="1928"/>
+            <w:shd w:val="clear" w:color="auto" w:fill="1F3864"/>
+            <w:vAlign w:val="center"/>
+          </w:tcPr>
+          <w:p>
+            <w:pPr>
+              <w:spacing w:after="20" w:before="20"/>
+              <w:jc w:val="right"/>
+            </w:pPr>
+            <w:r/>
+            <w:r>
+              <w:rPr>
+                <w:b/>
+                <w:color w:val="FFFFFF"/>
+                <w:sz w:val="19"/>
+              </w:rPr>
+              <w:t>Başlangıç (LR = 1)</w:t>
+            </w:r>
+          </w:p>
+        </w:tc>
+        <w:tc>
+          <w:tcPr>
+            <w:tcW w:type="dxa" w:w="1814"/>
+            <w:shd w:val="clear" w:color="auto" w:fill="1F3864"/>
+            <w:vAlign w:val="center"/>
+          </w:tcPr>
+          <w:p>
+            <w:pPr>
+              <w:spacing w:after="20" w:before="20"/>
+              <w:jc w:val="right"/>
+            </w:pPr>
+            <w:r/>
+            <w:r>
+              <w:rPr>
+                <w:b/>
+                <w:color w:val="FFFFFF"/>
+                <w:sz w:val="19"/>
+              </w:rPr>
+              <w:t>Newmark %50</w:t>
+            </w:r>
+          </w:p>
+        </w:tc>
+        <w:tc>
+          <w:tcPr>
+            <w:tcW w:type="dxa" w:w="1701"/>
+            <w:shd w:val="clear" w:color="auto" w:fill="1F3864"/>
+            <w:vAlign w:val="center"/>
+          </w:tcPr>
+          <w:p>
+            <w:pPr>
+              <w:spacing w:after="20" w:before="20"/>
+              <w:jc w:val="right"/>
+            </w:pPr>
+            <w:r/>
+            <w:r>
+              <w:rPr>
+                <w:b/>
+                <w:color w:val="FFFFFF"/>
+                <w:sz w:val="19"/>
+              </w:rPr>
+              <w:t>Medyan Kᵧ</w:t>
+            </w:r>
+          </w:p>
+        </w:tc>
+      </w:tr>
+      <w:tr>
+        <w:tc>
+          <w:tcPr>
+            <w:tcW w:type="dxa" w:w="1701"/>
+            <w:vAlign w:val="center"/>
+          </w:tcPr>
+          <w:p>
+            <w:pPr>
+              <w:spacing w:after="20" w:before="20"/>
+            </w:pPr>
+            <w:r>
+              <w:rPr>
+                <w:b w:val="0"/>
+                <w:i w:val="0"/>
+                <w:sz w:val="19"/>
+              </w:rPr>
+              <w:t>0,00</w:t>
+            </w:r>
+          </w:p>
+        </w:tc>
+        <w:tc>
+          <w:tcPr>
+            <w:tcW w:type="dxa" w:w="2041"/>
+            <w:vAlign w:val="center"/>
+          </w:tcPr>
+          <w:p>
+            <w:pPr>
+              <w:spacing w:after="20" w:before="20"/>
+              <w:jc w:val="right"/>
+            </w:pPr>
+            <w:r>
+              <w:rPr>
+                <w:b w:val="0"/>
+                <w:i w:val="0"/>
+                <w:sz w:val="19"/>
+              </w:rPr>
+              <w:t>0,59 g</w:t>
+            </w:r>
+          </w:p>
+        </w:tc>
+        <w:tc>
+          <w:tcPr>
+            <w:tcW w:type="dxa" w:w="1928"/>
+            <w:vAlign w:val="center"/>
+          </w:tcPr>
+          <w:p>
+            <w:pPr>
+              <w:spacing w:after="20" w:before="20"/>
+              <w:jc w:val="right"/>
+            </w:pPr>
+            <w:r>
+              <w:rPr>
+                <w:b w:val="0"/>
+                <w:i w:val="0"/>
+                <w:sz w:val="19"/>
+              </w:rPr>
+              <w:t>0,08 g</w:t>
+            </w:r>
+          </w:p>
+        </w:tc>
+        <w:tc>
+          <w:tcPr>
+            <w:tcW w:type="dxa" w:w="1814"/>
+            <w:vAlign w:val="center"/>
+          </w:tcPr>
+          <w:p>
+            <w:pPr>
+              <w:spacing w:after="20" w:before="20"/>
+              <w:jc w:val="right"/>
+            </w:pPr>
+            <w:r>
+              <w:rPr>
+                <w:b w:val="0"/>
+                <w:i w:val="0"/>
+                <w:sz w:val="19"/>
+              </w:rPr>
+              <w:t>1,23 g</w:t>
+            </w:r>
+          </w:p>
+        </w:tc>
+        <w:tc>
+          <w:tcPr>
+            <w:tcW w:type="dxa" w:w="1701"/>
+            <w:vAlign w:val="center"/>
+          </w:tcPr>
+          <w:p>
+            <w:pPr>
+              <w:spacing w:after="20" w:before="20"/>
+              <w:jc w:val="right"/>
+            </w:pPr>
+            <w:r>
+              <w:rPr>
+                <w:b w:val="0"/>
+                <w:i w:val="0"/>
+                <w:sz w:val="19"/>
+              </w:rPr>
+              <w:t>0,243 g</w:t>
+            </w:r>
+          </w:p>
+        </w:tc>
+      </w:tr>
+      <w:tr>
+        <w:tc>
+          <w:tcPr>
+            <w:tcW w:type="dxa" w:w="1701"/>
+            <w:shd w:val="clear" w:color="auto" w:fill="EEF2F8"/>
+            <w:vAlign w:val="center"/>
+          </w:tcPr>
+          <w:p>
+            <w:pPr>
+              <w:spacing w:after="20" w:before="20"/>
+            </w:pPr>
+            <w:r>
+              <w:rPr>
+                <w:b w:val="0"/>
+                <w:i w:val="0"/>
+                <w:sz w:val="19"/>
+              </w:rPr>
+              <w:t>0,25</w:t>
+            </w:r>
+          </w:p>
+        </w:tc>
+        <w:tc>
+          <w:tcPr>
+            <w:tcW w:type="dxa" w:w="2041"/>
+            <w:shd w:val="clear" w:color="auto" w:fill="EEF2F8"/>
+            <w:vAlign w:val="center"/>
+          </w:tcPr>
+          <w:p>
+            <w:pPr>
+              <w:spacing w:after="20" w:before="20"/>
+              <w:jc w:val="right"/>
+            </w:pPr>
+            <w:r>
+              <w:rPr>
+                <w:b w:val="0"/>
+                <w:i w:val="0"/>
+                <w:sz w:val="19"/>
+              </w:rPr>
+              <w:t>0,56 g</w:t>
+            </w:r>
+          </w:p>
+        </w:tc>
+        <w:tc>
+          <w:tcPr>
+            <w:tcW w:type="dxa" w:w="1928"/>
+            <w:shd w:val="clear" w:color="auto" w:fill="EEF2F8"/>
+            <w:vAlign w:val="center"/>
+          </w:tcPr>
+          <w:p>
+            <w:pPr>
+              <w:spacing w:after="20" w:before="20"/>
+              <w:jc w:val="right"/>
+            </w:pPr>
+            <w:r>
+              <w:rPr>
+                <w:b w:val="0"/>
+                <w:i w:val="0"/>
+                <w:sz w:val="19"/>
+              </w:rPr>
+              <w:t>0,07 g</w:t>
+            </w:r>
+          </w:p>
+        </w:tc>
+        <w:tc>
+          <w:tcPr>
+            <w:tcW w:type="dxa" w:w="1814"/>
+            <w:shd w:val="clear" w:color="auto" w:fill="EEF2F8"/>
+            <w:vAlign w:val="center"/>
+          </w:tcPr>
+          <w:p>
+            <w:pPr>
+              <w:spacing w:after="20" w:before="20"/>
+              <w:jc w:val="right"/>
+            </w:pPr>
+            <w:r>
+              <w:rPr>
+                <w:b w:val="0"/>
+                <w:i w:val="0"/>
+                <w:sz w:val="19"/>
+              </w:rPr>
+              <w:t>0,91 g</w:t>
+            </w:r>
+          </w:p>
+        </w:tc>
+        <w:tc>
+          <w:tcPr>
+            <w:tcW w:type="dxa" w:w="1701"/>
+            <w:shd w:val="clear" w:color="auto" w:fill="EEF2F8"/>
+            <w:vAlign w:val="center"/>
+          </w:tcPr>
+          <w:p>
+            <w:pPr>
+              <w:spacing w:after="20" w:before="20"/>
+              <w:jc w:val="right"/>
+            </w:pPr>
+            <w:r>
+              <w:rPr>
+                <w:b w:val="0"/>
+                <w:i w:val="0"/>
+                <w:sz w:val="19"/>
+              </w:rPr>
+              <w:t>0,181 g</w:t>
+            </w:r>
+          </w:p>
+        </w:tc>
+      </w:tr>
+      <w:tr>
+        <w:tc>
+          <w:tcPr>
+            <w:tcW w:type="dxa" w:w="1701"/>
+            <w:vAlign w:val="center"/>
+          </w:tcPr>
+          <w:p>
+            <w:pPr>
+              <w:spacing w:after="20" w:before="20"/>
+            </w:pPr>
+            <w:r>
+              <w:rPr>
+                <w:b w:val="0"/>
+                <w:i w:val="0"/>
+                <w:sz w:val="19"/>
+              </w:rPr>
+              <w:t>0,50</w:t>
+            </w:r>
+          </w:p>
+        </w:tc>
+        <w:tc>
+          <w:tcPr>
+            <w:tcW w:type="dxa" w:w="2041"/>
+            <w:vAlign w:val="center"/>
+          </w:tcPr>
+          <w:p>
+            <w:pPr>
+              <w:spacing w:after="20" w:before="20"/>
+              <w:jc w:val="right"/>
+            </w:pPr>
+            <w:r>
+              <w:rPr>
+                <w:b w:val="0"/>
+                <w:i w:val="0"/>
+                <w:sz w:val="19"/>
+              </w:rPr>
+              <w:t>0,52 g</w:t>
+            </w:r>
+          </w:p>
+        </w:tc>
+        <w:tc>
+          <w:tcPr>
+            <w:tcW w:type="dxa" w:w="1928"/>
+            <w:vAlign w:val="center"/>
+          </w:tcPr>
+          <w:p>
+            <w:pPr>
+              <w:spacing w:after="20" w:before="20"/>
+              <w:jc w:val="right"/>
+            </w:pPr>
+            <w:r>
+              <w:rPr>
+                <w:b w:val="0"/>
+                <w:i w:val="0"/>
+                <w:sz w:val="19"/>
+              </w:rPr>
+              <w:t>0,05 g</w:t>
+            </w:r>
+          </w:p>
+        </w:tc>
+        <w:tc>
+          <w:tcPr>
+            <w:tcW w:type="dxa" w:w="1814"/>
+            <w:vAlign w:val="center"/>
+          </w:tcPr>
+          <w:p>
+            <w:pPr>
+              <w:spacing w:after="20" w:before="20"/>
+              <w:jc w:val="right"/>
+            </w:pPr>
+            <w:r>
+              <w:rPr>
+                <w:b w:val="0"/>
+                <w:i w:val="0"/>
+                <w:sz w:val="19"/>
+              </w:rPr>
+              <w:t>0,60 g</w:t>
+            </w:r>
+          </w:p>
+        </w:tc>
+        <w:tc>
+          <w:tcPr>
+            <w:tcW w:type="dxa" w:w="1701"/>
+            <w:vAlign w:val="center"/>
+          </w:tcPr>
+          <w:p>
+            <w:pPr>
+              <w:spacing w:after="20" w:before="20"/>
+              <w:jc w:val="right"/>
+            </w:pPr>
+            <w:r>
+              <w:rPr>
+                <w:b w:val="0"/>
+                <w:i w:val="0"/>
+                <w:sz w:val="19"/>
+              </w:rPr>
+              <w:t>0,119 g</w:t>
+            </w:r>
+          </w:p>
+        </w:tc>
+      </w:tr>
+      <w:tr>
+        <w:tc>
+          <w:tcPr>
+            <w:tcW w:type="dxa" w:w="1701"/>
+            <w:shd w:val="clear" w:color="auto" w:fill="EEF2F8"/>
+            <w:vAlign w:val="center"/>
+          </w:tcPr>
+          <w:p>
+            <w:pPr>
+              <w:spacing w:after="20" w:before="20"/>
+            </w:pPr>
+            <w:r>
+              <w:rPr>
+                <w:b w:val="0"/>
+                <w:i w:val="0"/>
+                <w:sz w:val="19"/>
+              </w:rPr>
+              <w:t>0,75</w:t>
+            </w:r>
+          </w:p>
+        </w:tc>
+        <w:tc>
+          <w:tcPr>
+            <w:tcW w:type="dxa" w:w="2041"/>
+            <w:shd w:val="clear" w:color="auto" w:fill="EEF2F8"/>
+            <w:vAlign w:val="center"/>
+          </w:tcPr>
+          <w:p>
+            <w:pPr>
+              <w:spacing w:after="20" w:before="20"/>
+              <w:jc w:val="right"/>
+            </w:pPr>
+            <w:r>
+              <w:rPr>
+                <w:b w:val="0"/>
+                <w:i w:val="0"/>
+                <w:sz w:val="19"/>
+              </w:rPr>
+              <w:t>0,47 g</w:t>
+            </w:r>
+          </w:p>
+        </w:tc>
+        <w:tc>
+          <w:tcPr>
+            <w:tcW w:type="dxa" w:w="1928"/>
+            <w:shd w:val="clear" w:color="auto" w:fill="EEF2F8"/>
+            <w:vAlign w:val="center"/>
+          </w:tcPr>
+          <w:p>
+            <w:pPr>
+              <w:spacing w:after="20" w:before="20"/>
+              <w:jc w:val="right"/>
+            </w:pPr>
+            <w:r>
+              <w:rPr>
+                <w:b w:val="0"/>
+                <w:i w:val="0"/>
+                <w:sz w:val="19"/>
+              </w:rPr>
+              <w:t>0,02 g</w:t>
+            </w:r>
+          </w:p>
+        </w:tc>
+        <w:tc>
+          <w:tcPr>
+            <w:tcW w:type="dxa" w:w="1814"/>
+            <w:shd w:val="clear" w:color="auto" w:fill="EEF2F8"/>
+            <w:vAlign w:val="center"/>
+          </w:tcPr>
+          <w:p>
+            <w:pPr>
+              <w:spacing w:after="20" w:before="20"/>
+              <w:jc w:val="right"/>
+            </w:pPr>
+            <w:r>
+              <w:rPr>
+                <w:b w:val="0"/>
+                <w:i w:val="0"/>
+                <w:sz w:val="19"/>
+              </w:rPr>
+              <w:t>0,29 g</w:t>
+            </w:r>
+          </w:p>
+        </w:tc>
+        <w:tc>
+          <w:tcPr>
+            <w:tcW w:type="dxa" w:w="1701"/>
+            <w:shd w:val="clear" w:color="auto" w:fill="EEF2F8"/>
+            <w:vAlign w:val="center"/>
+          </w:tcPr>
+          <w:p>
+            <w:pPr>
+              <w:spacing w:after="20" w:before="20"/>
+              <w:jc w:val="right"/>
+            </w:pPr>
+            <w:r>
+              <w:rPr>
+                <w:b w:val="0"/>
+                <w:i w:val="0"/>
+                <w:sz w:val="19"/>
+              </w:rPr>
+              <w:t>0,057 g</w:t>
+            </w:r>
+          </w:p>
+        </w:tc>
+      </w:tr>
+      <w:tr>
+        <w:tc>
+          <w:tcPr>
+            <w:tcW w:type="dxa" w:w="1701"/>
+            <w:vAlign w:val="center"/>
+          </w:tcPr>
+          <w:p>
+            <w:pPr>
+              <w:spacing w:after="20" w:before="20"/>
+            </w:pPr>
+            <w:r>
+              <w:rPr>
+                <w:b w:val="0"/>
+                <w:i w:val="0"/>
+                <w:sz w:val="19"/>
+              </w:rPr>
+              <w:t>1,00</w:t>
+            </w:r>
+          </w:p>
+        </w:tc>
+        <w:tc>
+          <w:tcPr>
+            <w:tcW w:type="dxa" w:w="2041"/>
+            <w:vAlign w:val="center"/>
+          </w:tcPr>
+          <w:p>
+            <w:pPr>
+              <w:spacing w:after="20" w:before="20"/>
+              <w:jc w:val="right"/>
+            </w:pPr>
+            <w:r>
+              <w:rPr>
+                <w:b w:val="0"/>
+                <w:i w:val="0"/>
+                <w:sz w:val="19"/>
+              </w:rPr>
+              <w:t>0,43 g</w:t>
+            </w:r>
+          </w:p>
+        </w:tc>
+        <w:tc>
+          <w:tcPr>
+            <w:tcW w:type="dxa" w:w="1928"/>
+            <w:vAlign w:val="center"/>
+          </w:tcPr>
+          <w:p>
+            <w:pPr>
+              <w:spacing w:after="20" w:before="20"/>
+              <w:jc w:val="right"/>
+            </w:pPr>
+            <w:r>
+              <w:rPr>
+                <w:b w:val="0"/>
+                <w:i w:val="0"/>
+                <w:sz w:val="19"/>
+              </w:rPr>
+              <w:t>0,02 g</w:t>
+            </w:r>
+          </w:p>
+        </w:tc>
+        <w:tc>
+          <w:tcPr>
+            <w:tcW w:type="dxa" w:w="1814"/>
+            <w:vAlign w:val="center"/>
+          </w:tcPr>
+          <w:p>
+            <w:pPr>
+              <w:spacing w:after="20" w:before="20"/>
+              <w:jc w:val="right"/>
+            </w:pPr>
+            <w:r>
+              <w:rPr>
+                <w:b w:val="0"/>
+                <w:i w:val="0"/>
+                <w:sz w:val="19"/>
+              </w:rPr>
+              <w:t>0,02 g</w:t>
+            </w:r>
+          </w:p>
+        </w:tc>
+        <w:tc>
+          <w:tcPr>
+            <w:tcW w:type="dxa" w:w="1701"/>
+            <w:vAlign w:val="center"/>
+          </w:tcPr>
+          <w:p>
+            <w:pPr>
+              <w:spacing w:after="20" w:before="20"/>
+              <w:jc w:val="right"/>
+            </w:pPr>
+            <w:r>
+              <w:rPr>
+                <w:b w:val="0"/>
+                <w:i w:val="0"/>
+                <w:sz w:val="19"/>
+              </w:rPr>
+              <w:t>0,000 g</w:t>
+            </w:r>
+          </w:p>
+        </w:tc>
+      </w:tr>
+    </w:tbl>
+    <w:p>
+      <w:pPr>
+        <w:spacing w:after="40"/>
+      </w:pPr>
+    </w:p>
+    <w:p>
+      <w:pPr>
+        <w:pStyle w:val="ListBullet"/>
+        <w:spacing w:after="60"/>
+      </w:pPr>
+      <w:r>
+        <w:rPr>
+          <w:b w:val="0"/>
+          <w:i w:val="0"/>
+        </w:rPr>
+        <w:t>Gerçek olay nemini kullanmak gözlemle uyumu artırıyor: saf fizik (Newmark) AUC 0,622 → 0,705, heyelanları yakalama oranı %10 → %24; PINN AUC 0,966 → 0,967.</w:t>
+      </w:r>
+    </w:p>
+    <w:p>
+      <w:pPr>
+        <w:pStyle w:val="ListBullet"/>
+        <w:spacing w:after="60"/>
+      </w:pPr>
+      <w:r>
+        <w:rPr>
+          <w:b w:val="0"/>
+          <w:i w:val="0"/>
+        </w:rPr>
+        <w:t>Yorum: 2023 heyelanları ıslak kış koşullarında gerçekleşti; kuru varsayım fiziği muhafazakâr kılıyor. Bu, deprem ve yağışı aynı fizik çerçevesinde birleştiren dijital ikizin ana katkısıdır.</w:t>
+      </w:r>
+    </w:p>
+    <w:p>
+      <w:pPr>
+        <w:keepNext/>
+        <w:jc w:val="center"/>
+      </w:pPr>
+      <w:r>
+        <w:drawing>
+          <wp:inline xmlns:a="http://schemas.openxmlformats.org/drawingml/2006/main" xmlns:pic="http://schemas.openxmlformats.org/drawingml/2006/picture">
+            <wp:extent cx="5760000" cy="2215385"/>
+            <wp:docPr id="10" name="Picture 10"/>
+            <wp:cNvGraphicFramePr>
+              <a:graphicFrameLocks noChangeAspect="1"/>
+            </wp:cNvGraphicFramePr>
+            <a:graphic>
+              <a:graphicData uri="http://schemas.openxmlformats.org/drawingml/2006/picture">
+                <pic:pic>
+                  <pic:nvPicPr>
+                    <pic:cNvPr id="0" name="rainfall_scenario_curves.png"/>
+                    <pic:cNvPicPr/>
+                  </pic:nvPicPr>
+                  <pic:blipFill>
+                    <a:blip r:embed="rId18"/>
+                    <a:stretch>
+                      <a:fillRect/>
+                    </a:stretch>
+                  </pic:blipFill>
+                  <pic:spPr>
+                    <a:xfrm>
+                      <a:off x="0" y="0"/>
+                      <a:ext cx="5760000" cy="2215385"/>
+                    </a:xfrm>
+                    <a:prstGeom prst="rect"/>
+                  </pic:spPr>
+                </pic:pic>
+              </a:graphicData>
+            </a:graphic>
+          </wp:inline>
+        </w:drawing>
+      </w:r>
+    </w:p>
+    <w:p>
+      <w:pPr>
+        <w:spacing w:after="200"/>
+        <w:jc w:val="center"/>
+      </w:pPr>
+      <w:r>
+        <w:rPr>
+          <w:b w:val="0"/>
+          <w:i/>
+          <w:color w:val="595959"/>
+          <w:sz w:val="19"/>
+        </w:rPr>
+        <w:t>Şekil 10. Zemin doygunluğu arttıkça tetiklenme daha düşük PGA’da başlıyor.</w:t>
+      </w:r>
+    </w:p>
+    <w:p>
+      <w:pPr>
+        <w:keepNext/>
+        <w:jc w:val="center"/>
+      </w:pPr>
+      <w:r>
+        <w:drawing>
+          <wp:inline xmlns:a="http://schemas.openxmlformats.org/drawingml/2006/main" xmlns:pic="http://schemas.openxmlformats.org/drawingml/2006/picture">
+            <wp:extent cx="5940000" cy="1455315"/>
+            <wp:docPr id="11" name="Picture 11"/>
+            <wp:cNvGraphicFramePr>
+              <a:graphicFrameLocks noChangeAspect="1"/>
+            </wp:cNvGraphicFramePr>
+            <a:graphic>
+              <a:graphicData uri="http://schemas.openxmlformats.org/drawingml/2006/picture">
+                <pic:pic>
+                  <pic:nvPicPr>
+                    <pic:cNvPr id="0" name="rainfall_maps.png"/>
+                    <pic:cNvPicPr/>
+                  </pic:nvPicPr>
+                  <pic:blipFill>
+                    <a:blip r:embed="rId19"/>
+                    <a:stretch>
+                      <a:fillRect/>
+                    </a:stretch>
+                  </pic:blipFill>
+                  <pic:spPr>
+                    <a:xfrm>
+                      <a:off x="0" y="0"/>
+                      <a:ext cx="5940000" cy="1455315"/>
+                    </a:xfrm>
+                    <a:prstGeom prst="rect"/>
+                  </pic:spPr>
+                </pic:pic>
+              </a:graphicData>
+            </a:graphic>
+          </wp:inline>
+        </w:drawing>
+      </w:r>
+    </w:p>
+    <w:p>
+      <w:pPr>
+        <w:spacing w:after="200"/>
+        <w:jc w:val="center"/>
+      </w:pPr>
+      <w:r>
+        <w:rPr>
+          <w:b w:val="0"/>
+          <w:i/>
+          <w:color w:val="595959"/>
+          <w:sz w:val="19"/>
+        </w:rPr>
+        <w:t>Şekil 11. Kuru ve 6 Şubat 2023 nemiyle duyarlılık; sağda fark.</w:t>
+      </w:r>
+    </w:p>
+    <w:p>
+      <w:pPr>
+        <w:pStyle w:val="Heading2"/>
+      </w:pPr>
+      <w:r>
+        <w:t>5.9 Litoloji Ablasyonu</w:t>
+      </w:r>
+    </w:p>
+    <w:p>
+      <w:r>
+        <w:rPr>
+          <w:b w:val="0"/>
+          <w:i w:val="0"/>
+        </w:rPr>
+        <w:t>Kaba litoloji proxy’sinin sonuçları belirleyip belirlemediği, tüm noktalara tek tip zemin atanarak sınandı: litolojisiz model AUC 0,967 ± 0,011 (litolojili 0,965). Proxy ayırma gücüne katkı vermiyor; resmi MTA haritasının yokluğu ana bulgular için engel değil. Litolojiye özgü çıktılar (tasarım tablosu) gösterge niteliğindedir.</w:t>
+      </w:r>
+    </w:p>
+    <w:p>
       <w:pPr>
         <w:pStyle w:val="Heading1"/>
       </w:pPr>
@@ -8942,7 +9891,7 @@
                 <w:i w:val="0"/>
                 <w:sz w:val="19"/>
               </w:rPr>
-              <w:t>0,62 g (0,49–0,75 g), Dₙ her PGA’da yeniden hesaplanıyor</w:t>
+              <w:t>0,59 g (0,50–0,80 g), Dₙ her PGA’da yeniden hesaplanıyor</w:t>
             </w:r>
           </w:p>
         </w:tc>
@@ -9125,7 +10074,7 @@
                 <w:i w:val="0"/>
                 <w:sz w:val="19"/>
               </w:rPr>
-              <w:t>Sayısal: Spearman ρ = 0,87</w:t>
+              <w:t>Sayısal: Spearman ρ = 0,86</w:t>
             </w:r>
           </w:p>
         </w:tc>
@@ -9350,7 +10299,7 @@
           <w:b w:val="0"/>
           <w:i w:val="0"/>
         </w:rPr>
-        <w:t xml:space="preserve"> Resmi MTA jeoloji haritası yerine Macrostrat API kullanıldı (~5 km çözünürlük; duyarlılık haritasındaki dikdörtgen bloklar bunun izidir). Dayanım değerleri sınıf ortalamalarıdır. Resmi harita edinilince değiştirilecek; bu, en büyük iyileştirme fırsatıdır.</w:t>
+        <w:t xml:space="preserve"> Resmi MTA jeoloji haritası yerine Macrostrat API kullanıldı (~5 km çözünürlük; duyarlılık haritasındaki dikdörtgen bloklar bunun izidir). Ablasyon, proxy’nin ayırma gücünü belirlemediğini gösteriyor (Bölüm 5.9). Dayanım değerleri sınıf ortalamalarıdır. Resmi harita edinilince değiştirilecek; bu, en büyük iyileştirme fırsatıdır.</w:t>
       </w:r>
     </w:p>
     <w:p>
@@ -9472,7 +10421,7 @@
                 <w:i w:val="0"/>
                 <w:sz w:val="20"/>
               </w:rPr>
-              <w:t>Gerçek verilerle beslenen, fizik + yapay zekâ hibrit bir dijital ikiz; eğitimde görmediği bölgelerde ROC-AUC 0,965 başarımla ve fiziksel olarak tutarlı biçimde, dik yamaçların ≈ 0,62 g PGA’da (belirsizlik 0,49–0,75 g) heyelan sınıfına geçtiğini; heyelan lehine başlangıcın ise ≈ 0,09 g olduğunu ortaya koyar.</w:t>
+              <w:t>Gerçek verilerle beslenen, fizik + yapay zekâ hibrit bir dijital ikiz; eğitimde görmediği bölgelerde ROC-AUC 0,965 başarımla ve fiziksel olarak tutarlı biçimde, dik yamaçların ≈ 0,59 g PGA’da (belirsizlik 0,50–0,80 g) heyelan sınıfına geçtiğini; heyelan lehine başlangıcın ise ≈ 0,08 g olduğunu ortaya koyar.</w:t>
             </w:r>
           </w:p>
         </w:tc>
@@ -9673,8 +10622,50 @@
         <w:t>Peters S.E., Husson J.M., Czaplewski J. (2018). Macrostrat. Geochemistry, Geophysics, Geosystems 19: 1393–1409.</w:t>
       </w:r>
     </w:p>
+    <w:p>
+      <w:pPr>
+        <w:spacing w:after="60"/>
+        <w:ind w:left="340" w:hanging="340"/>
+      </w:pPr>
+      <w:r>
+        <w:rPr>
+          <w:b w:val="0"/>
+          <w:i w:val="0"/>
+          <w:sz w:val="19"/>
+        </w:rPr>
+        <w:t>Iverson R.M. (2000). Landslide triggering by rain infiltration. Water Resources Research 36(7): 1897–1910.</w:t>
+      </w:r>
+    </w:p>
+    <w:p>
+      <w:pPr>
+        <w:spacing w:after="60"/>
+        <w:ind w:left="340" w:hanging="340"/>
+      </w:pPr>
+      <w:r>
+        <w:rPr>
+          <w:b w:val="0"/>
+          <w:i w:val="0"/>
+          <w:sz w:val="19"/>
+        </w:rPr>
+        <w:t>Muñoz-Sabater J. ve ark. (2021). ERA5-Land: a state-of-the-art global reanalysis dataset for land applications. Earth System Science Data 13: 4349–4383.</w:t>
+      </w:r>
+    </w:p>
+    <w:p>
+      <w:pPr>
+        <w:spacing w:after="60"/>
+        <w:ind w:left="340" w:hanging="340"/>
+      </w:pPr>
+      <w:r>
+        <w:rPr>
+          <w:b w:val="0"/>
+          <w:i w:val="0"/>
+          <w:sz w:val="19"/>
+        </w:rPr>
+        <w:t>Elkan C., Noto K. (2008). Learning classifiers from only positive and unlabeled data. KDD 2008: 213–220.</w:t>
+      </w:r>
+    </w:p>
     <w:sectPr>
-      <w:footerReference w:type="default" r:id="rId18"/>
+      <w:footerReference w:type="default" r:id="rId20"/>
       <w:pgSz w:w="11906" w:h="16838"/>
       <w:pgMar w:top="1202" w:right="1202" w:bottom="1202" w:left="1202" w:header="720" w:footer="720" w:gutter="0"/>
       <w:cols w:space="720"/>
